--- a/TestWord_1/F_DOGOVIR-NA-UPRAVLINNYA-PRAVAMI-Avtora-2018-1_.docx
+++ b/TestWord_1/F_DOGOVIR-NA-UPRAVLINNYA-PRAVAMI-Avtora-2018-1_.docx
@@ -4,22 +4,17 @@
   <w:body>
     <w:p>
       <w:pPr>
-        <w:pStyle w:val="1"/>
+        <w:rPr>
+          <w:lang w:val="uk-UA"/>
+        </w:rPr>
+      </w:pPr>
+    </w:p>
+    <w:p>
+      <w:pPr>
         <w:jc w:val="center"/>
-      </w:pPr>
-    </w:p>
-    <w:p>
-      <w:pPr>
-        <w:jc w:val="center"/>
-        <w:rPr>
-          <w:lang w:val="uk-UA"/>
-        </w:rPr>
-      </w:pPr>
-    </w:p>
-    <w:p>
-      <w:pPr>
-        <w:jc w:val="center"/>
-        <w:rPr>
+        <w:rPr>
+          <w:sz w:val="28"/>
+          <w:szCs w:val="28"/>
           <w:lang w:val="uk-UA"/>
         </w:rPr>
       </w:pPr>
@@ -212,6 +207,7 @@
       <w:sdt>
         <w:sdtPr>
           <w:rPr>
+            <w:color w:val="000000" w:themeColor="text1"/>
             <w:sz w:val="28"/>
             <w:szCs w:val="28"/>
             <w:lang w:val="uk-UA"/>
@@ -434,19 +430,19 @@
     <w:sdt>
       <w:sdtPr>
         <w:rPr>
-          <w:rFonts w:ascii="Calibri" w:hAnsi="Calibri" w:cs="Calibri"/>
-          <w:color w:val="FF0000"/>
-          <w:sz w:val="16"/>
-          <w:szCs w:val="16"/>
+          <w:color w:val="000000" w:themeColor="text1"/>
+          <w:sz w:val="28"/>
+          <w:szCs w:val="28"/>
           <w:lang w:val="en-US"/>
         </w:rPr>
-        <w:alias w:val="СstName"/>
-        <w:tag w:val="СstName"/>
+        <w:alias w:val="CstName"/>
+        <w:tag w:val="CstName"/>
         <w:id w:val="-1956546301"/>
         <w:placeholder>
           <w:docPart w:val="98518950C15044288EB55986CD0239E9"/>
         </w:placeholder>
         <w:showingPlcHdr/>
+        <w15:color w:val="000000"/>
         <w15:appearance w15:val="tags"/>
         <w:text/>
       </w:sdtPr>
@@ -468,6 +464,9 @@
             <w:rPr>
               <w:rStyle w:val="af9"/>
               <w:rFonts w:eastAsiaTheme="minorHAnsi"/>
+              <w:color w:val="auto"/>
+              <w:sz w:val="22"/>
+              <w:szCs w:val="22"/>
             </w:rPr>
             <w:t>Место для ввода текста.</w:t>
           </w:r>
@@ -1045,8 +1044,8 @@
             <w:szCs w:val="22"/>
             <w:lang w:val="uk-UA"/>
           </w:rPr>
-          <w:alias w:val="СstName"/>
-          <w:tag w:val="СstName"/>
+          <w:alias w:val="CstName"/>
+          <w:tag w:val="CstName"/>
           <w:id w:val="-257986323"/>
           <w:placeholder>
             <w:docPart w:val="DFE4253A826A41CB86C331DD4083B104"/>
@@ -2052,6 +2051,7 @@
           <w:docPartGallery w:val="Tables"/>
         </w:docPartList>
       </w:sdtPr>
+      <w:sdtEndPr/>
       <w:sdtContent>
         <w:p>
           <w:pPr>
@@ -2229,6 +2229,7 @@
           <w:docPartGallery w:val="Tables"/>
         </w:docPartList>
       </w:sdtPr>
+      <w:sdtEndPr/>
       <w:sdtContent>
         <w:p>
           <w:pPr>
@@ -2346,8 +2347,6 @@
         <w:t>:</w:t>
       </w:r>
     </w:p>
-    <w:bookmarkStart w:id="1" w:name="_GoBack" w:displacedByCustomXml="next"/>
-    <w:bookmarkEnd w:id="1" w:displacedByCustomXml="next"/>
     <w:sdt>
       <w:sdtPr>
         <w:rPr>
@@ -2357,8 +2356,8 @@
           <w:szCs w:val="20"/>
           <w:lang w:val="uk-UA"/>
         </w:rPr>
-        <w:alias w:val="TableTrrNotUse"/>
-        <w:tag w:val="TableTrrNotUse"/>
+        <w:alias w:val="TableTrrNotUs"/>
+        <w:tag w:val="TableTrrNotUs"/>
         <w:id w:val="-398902194"/>
         <w:placeholder>
           <w:docPart w:val="DefaultPlaceholder_-1854013437"/>
@@ -2368,7 +2367,9 @@
           <w:docPartGallery w:val="Tables"/>
         </w:docPartList>
       </w:sdtPr>
+      <w:sdtEndPr/>
       <w:sdtContent>
+        <w:bookmarkStart w:id="1" w:name="_GoBack" w:displacedByCustomXml="prev"/>
         <w:p>
           <w:pPr>
             <w:pStyle w:val="11"/>
@@ -2432,6 +2433,7 @@
             </w:rPr>
           </w:pPr>
         </w:p>
+        <w:bookmarkEnd w:id="1" w:displacedByCustomXml="next"/>
       </w:sdtContent>
     </w:sdt>
     <w:p>
@@ -7552,7 +7554,7 @@
                 <w:tag w:val="СstPhoneWork"/>
                 <w:id w:val="739369011"/>
                 <w:placeholder>
-                  <w:docPart w:val="DefaultPlaceholder_-1854013440"/>
+                  <w:docPart w:val="1C4B464C7C4A4464BA71CE2F2FA80C77"/>
                 </w:placeholder>
                 <w:showingPlcHdr/>
                 <w15:appearance w15:val="tags"/>
@@ -7641,7 +7643,7 @@
                 <w:tag w:val="СstEmail"/>
                 <w:id w:val="-318652928"/>
                 <w:placeholder>
-                  <w:docPart w:val="DefaultPlaceholder_-1854013440"/>
+                  <w:docPart w:val="41C7B96E8A2F4CCDB15DF23B381E7609"/>
                 </w:placeholder>
                 <w:showingPlcHdr/>
                 <w15:appearance w15:val="tags"/>
@@ -10876,32 +10878,6 @@
   <w:docParts>
     <w:docPart>
       <w:docPartPr>
-        <w:name w:val="DefaultPlaceholder_-1854013440"/>
-        <w:category>
-          <w:name w:val="Общие"/>
-          <w:gallery w:val="placeholder"/>
-        </w:category>
-        <w:types>
-          <w:type w:val="bbPlcHdr"/>
-        </w:types>
-        <w:behaviors>
-          <w:behavior w:val="content"/>
-        </w:behaviors>
-        <w:guid w:val="{118228A4-573F-4E48-AF80-2332862882B5}"/>
-      </w:docPartPr>
-      <w:docPartBody>
-        <w:p>
-          <w:r>
-            <w:rPr>
-              <w:rStyle w:val="a3"/>
-            </w:rPr>
-            <w:t>Место для ввода текста.</w:t>
-          </w:r>
-        </w:p>
-      </w:docPartBody>
-    </w:docPart>
-    <w:docPart>
-      <w:docPartPr>
         <w:name w:val="7000F3773B5D45598E24BE2A206B0CB6"/>
         <w:category>
           <w:name w:val="Общие"/>
@@ -10918,7 +10894,7 @@
       <w:docPartBody>
         <w:p>
           <w:pPr>
-            <w:pStyle w:val="7000F3773B5D45598E24BE2A206B0CB61"/>
+            <w:pStyle w:val="7000F3773B5D45598E24BE2A206B0CB69"/>
           </w:pPr>
           <w:r>
             <w:rPr>
@@ -10948,7 +10924,7 @@
       <w:docPartBody>
         <w:p>
           <w:pPr>
-            <w:pStyle w:val="EE6A686066A4478B98541DE0ED01880D1"/>
+            <w:pStyle w:val="EE6A686066A4478B98541DE0ED01880D9"/>
           </w:pPr>
           <w:r>
             <w:rPr>
@@ -10978,12 +10954,15 @@
       <w:docPartBody>
         <w:p>
           <w:pPr>
-            <w:pStyle w:val="98518950C15044288EB55986CD0239E91"/>
+            <w:pStyle w:val="98518950C15044288EB55986CD0239E99"/>
           </w:pPr>
           <w:r>
             <w:rPr>
               <w:rStyle w:val="a3"/>
               <w:rFonts w:eastAsiaTheme="minorHAnsi"/>
+              <w:color w:val="auto"/>
+              <w:sz w:val="22"/>
+              <w:szCs w:val="22"/>
             </w:rPr>
             <w:t>Место для ввода текста.</w:t>
           </w:r>
@@ -11008,7 +10987,7 @@
       <w:docPartBody>
         <w:p>
           <w:pPr>
-            <w:pStyle w:val="DFE4253A826A41CB86C331DD4083B1041"/>
+            <w:pStyle w:val="DFE4253A826A41CB86C331DD4083B1049"/>
           </w:pPr>
           <w:r>
             <w:rPr>
@@ -11038,7 +11017,7 @@
       <w:docPartBody>
         <w:p>
           <w:pPr>
-            <w:pStyle w:val="79042A016C5A407A9E7DD96D7EC4B9381"/>
+            <w:pStyle w:val="79042A016C5A407A9E7DD96D7EC4B9389"/>
           </w:pPr>
           <w:r>
             <w:rPr>
@@ -11068,7 +11047,7 @@
       <w:docPartBody>
         <w:p>
           <w:pPr>
-            <w:pStyle w:val="51EF8E6C5B744057A17BC75C120E1F20"/>
+            <w:pStyle w:val="51EF8E6C5B744057A17BC75C120E1F208"/>
           </w:pPr>
           <w:r>
             <w:rPr>
@@ -11098,7 +11077,7 @@
       <w:docPartBody>
         <w:p>
           <w:pPr>
-            <w:pStyle w:val="6644C4ECF492402DB7F2BA9B6748E878"/>
+            <w:pStyle w:val="6644C4ECF492402DB7F2BA9B6748E8788"/>
           </w:pPr>
           <w:r>
             <w:rPr>
@@ -11128,7 +11107,7 @@
       <w:docPartBody>
         <w:p>
           <w:pPr>
-            <w:pStyle w:val="C02B5CE2A98843C7A134DC3C1BECBCB3"/>
+            <w:pStyle w:val="C02B5CE2A98843C7A134DC3C1BECBCB38"/>
           </w:pPr>
           <w:r>
             <w:rPr>
@@ -11158,7 +11137,7 @@
       <w:docPartBody>
         <w:p>
           <w:pPr>
-            <w:pStyle w:val="F08CB367DF454DEDA5E6E09941FD86C6"/>
+            <w:pStyle w:val="F08CB367DF454DEDA5E6E09941FD86C68"/>
           </w:pPr>
           <w:r>
             <w:rPr>
@@ -11188,7 +11167,7 @@
       <w:docPartBody>
         <w:p>
           <w:pPr>
-            <w:pStyle w:val="30B5231132DE4C44B87DC8A4A77312F8"/>
+            <w:pStyle w:val="30B5231132DE4C44B87DC8A4A77312F88"/>
           </w:pPr>
           <w:r>
             <w:rPr>
@@ -11218,7 +11197,7 @@
       <w:docPartBody>
         <w:p>
           <w:pPr>
-            <w:pStyle w:val="641844EF88A0483585C42633FB27E147"/>
+            <w:pStyle w:val="641844EF88A0483585C42633FB27E1478"/>
           </w:pPr>
           <w:r>
             <w:rPr>
@@ -11248,7 +11227,7 @@
       <w:docPartBody>
         <w:p>
           <w:pPr>
-            <w:pStyle w:val="11C5206171604150A0F0E34E3DB6DB7C"/>
+            <w:pStyle w:val="11C5206171604150A0F0E34E3DB6DB7C8"/>
           </w:pPr>
           <w:r>
             <w:rPr>
@@ -11278,7 +11257,7 @@
       <w:docPartBody>
         <w:p>
           <w:pPr>
-            <w:pStyle w:val="24D557F4BD1F4680AF94C4A866494157"/>
+            <w:pStyle w:val="24D557F4BD1F4680AF94C4A8664941578"/>
           </w:pPr>
           <w:r>
             <w:rPr>
@@ -11308,7 +11287,7 @@
       <w:docPartBody>
         <w:p>
           <w:pPr>
-            <w:pStyle w:val="F2031ECA10CA432EAFAFCC13CBD26CA1"/>
+            <w:pStyle w:val="F2031ECA10CA432EAFAFCC13CBD26CA18"/>
           </w:pPr>
           <w:r>
             <w:rPr>
@@ -11338,7 +11317,7 @@
       <w:docPartBody>
         <w:p>
           <w:pPr>
-            <w:pStyle w:val="F6D2CF914FB545CFAF75D2C668297D5A"/>
+            <w:pStyle w:val="F6D2CF914FB545CFAF75D2C668297D5A8"/>
           </w:pPr>
           <w:r>
             <w:rPr>
@@ -11368,7 +11347,7 @@
       <w:docPartBody>
         <w:p>
           <w:pPr>
-            <w:pStyle w:val="9E9A8FC7DA374C97938206616E58A544"/>
+            <w:pStyle w:val="9E9A8FC7DA374C97938206616E58A5448"/>
           </w:pPr>
           <w:r>
             <w:rPr>
@@ -11398,7 +11377,7 @@
       <w:docPartBody>
         <w:p>
           <w:pPr>
-            <w:pStyle w:val="D569733F90D8465780AAFEA9A72292CC"/>
+            <w:pStyle w:val="D569733F90D8465780AAFEA9A72292CC8"/>
           </w:pPr>
           <w:r>
             <w:rPr>
@@ -11428,7 +11407,7 @@
       <w:docPartBody>
         <w:p>
           <w:pPr>
-            <w:pStyle w:val="A424099D39AD4CE8A3386ED4CCAB1C51"/>
+            <w:pStyle w:val="A424099D39AD4CE8A3386ED4CCAB1C518"/>
           </w:pPr>
           <w:r>
             <w:rPr>
@@ -11458,7 +11437,7 @@
       <w:docPartBody>
         <w:p>
           <w:pPr>
-            <w:pStyle w:val="1C25BBCB9E8C458DB55945E1653B7B60"/>
+            <w:pStyle w:val="1C25BBCB9E8C458DB55945E1653B7B608"/>
           </w:pPr>
           <w:r>
             <w:rPr>
@@ -11488,7 +11467,7 @@
       <w:docPartBody>
         <w:p>
           <w:pPr>
-            <w:pStyle w:val="C4D8D8EBF8FB4F208FCCE4F22312AE58"/>
+            <w:pStyle w:val="C4D8D8EBF8FB4F208FCCE4F22312AE588"/>
           </w:pPr>
           <w:r>
             <w:rPr>
@@ -11518,7 +11497,7 @@
       <w:docPartBody>
         <w:p>
           <w:pPr>
-            <w:pStyle w:val="334026C924924B0F8F30D585C3574F7F"/>
+            <w:pStyle w:val="334026C924924B0F8F30D585C3574F7F8"/>
           </w:pPr>
           <w:r>
             <w:rPr>
@@ -11548,7 +11527,7 @@
       <w:docPartBody>
         <w:p>
           <w:pPr>
-            <w:pStyle w:val="7ADE624015B146EC945C11081BCEF5B1"/>
+            <w:pStyle w:val="7ADE624015B146EC945C11081BCEF5B18"/>
           </w:pPr>
           <w:r>
             <w:rPr>
@@ -11578,7 +11557,7 @@
       <w:docPartBody>
         <w:p>
           <w:pPr>
-            <w:pStyle w:val="E25F84A56559403AB6E70300BAAE0997"/>
+            <w:pStyle w:val="E25F84A56559403AB6E70300BAAE09978"/>
           </w:pPr>
           <w:r>
             <w:rPr>
@@ -11612,6 +11591,66 @@
               <w:rStyle w:val="a3"/>
             </w:rPr>
             <w:t>Выберите стандартный блок.</w:t>
+          </w:r>
+        </w:p>
+      </w:docPartBody>
+    </w:docPart>
+    <w:docPart>
+      <w:docPartPr>
+        <w:name w:val="1C4B464C7C4A4464BA71CE2F2FA80C77"/>
+        <w:category>
+          <w:name w:val="Общие"/>
+          <w:gallery w:val="placeholder"/>
+        </w:category>
+        <w:types>
+          <w:type w:val="bbPlcHdr"/>
+        </w:types>
+        <w:behaviors>
+          <w:behavior w:val="content"/>
+        </w:behaviors>
+        <w:guid w:val="{7343D629-44E2-4B09-886D-E5E4F746C88B}"/>
+      </w:docPartPr>
+      <w:docPartBody>
+        <w:p>
+          <w:pPr>
+            <w:pStyle w:val="1C4B464C7C4A4464BA71CE2F2FA80C777"/>
+          </w:pPr>
+          <w:r>
+            <w:rPr>
+              <w:rStyle w:val="a3"/>
+              <w:rFonts w:eastAsiaTheme="minorHAnsi"/>
+            </w:rPr>
+            <w:t>Место для ввода текста.</w:t>
+          </w:r>
+        </w:p>
+      </w:docPartBody>
+    </w:docPart>
+    <w:docPart>
+      <w:docPartPr>
+        <w:name w:val="41C7B96E8A2F4CCDB15DF23B381E7609"/>
+        <w:category>
+          <w:name w:val="Общие"/>
+          <w:gallery w:val="placeholder"/>
+        </w:category>
+        <w:types>
+          <w:type w:val="bbPlcHdr"/>
+        </w:types>
+        <w:behaviors>
+          <w:behavior w:val="content"/>
+        </w:behaviors>
+        <w:guid w:val="{B9B47EAF-8CC5-4E8A-8459-1B6F903681C1}"/>
+      </w:docPartPr>
+      <w:docPartBody>
+        <w:p>
+          <w:pPr>
+            <w:pStyle w:val="41C7B96E8A2F4CCDB15DF23B381E76097"/>
+          </w:pPr>
+          <w:r>
+            <w:rPr>
+              <w:rStyle w:val="a3"/>
+              <w:rFonts w:eastAsiaTheme="minorHAnsi"/>
+            </w:rPr>
+            <w:t>Место для ввода текста.</w:t>
           </w:r>
         </w:p>
       </w:docPartBody>
@@ -11697,10 +11736,22 @@
   </w:compat>
   <w:rsids>
     <w:rsidRoot w:val="005C0A2F"/>
+    <w:rsid w:val="0006179D"/>
+    <w:rsid w:val="00072D3B"/>
+    <w:rsid w:val="00095168"/>
+    <w:rsid w:val="00113541"/>
+    <w:rsid w:val="00163CDD"/>
+    <w:rsid w:val="002E5244"/>
+    <w:rsid w:val="00423FC2"/>
+    <w:rsid w:val="00435E1A"/>
     <w:rsid w:val="004405D4"/>
     <w:rsid w:val="005C0A2F"/>
     <w:rsid w:val="00736CB2"/>
+    <w:rsid w:val="008277EC"/>
     <w:rsid w:val="00B10511"/>
+    <w:rsid w:val="00D422A4"/>
+    <w:rsid w:val="00DB12E6"/>
+    <w:rsid w:val="00F36D6B"/>
   </w:rsids>
   <m:mathPr>
     <m:mathFont m:val="Cambria Math"/>
@@ -12153,7 +12204,7 @@
     <w:basedOn w:val="a0"/>
     <w:uiPriority w:val="99"/>
     <w:semiHidden/>
-    <w:rsid w:val="00B10511"/>
+    <w:rsid w:val="008277EC"/>
     <w:rPr>
       <w:color w:val="808080"/>
     </w:rPr>
@@ -12543,6 +12594,2838 @@
   <w:style w:type="paragraph" w:customStyle="1" w:styleId="E25F84A56559403AB6E70300BAAE0997">
     <w:name w:val="E25F84A56559403AB6E70300BAAE0997"/>
     <w:rsid w:val="005C0A2F"/>
+    <w:pPr>
+      <w:suppressAutoHyphens/>
+      <w:spacing w:after="0" w:line="240" w:lineRule="auto"/>
+    </w:pPr>
+    <w:rPr>
+      <w:rFonts w:ascii="Times New Roman" w:eastAsia="Times New Roman" w:hAnsi="Times New Roman" w:cs="Times New Roman"/>
+      <w:sz w:val="24"/>
+      <w:szCs w:val="24"/>
+      <w:lang w:eastAsia="ar-SA"/>
+    </w:rPr>
+  </w:style>
+  <w:style w:type="paragraph" w:customStyle="1" w:styleId="7000F3773B5D45598E24BE2A206B0CB62">
+    <w:name w:val="7000F3773B5D45598E24BE2A206B0CB62"/>
+    <w:rsid w:val="00113541"/>
+    <w:pPr>
+      <w:suppressAutoHyphens/>
+      <w:spacing w:after="120" w:line="480" w:lineRule="auto"/>
+    </w:pPr>
+    <w:rPr>
+      <w:rFonts w:ascii="Times New Roman" w:eastAsia="Times New Roman" w:hAnsi="Times New Roman" w:cs="Times New Roman"/>
+      <w:sz w:val="24"/>
+      <w:szCs w:val="24"/>
+      <w:lang w:eastAsia="ar-SA"/>
+    </w:rPr>
+  </w:style>
+  <w:style w:type="paragraph" w:customStyle="1" w:styleId="EE6A686066A4478B98541DE0ED01880D2">
+    <w:name w:val="EE6A686066A4478B98541DE0ED01880D2"/>
+    <w:rsid w:val="00113541"/>
+    <w:pPr>
+      <w:suppressAutoHyphens/>
+      <w:spacing w:after="120" w:line="480" w:lineRule="auto"/>
+    </w:pPr>
+    <w:rPr>
+      <w:rFonts w:ascii="Times New Roman" w:eastAsia="Times New Roman" w:hAnsi="Times New Roman" w:cs="Times New Roman"/>
+      <w:sz w:val="24"/>
+      <w:szCs w:val="24"/>
+      <w:lang w:eastAsia="ar-SA"/>
+    </w:rPr>
+  </w:style>
+  <w:style w:type="paragraph" w:customStyle="1" w:styleId="98518950C15044288EB55986CD0239E92">
+    <w:name w:val="98518950C15044288EB55986CD0239E92"/>
+    <w:rsid w:val="00113541"/>
+    <w:pPr>
+      <w:suppressAutoHyphens/>
+      <w:spacing w:after="120" w:line="480" w:lineRule="auto"/>
+    </w:pPr>
+    <w:rPr>
+      <w:rFonts w:ascii="Times New Roman" w:eastAsia="Times New Roman" w:hAnsi="Times New Roman" w:cs="Times New Roman"/>
+      <w:sz w:val="24"/>
+      <w:szCs w:val="24"/>
+      <w:lang w:eastAsia="ar-SA"/>
+    </w:rPr>
+  </w:style>
+  <w:style w:type="paragraph" w:customStyle="1" w:styleId="DFE4253A826A41CB86C331DD4083B1042">
+    <w:name w:val="DFE4253A826A41CB86C331DD4083B1042"/>
+    <w:rsid w:val="00113541"/>
+    <w:pPr>
+      <w:suppressAutoHyphens/>
+      <w:spacing w:after="120" w:line="480" w:lineRule="auto"/>
+    </w:pPr>
+    <w:rPr>
+      <w:rFonts w:ascii="Times New Roman" w:eastAsia="Times New Roman" w:hAnsi="Times New Roman" w:cs="Times New Roman"/>
+      <w:sz w:val="24"/>
+      <w:szCs w:val="24"/>
+      <w:lang w:eastAsia="ar-SA"/>
+    </w:rPr>
+  </w:style>
+  <w:style w:type="paragraph" w:customStyle="1" w:styleId="79042A016C5A407A9E7DD96D7EC4B9382">
+    <w:name w:val="79042A016C5A407A9E7DD96D7EC4B9382"/>
+    <w:rsid w:val="00113541"/>
+    <w:pPr>
+      <w:suppressAutoHyphens/>
+      <w:spacing w:after="120" w:line="480" w:lineRule="auto"/>
+    </w:pPr>
+    <w:rPr>
+      <w:rFonts w:ascii="Times New Roman" w:eastAsia="Times New Roman" w:hAnsi="Times New Roman" w:cs="Times New Roman"/>
+      <w:sz w:val="24"/>
+      <w:szCs w:val="24"/>
+      <w:lang w:eastAsia="ar-SA"/>
+    </w:rPr>
+  </w:style>
+  <w:style w:type="paragraph" w:customStyle="1" w:styleId="51EF8E6C5B744057A17BC75C120E1F201">
+    <w:name w:val="51EF8E6C5B744057A17BC75C120E1F201"/>
+    <w:rsid w:val="00113541"/>
+    <w:pPr>
+      <w:suppressAutoHyphens/>
+      <w:spacing w:after="0" w:line="240" w:lineRule="auto"/>
+      <w:ind w:left="720"/>
+    </w:pPr>
+    <w:rPr>
+      <w:rFonts w:ascii="Times New Roman" w:eastAsia="Times New Roman" w:hAnsi="Times New Roman" w:cs="Times New Roman"/>
+      <w:sz w:val="24"/>
+      <w:szCs w:val="24"/>
+      <w:lang w:eastAsia="ar-SA"/>
+    </w:rPr>
+  </w:style>
+  <w:style w:type="paragraph" w:customStyle="1" w:styleId="6644C4ECF492402DB7F2BA9B6748E8781">
+    <w:name w:val="6644C4ECF492402DB7F2BA9B6748E8781"/>
+    <w:rsid w:val="00113541"/>
+    <w:pPr>
+      <w:suppressAutoHyphens/>
+      <w:spacing w:after="0" w:line="240" w:lineRule="auto"/>
+      <w:ind w:left="720"/>
+    </w:pPr>
+    <w:rPr>
+      <w:rFonts w:ascii="Times New Roman" w:eastAsia="Times New Roman" w:hAnsi="Times New Roman" w:cs="Times New Roman"/>
+      <w:sz w:val="24"/>
+      <w:szCs w:val="24"/>
+      <w:lang w:eastAsia="ar-SA"/>
+    </w:rPr>
+  </w:style>
+  <w:style w:type="paragraph" w:customStyle="1" w:styleId="C02B5CE2A98843C7A134DC3C1BECBCB31">
+    <w:name w:val="C02B5CE2A98843C7A134DC3C1BECBCB31"/>
+    <w:rsid w:val="00113541"/>
+    <w:pPr>
+      <w:suppressAutoHyphens/>
+      <w:spacing w:after="0" w:line="240" w:lineRule="auto"/>
+      <w:ind w:left="720"/>
+    </w:pPr>
+    <w:rPr>
+      <w:rFonts w:ascii="Times New Roman" w:eastAsia="Times New Roman" w:hAnsi="Times New Roman" w:cs="Times New Roman"/>
+      <w:sz w:val="24"/>
+      <w:szCs w:val="24"/>
+      <w:lang w:eastAsia="ar-SA"/>
+    </w:rPr>
+  </w:style>
+  <w:style w:type="paragraph" w:customStyle="1" w:styleId="F08CB367DF454DEDA5E6E09941FD86C61">
+    <w:name w:val="F08CB367DF454DEDA5E6E09941FD86C61"/>
+    <w:rsid w:val="00113541"/>
+    <w:pPr>
+      <w:suppressAutoHyphens/>
+      <w:spacing w:after="0" w:line="240" w:lineRule="auto"/>
+      <w:ind w:left="720"/>
+    </w:pPr>
+    <w:rPr>
+      <w:rFonts w:ascii="Times New Roman" w:eastAsia="Times New Roman" w:hAnsi="Times New Roman" w:cs="Times New Roman"/>
+      <w:sz w:val="24"/>
+      <w:szCs w:val="24"/>
+      <w:lang w:eastAsia="ar-SA"/>
+    </w:rPr>
+  </w:style>
+  <w:style w:type="paragraph" w:customStyle="1" w:styleId="30B5231132DE4C44B87DC8A4A77312F81">
+    <w:name w:val="30B5231132DE4C44B87DC8A4A77312F81"/>
+    <w:rsid w:val="00113541"/>
+    <w:pPr>
+      <w:suppressAutoHyphens/>
+      <w:spacing w:after="0" w:line="240" w:lineRule="auto"/>
+    </w:pPr>
+    <w:rPr>
+      <w:rFonts w:ascii="Times New Roman" w:eastAsia="Times New Roman" w:hAnsi="Times New Roman" w:cs="Times New Roman"/>
+      <w:sz w:val="24"/>
+      <w:szCs w:val="24"/>
+      <w:lang w:eastAsia="ar-SA"/>
+    </w:rPr>
+  </w:style>
+  <w:style w:type="paragraph" w:customStyle="1" w:styleId="641844EF88A0483585C42633FB27E1471">
+    <w:name w:val="641844EF88A0483585C42633FB27E1471"/>
+    <w:rsid w:val="00113541"/>
+    <w:pPr>
+      <w:suppressAutoHyphens/>
+      <w:spacing w:after="0" w:line="240" w:lineRule="auto"/>
+    </w:pPr>
+    <w:rPr>
+      <w:rFonts w:ascii="Times New Roman" w:eastAsia="Times New Roman" w:hAnsi="Times New Roman" w:cs="Times New Roman"/>
+      <w:sz w:val="24"/>
+      <w:szCs w:val="24"/>
+      <w:lang w:eastAsia="ar-SA"/>
+    </w:rPr>
+  </w:style>
+  <w:style w:type="paragraph" w:customStyle="1" w:styleId="11C5206171604150A0F0E34E3DB6DB7C1">
+    <w:name w:val="11C5206171604150A0F0E34E3DB6DB7C1"/>
+    <w:rsid w:val="00113541"/>
+    <w:pPr>
+      <w:suppressAutoHyphens/>
+      <w:spacing w:after="0" w:line="240" w:lineRule="auto"/>
+    </w:pPr>
+    <w:rPr>
+      <w:rFonts w:ascii="Times New Roman" w:eastAsia="Times New Roman" w:hAnsi="Times New Roman" w:cs="Times New Roman"/>
+      <w:sz w:val="24"/>
+      <w:szCs w:val="24"/>
+      <w:lang w:eastAsia="ar-SA"/>
+    </w:rPr>
+  </w:style>
+  <w:style w:type="paragraph" w:customStyle="1" w:styleId="24D557F4BD1F4680AF94C4A8664941571">
+    <w:name w:val="24D557F4BD1F4680AF94C4A8664941571"/>
+    <w:rsid w:val="00113541"/>
+    <w:pPr>
+      <w:suppressAutoHyphens/>
+      <w:spacing w:after="0" w:line="240" w:lineRule="auto"/>
+    </w:pPr>
+    <w:rPr>
+      <w:rFonts w:ascii="Times New Roman" w:eastAsia="Times New Roman" w:hAnsi="Times New Roman" w:cs="Times New Roman"/>
+      <w:sz w:val="24"/>
+      <w:szCs w:val="24"/>
+      <w:lang w:eastAsia="ar-SA"/>
+    </w:rPr>
+  </w:style>
+  <w:style w:type="paragraph" w:customStyle="1" w:styleId="F2031ECA10CA432EAFAFCC13CBD26CA11">
+    <w:name w:val="F2031ECA10CA432EAFAFCC13CBD26CA11"/>
+    <w:rsid w:val="00113541"/>
+    <w:pPr>
+      <w:suppressAutoHyphens/>
+      <w:spacing w:after="0" w:line="240" w:lineRule="auto"/>
+    </w:pPr>
+    <w:rPr>
+      <w:rFonts w:ascii="Times New Roman" w:eastAsia="Times New Roman" w:hAnsi="Times New Roman" w:cs="Times New Roman"/>
+      <w:sz w:val="24"/>
+      <w:szCs w:val="24"/>
+      <w:lang w:eastAsia="ar-SA"/>
+    </w:rPr>
+  </w:style>
+  <w:style w:type="paragraph" w:customStyle="1" w:styleId="F6D2CF914FB545CFAF75D2C668297D5A1">
+    <w:name w:val="F6D2CF914FB545CFAF75D2C668297D5A1"/>
+    <w:rsid w:val="00113541"/>
+    <w:pPr>
+      <w:suppressAutoHyphens/>
+      <w:spacing w:after="0" w:line="240" w:lineRule="auto"/>
+    </w:pPr>
+    <w:rPr>
+      <w:rFonts w:ascii="Times New Roman" w:eastAsia="Times New Roman" w:hAnsi="Times New Roman" w:cs="Times New Roman"/>
+      <w:sz w:val="24"/>
+      <w:szCs w:val="24"/>
+      <w:lang w:eastAsia="ar-SA"/>
+    </w:rPr>
+  </w:style>
+  <w:style w:type="paragraph" w:customStyle="1" w:styleId="9E9A8FC7DA374C97938206616E58A5441">
+    <w:name w:val="9E9A8FC7DA374C97938206616E58A5441"/>
+    <w:rsid w:val="00113541"/>
+    <w:pPr>
+      <w:suppressAutoHyphens/>
+      <w:spacing w:after="0" w:line="240" w:lineRule="auto"/>
+    </w:pPr>
+    <w:rPr>
+      <w:rFonts w:ascii="Times New Roman" w:eastAsia="Times New Roman" w:hAnsi="Times New Roman" w:cs="Times New Roman"/>
+      <w:sz w:val="24"/>
+      <w:szCs w:val="24"/>
+      <w:lang w:eastAsia="ar-SA"/>
+    </w:rPr>
+  </w:style>
+  <w:style w:type="paragraph" w:customStyle="1" w:styleId="D569733F90D8465780AAFEA9A72292CC1">
+    <w:name w:val="D569733F90D8465780AAFEA9A72292CC1"/>
+    <w:rsid w:val="00113541"/>
+    <w:pPr>
+      <w:suppressAutoHyphens/>
+      <w:spacing w:after="0" w:line="240" w:lineRule="auto"/>
+    </w:pPr>
+    <w:rPr>
+      <w:rFonts w:ascii="Times New Roman" w:eastAsia="Times New Roman" w:hAnsi="Times New Roman" w:cs="Times New Roman"/>
+      <w:sz w:val="24"/>
+      <w:szCs w:val="24"/>
+      <w:lang w:eastAsia="ar-SA"/>
+    </w:rPr>
+  </w:style>
+  <w:style w:type="paragraph" w:customStyle="1" w:styleId="A424099D39AD4CE8A3386ED4CCAB1C511">
+    <w:name w:val="A424099D39AD4CE8A3386ED4CCAB1C511"/>
+    <w:rsid w:val="00113541"/>
+    <w:pPr>
+      <w:suppressAutoHyphens/>
+      <w:spacing w:after="0" w:line="240" w:lineRule="auto"/>
+    </w:pPr>
+    <w:rPr>
+      <w:rFonts w:ascii="Times New Roman" w:eastAsia="Times New Roman" w:hAnsi="Times New Roman" w:cs="Times New Roman"/>
+      <w:sz w:val="24"/>
+      <w:szCs w:val="24"/>
+      <w:lang w:eastAsia="ar-SA"/>
+    </w:rPr>
+  </w:style>
+  <w:style w:type="paragraph" w:customStyle="1" w:styleId="1C25BBCB9E8C458DB55945E1653B7B601">
+    <w:name w:val="1C25BBCB9E8C458DB55945E1653B7B601"/>
+    <w:rsid w:val="00113541"/>
+    <w:pPr>
+      <w:suppressAutoHyphens/>
+      <w:spacing w:after="0" w:line="240" w:lineRule="auto"/>
+    </w:pPr>
+    <w:rPr>
+      <w:rFonts w:ascii="Times New Roman" w:eastAsia="Times New Roman" w:hAnsi="Times New Roman" w:cs="Times New Roman"/>
+      <w:sz w:val="24"/>
+      <w:szCs w:val="24"/>
+      <w:lang w:eastAsia="ar-SA"/>
+    </w:rPr>
+  </w:style>
+  <w:style w:type="paragraph" w:customStyle="1" w:styleId="C4D8D8EBF8FB4F208FCCE4F22312AE581">
+    <w:name w:val="C4D8D8EBF8FB4F208FCCE4F22312AE581"/>
+    <w:rsid w:val="00113541"/>
+    <w:pPr>
+      <w:suppressAutoHyphens/>
+      <w:spacing w:after="0" w:line="240" w:lineRule="auto"/>
+    </w:pPr>
+    <w:rPr>
+      <w:rFonts w:ascii="Times New Roman" w:eastAsia="Times New Roman" w:hAnsi="Times New Roman" w:cs="Times New Roman"/>
+      <w:sz w:val="24"/>
+      <w:szCs w:val="24"/>
+      <w:lang w:eastAsia="ar-SA"/>
+    </w:rPr>
+  </w:style>
+  <w:style w:type="paragraph" w:customStyle="1" w:styleId="334026C924924B0F8F30D585C3574F7F1">
+    <w:name w:val="334026C924924B0F8F30D585C3574F7F1"/>
+    <w:rsid w:val="00113541"/>
+    <w:pPr>
+      <w:suppressAutoHyphens/>
+      <w:spacing w:after="0" w:line="240" w:lineRule="auto"/>
+    </w:pPr>
+    <w:rPr>
+      <w:rFonts w:ascii="Times New Roman" w:eastAsia="Times New Roman" w:hAnsi="Times New Roman" w:cs="Times New Roman"/>
+      <w:sz w:val="24"/>
+      <w:szCs w:val="24"/>
+      <w:lang w:eastAsia="ar-SA"/>
+    </w:rPr>
+  </w:style>
+  <w:style w:type="paragraph" w:customStyle="1" w:styleId="7ADE624015B146EC945C11081BCEF5B11">
+    <w:name w:val="7ADE624015B146EC945C11081BCEF5B11"/>
+    <w:rsid w:val="00113541"/>
+    <w:pPr>
+      <w:suppressAutoHyphens/>
+      <w:spacing w:after="0" w:line="240" w:lineRule="auto"/>
+    </w:pPr>
+    <w:rPr>
+      <w:rFonts w:ascii="Times New Roman" w:eastAsia="Times New Roman" w:hAnsi="Times New Roman" w:cs="Times New Roman"/>
+      <w:sz w:val="24"/>
+      <w:szCs w:val="24"/>
+      <w:lang w:eastAsia="ar-SA"/>
+    </w:rPr>
+  </w:style>
+  <w:style w:type="paragraph" w:customStyle="1" w:styleId="E25F84A56559403AB6E70300BAAE09971">
+    <w:name w:val="E25F84A56559403AB6E70300BAAE09971"/>
+    <w:rsid w:val="00113541"/>
+    <w:pPr>
+      <w:suppressAutoHyphens/>
+      <w:spacing w:after="0" w:line="240" w:lineRule="auto"/>
+    </w:pPr>
+    <w:rPr>
+      <w:rFonts w:ascii="Times New Roman" w:eastAsia="Times New Roman" w:hAnsi="Times New Roman" w:cs="Times New Roman"/>
+      <w:sz w:val="24"/>
+      <w:szCs w:val="24"/>
+      <w:lang w:eastAsia="ar-SA"/>
+    </w:rPr>
+  </w:style>
+  <w:style w:type="paragraph" w:customStyle="1" w:styleId="1C4B464C7C4A4464BA71CE2F2FA80C77">
+    <w:name w:val="1C4B464C7C4A4464BA71CE2F2FA80C77"/>
+    <w:rsid w:val="00113541"/>
+    <w:pPr>
+      <w:suppressAutoHyphens/>
+      <w:spacing w:after="0" w:line="240" w:lineRule="auto"/>
+    </w:pPr>
+    <w:rPr>
+      <w:rFonts w:ascii="Times New Roman" w:eastAsia="Times New Roman" w:hAnsi="Times New Roman" w:cs="Times New Roman"/>
+      <w:sz w:val="24"/>
+      <w:szCs w:val="24"/>
+      <w:lang w:eastAsia="ar-SA"/>
+    </w:rPr>
+  </w:style>
+  <w:style w:type="paragraph" w:customStyle="1" w:styleId="41C7B96E8A2F4CCDB15DF23B381E7609">
+    <w:name w:val="41C7B96E8A2F4CCDB15DF23B381E7609"/>
+    <w:rsid w:val="00113541"/>
+    <w:pPr>
+      <w:suppressAutoHyphens/>
+      <w:spacing w:after="0" w:line="240" w:lineRule="auto"/>
+    </w:pPr>
+    <w:rPr>
+      <w:rFonts w:ascii="Times New Roman" w:eastAsia="Times New Roman" w:hAnsi="Times New Roman" w:cs="Times New Roman"/>
+      <w:sz w:val="24"/>
+      <w:szCs w:val="24"/>
+      <w:lang w:eastAsia="ar-SA"/>
+    </w:rPr>
+  </w:style>
+  <w:style w:type="paragraph" w:customStyle="1" w:styleId="7000F3773B5D45598E24BE2A206B0CB63">
+    <w:name w:val="7000F3773B5D45598E24BE2A206B0CB63"/>
+    <w:rsid w:val="00113541"/>
+    <w:pPr>
+      <w:suppressAutoHyphens/>
+      <w:spacing w:after="120" w:line="480" w:lineRule="auto"/>
+    </w:pPr>
+    <w:rPr>
+      <w:rFonts w:ascii="Times New Roman" w:eastAsia="Times New Roman" w:hAnsi="Times New Roman" w:cs="Times New Roman"/>
+      <w:sz w:val="24"/>
+      <w:szCs w:val="24"/>
+      <w:lang w:eastAsia="ar-SA"/>
+    </w:rPr>
+  </w:style>
+  <w:style w:type="paragraph" w:customStyle="1" w:styleId="EE6A686066A4478B98541DE0ED01880D3">
+    <w:name w:val="EE6A686066A4478B98541DE0ED01880D3"/>
+    <w:rsid w:val="00113541"/>
+    <w:pPr>
+      <w:suppressAutoHyphens/>
+      <w:spacing w:after="120" w:line="480" w:lineRule="auto"/>
+    </w:pPr>
+    <w:rPr>
+      <w:rFonts w:ascii="Times New Roman" w:eastAsia="Times New Roman" w:hAnsi="Times New Roman" w:cs="Times New Roman"/>
+      <w:sz w:val="24"/>
+      <w:szCs w:val="24"/>
+      <w:lang w:eastAsia="ar-SA"/>
+    </w:rPr>
+  </w:style>
+  <w:style w:type="paragraph" w:customStyle="1" w:styleId="98518950C15044288EB55986CD0239E93">
+    <w:name w:val="98518950C15044288EB55986CD0239E93"/>
+    <w:rsid w:val="00113541"/>
+    <w:pPr>
+      <w:suppressAutoHyphens/>
+      <w:spacing w:after="120" w:line="480" w:lineRule="auto"/>
+    </w:pPr>
+    <w:rPr>
+      <w:rFonts w:ascii="Times New Roman" w:eastAsia="Times New Roman" w:hAnsi="Times New Roman" w:cs="Times New Roman"/>
+      <w:sz w:val="24"/>
+      <w:szCs w:val="24"/>
+      <w:lang w:eastAsia="ar-SA"/>
+    </w:rPr>
+  </w:style>
+  <w:style w:type="paragraph" w:customStyle="1" w:styleId="DFE4253A826A41CB86C331DD4083B1043">
+    <w:name w:val="DFE4253A826A41CB86C331DD4083B1043"/>
+    <w:rsid w:val="00113541"/>
+    <w:pPr>
+      <w:suppressAutoHyphens/>
+      <w:spacing w:after="120" w:line="480" w:lineRule="auto"/>
+    </w:pPr>
+    <w:rPr>
+      <w:rFonts w:ascii="Times New Roman" w:eastAsia="Times New Roman" w:hAnsi="Times New Roman" w:cs="Times New Roman"/>
+      <w:sz w:val="24"/>
+      <w:szCs w:val="24"/>
+      <w:lang w:eastAsia="ar-SA"/>
+    </w:rPr>
+  </w:style>
+  <w:style w:type="paragraph" w:customStyle="1" w:styleId="79042A016C5A407A9E7DD96D7EC4B9383">
+    <w:name w:val="79042A016C5A407A9E7DD96D7EC4B9383"/>
+    <w:rsid w:val="00113541"/>
+    <w:pPr>
+      <w:suppressAutoHyphens/>
+      <w:spacing w:after="120" w:line="480" w:lineRule="auto"/>
+    </w:pPr>
+    <w:rPr>
+      <w:rFonts w:ascii="Times New Roman" w:eastAsia="Times New Roman" w:hAnsi="Times New Roman" w:cs="Times New Roman"/>
+      <w:sz w:val="24"/>
+      <w:szCs w:val="24"/>
+      <w:lang w:eastAsia="ar-SA"/>
+    </w:rPr>
+  </w:style>
+  <w:style w:type="paragraph" w:customStyle="1" w:styleId="51EF8E6C5B744057A17BC75C120E1F202">
+    <w:name w:val="51EF8E6C5B744057A17BC75C120E1F202"/>
+    <w:rsid w:val="00113541"/>
+    <w:pPr>
+      <w:suppressAutoHyphens/>
+      <w:spacing w:after="0" w:line="240" w:lineRule="auto"/>
+      <w:ind w:left="720"/>
+    </w:pPr>
+    <w:rPr>
+      <w:rFonts w:ascii="Times New Roman" w:eastAsia="Times New Roman" w:hAnsi="Times New Roman" w:cs="Times New Roman"/>
+      <w:sz w:val="24"/>
+      <w:szCs w:val="24"/>
+      <w:lang w:eastAsia="ar-SA"/>
+    </w:rPr>
+  </w:style>
+  <w:style w:type="paragraph" w:customStyle="1" w:styleId="6644C4ECF492402DB7F2BA9B6748E8782">
+    <w:name w:val="6644C4ECF492402DB7F2BA9B6748E8782"/>
+    <w:rsid w:val="00113541"/>
+    <w:pPr>
+      <w:suppressAutoHyphens/>
+      <w:spacing w:after="0" w:line="240" w:lineRule="auto"/>
+      <w:ind w:left="720"/>
+    </w:pPr>
+    <w:rPr>
+      <w:rFonts w:ascii="Times New Roman" w:eastAsia="Times New Roman" w:hAnsi="Times New Roman" w:cs="Times New Roman"/>
+      <w:sz w:val="24"/>
+      <w:szCs w:val="24"/>
+      <w:lang w:eastAsia="ar-SA"/>
+    </w:rPr>
+  </w:style>
+  <w:style w:type="paragraph" w:customStyle="1" w:styleId="C02B5CE2A98843C7A134DC3C1BECBCB32">
+    <w:name w:val="C02B5CE2A98843C7A134DC3C1BECBCB32"/>
+    <w:rsid w:val="00113541"/>
+    <w:pPr>
+      <w:suppressAutoHyphens/>
+      <w:spacing w:after="0" w:line="240" w:lineRule="auto"/>
+      <w:ind w:left="720"/>
+    </w:pPr>
+    <w:rPr>
+      <w:rFonts w:ascii="Times New Roman" w:eastAsia="Times New Roman" w:hAnsi="Times New Roman" w:cs="Times New Roman"/>
+      <w:sz w:val="24"/>
+      <w:szCs w:val="24"/>
+      <w:lang w:eastAsia="ar-SA"/>
+    </w:rPr>
+  </w:style>
+  <w:style w:type="paragraph" w:customStyle="1" w:styleId="F08CB367DF454DEDA5E6E09941FD86C62">
+    <w:name w:val="F08CB367DF454DEDA5E6E09941FD86C62"/>
+    <w:rsid w:val="00113541"/>
+    <w:pPr>
+      <w:suppressAutoHyphens/>
+      <w:spacing w:after="0" w:line="240" w:lineRule="auto"/>
+      <w:ind w:left="720"/>
+    </w:pPr>
+    <w:rPr>
+      <w:rFonts w:ascii="Times New Roman" w:eastAsia="Times New Roman" w:hAnsi="Times New Roman" w:cs="Times New Roman"/>
+      <w:sz w:val="24"/>
+      <w:szCs w:val="24"/>
+      <w:lang w:eastAsia="ar-SA"/>
+    </w:rPr>
+  </w:style>
+  <w:style w:type="paragraph" w:customStyle="1" w:styleId="30B5231132DE4C44B87DC8A4A77312F82">
+    <w:name w:val="30B5231132DE4C44B87DC8A4A77312F82"/>
+    <w:rsid w:val="00113541"/>
+    <w:pPr>
+      <w:suppressAutoHyphens/>
+      <w:spacing w:after="0" w:line="240" w:lineRule="auto"/>
+    </w:pPr>
+    <w:rPr>
+      <w:rFonts w:ascii="Times New Roman" w:eastAsia="Times New Roman" w:hAnsi="Times New Roman" w:cs="Times New Roman"/>
+      <w:sz w:val="24"/>
+      <w:szCs w:val="24"/>
+      <w:lang w:eastAsia="ar-SA"/>
+    </w:rPr>
+  </w:style>
+  <w:style w:type="paragraph" w:customStyle="1" w:styleId="641844EF88A0483585C42633FB27E1472">
+    <w:name w:val="641844EF88A0483585C42633FB27E1472"/>
+    <w:rsid w:val="00113541"/>
+    <w:pPr>
+      <w:suppressAutoHyphens/>
+      <w:spacing w:after="0" w:line="240" w:lineRule="auto"/>
+    </w:pPr>
+    <w:rPr>
+      <w:rFonts w:ascii="Times New Roman" w:eastAsia="Times New Roman" w:hAnsi="Times New Roman" w:cs="Times New Roman"/>
+      <w:sz w:val="24"/>
+      <w:szCs w:val="24"/>
+      <w:lang w:eastAsia="ar-SA"/>
+    </w:rPr>
+  </w:style>
+  <w:style w:type="paragraph" w:customStyle="1" w:styleId="11C5206171604150A0F0E34E3DB6DB7C2">
+    <w:name w:val="11C5206171604150A0F0E34E3DB6DB7C2"/>
+    <w:rsid w:val="00113541"/>
+    <w:pPr>
+      <w:suppressAutoHyphens/>
+      <w:spacing w:after="0" w:line="240" w:lineRule="auto"/>
+    </w:pPr>
+    <w:rPr>
+      <w:rFonts w:ascii="Times New Roman" w:eastAsia="Times New Roman" w:hAnsi="Times New Roman" w:cs="Times New Roman"/>
+      <w:sz w:val="24"/>
+      <w:szCs w:val="24"/>
+      <w:lang w:eastAsia="ar-SA"/>
+    </w:rPr>
+  </w:style>
+  <w:style w:type="paragraph" w:customStyle="1" w:styleId="24D557F4BD1F4680AF94C4A8664941572">
+    <w:name w:val="24D557F4BD1F4680AF94C4A8664941572"/>
+    <w:rsid w:val="00113541"/>
+    <w:pPr>
+      <w:suppressAutoHyphens/>
+      <w:spacing w:after="0" w:line="240" w:lineRule="auto"/>
+    </w:pPr>
+    <w:rPr>
+      <w:rFonts w:ascii="Times New Roman" w:eastAsia="Times New Roman" w:hAnsi="Times New Roman" w:cs="Times New Roman"/>
+      <w:sz w:val="24"/>
+      <w:szCs w:val="24"/>
+      <w:lang w:eastAsia="ar-SA"/>
+    </w:rPr>
+  </w:style>
+  <w:style w:type="paragraph" w:customStyle="1" w:styleId="F2031ECA10CA432EAFAFCC13CBD26CA12">
+    <w:name w:val="F2031ECA10CA432EAFAFCC13CBD26CA12"/>
+    <w:rsid w:val="00113541"/>
+    <w:pPr>
+      <w:suppressAutoHyphens/>
+      <w:spacing w:after="0" w:line="240" w:lineRule="auto"/>
+    </w:pPr>
+    <w:rPr>
+      <w:rFonts w:ascii="Times New Roman" w:eastAsia="Times New Roman" w:hAnsi="Times New Roman" w:cs="Times New Roman"/>
+      <w:sz w:val="24"/>
+      <w:szCs w:val="24"/>
+      <w:lang w:eastAsia="ar-SA"/>
+    </w:rPr>
+  </w:style>
+  <w:style w:type="paragraph" w:customStyle="1" w:styleId="F6D2CF914FB545CFAF75D2C668297D5A2">
+    <w:name w:val="F6D2CF914FB545CFAF75D2C668297D5A2"/>
+    <w:rsid w:val="00113541"/>
+    <w:pPr>
+      <w:suppressAutoHyphens/>
+      <w:spacing w:after="0" w:line="240" w:lineRule="auto"/>
+    </w:pPr>
+    <w:rPr>
+      <w:rFonts w:ascii="Times New Roman" w:eastAsia="Times New Roman" w:hAnsi="Times New Roman" w:cs="Times New Roman"/>
+      <w:sz w:val="24"/>
+      <w:szCs w:val="24"/>
+      <w:lang w:eastAsia="ar-SA"/>
+    </w:rPr>
+  </w:style>
+  <w:style w:type="paragraph" w:customStyle="1" w:styleId="9E9A8FC7DA374C97938206616E58A5442">
+    <w:name w:val="9E9A8FC7DA374C97938206616E58A5442"/>
+    <w:rsid w:val="00113541"/>
+    <w:pPr>
+      <w:suppressAutoHyphens/>
+      <w:spacing w:after="0" w:line="240" w:lineRule="auto"/>
+    </w:pPr>
+    <w:rPr>
+      <w:rFonts w:ascii="Times New Roman" w:eastAsia="Times New Roman" w:hAnsi="Times New Roman" w:cs="Times New Roman"/>
+      <w:sz w:val="24"/>
+      <w:szCs w:val="24"/>
+      <w:lang w:eastAsia="ar-SA"/>
+    </w:rPr>
+  </w:style>
+  <w:style w:type="paragraph" w:customStyle="1" w:styleId="D569733F90D8465780AAFEA9A72292CC2">
+    <w:name w:val="D569733F90D8465780AAFEA9A72292CC2"/>
+    <w:rsid w:val="00113541"/>
+    <w:pPr>
+      <w:suppressAutoHyphens/>
+      <w:spacing w:after="0" w:line="240" w:lineRule="auto"/>
+    </w:pPr>
+    <w:rPr>
+      <w:rFonts w:ascii="Times New Roman" w:eastAsia="Times New Roman" w:hAnsi="Times New Roman" w:cs="Times New Roman"/>
+      <w:sz w:val="24"/>
+      <w:szCs w:val="24"/>
+      <w:lang w:eastAsia="ar-SA"/>
+    </w:rPr>
+  </w:style>
+  <w:style w:type="paragraph" w:customStyle="1" w:styleId="A424099D39AD4CE8A3386ED4CCAB1C512">
+    <w:name w:val="A424099D39AD4CE8A3386ED4CCAB1C512"/>
+    <w:rsid w:val="00113541"/>
+    <w:pPr>
+      <w:suppressAutoHyphens/>
+      <w:spacing w:after="0" w:line="240" w:lineRule="auto"/>
+    </w:pPr>
+    <w:rPr>
+      <w:rFonts w:ascii="Times New Roman" w:eastAsia="Times New Roman" w:hAnsi="Times New Roman" w:cs="Times New Roman"/>
+      <w:sz w:val="24"/>
+      <w:szCs w:val="24"/>
+      <w:lang w:eastAsia="ar-SA"/>
+    </w:rPr>
+  </w:style>
+  <w:style w:type="paragraph" w:customStyle="1" w:styleId="1C25BBCB9E8C458DB55945E1653B7B602">
+    <w:name w:val="1C25BBCB9E8C458DB55945E1653B7B602"/>
+    <w:rsid w:val="00113541"/>
+    <w:pPr>
+      <w:suppressAutoHyphens/>
+      <w:spacing w:after="0" w:line="240" w:lineRule="auto"/>
+    </w:pPr>
+    <w:rPr>
+      <w:rFonts w:ascii="Times New Roman" w:eastAsia="Times New Roman" w:hAnsi="Times New Roman" w:cs="Times New Roman"/>
+      <w:sz w:val="24"/>
+      <w:szCs w:val="24"/>
+      <w:lang w:eastAsia="ar-SA"/>
+    </w:rPr>
+  </w:style>
+  <w:style w:type="paragraph" w:customStyle="1" w:styleId="C4D8D8EBF8FB4F208FCCE4F22312AE582">
+    <w:name w:val="C4D8D8EBF8FB4F208FCCE4F22312AE582"/>
+    <w:rsid w:val="00113541"/>
+    <w:pPr>
+      <w:suppressAutoHyphens/>
+      <w:spacing w:after="0" w:line="240" w:lineRule="auto"/>
+    </w:pPr>
+    <w:rPr>
+      <w:rFonts w:ascii="Times New Roman" w:eastAsia="Times New Roman" w:hAnsi="Times New Roman" w:cs="Times New Roman"/>
+      <w:sz w:val="24"/>
+      <w:szCs w:val="24"/>
+      <w:lang w:eastAsia="ar-SA"/>
+    </w:rPr>
+  </w:style>
+  <w:style w:type="paragraph" w:customStyle="1" w:styleId="334026C924924B0F8F30D585C3574F7F2">
+    <w:name w:val="334026C924924B0F8F30D585C3574F7F2"/>
+    <w:rsid w:val="00113541"/>
+    <w:pPr>
+      <w:suppressAutoHyphens/>
+      <w:spacing w:after="0" w:line="240" w:lineRule="auto"/>
+    </w:pPr>
+    <w:rPr>
+      <w:rFonts w:ascii="Times New Roman" w:eastAsia="Times New Roman" w:hAnsi="Times New Roman" w:cs="Times New Roman"/>
+      <w:sz w:val="24"/>
+      <w:szCs w:val="24"/>
+      <w:lang w:eastAsia="ar-SA"/>
+    </w:rPr>
+  </w:style>
+  <w:style w:type="paragraph" w:customStyle="1" w:styleId="7ADE624015B146EC945C11081BCEF5B12">
+    <w:name w:val="7ADE624015B146EC945C11081BCEF5B12"/>
+    <w:rsid w:val="00113541"/>
+    <w:pPr>
+      <w:suppressAutoHyphens/>
+      <w:spacing w:after="0" w:line="240" w:lineRule="auto"/>
+    </w:pPr>
+    <w:rPr>
+      <w:rFonts w:ascii="Times New Roman" w:eastAsia="Times New Roman" w:hAnsi="Times New Roman" w:cs="Times New Roman"/>
+      <w:sz w:val="24"/>
+      <w:szCs w:val="24"/>
+      <w:lang w:eastAsia="ar-SA"/>
+    </w:rPr>
+  </w:style>
+  <w:style w:type="paragraph" w:customStyle="1" w:styleId="E25F84A56559403AB6E70300BAAE09972">
+    <w:name w:val="E25F84A56559403AB6E70300BAAE09972"/>
+    <w:rsid w:val="00113541"/>
+    <w:pPr>
+      <w:suppressAutoHyphens/>
+      <w:spacing w:after="0" w:line="240" w:lineRule="auto"/>
+    </w:pPr>
+    <w:rPr>
+      <w:rFonts w:ascii="Times New Roman" w:eastAsia="Times New Roman" w:hAnsi="Times New Roman" w:cs="Times New Roman"/>
+      <w:sz w:val="24"/>
+      <w:szCs w:val="24"/>
+      <w:lang w:eastAsia="ar-SA"/>
+    </w:rPr>
+  </w:style>
+  <w:style w:type="paragraph" w:customStyle="1" w:styleId="1C4B464C7C4A4464BA71CE2F2FA80C771">
+    <w:name w:val="1C4B464C7C4A4464BA71CE2F2FA80C771"/>
+    <w:rsid w:val="00113541"/>
+    <w:pPr>
+      <w:suppressAutoHyphens/>
+      <w:spacing w:after="0" w:line="240" w:lineRule="auto"/>
+    </w:pPr>
+    <w:rPr>
+      <w:rFonts w:ascii="Times New Roman" w:eastAsia="Times New Roman" w:hAnsi="Times New Roman" w:cs="Times New Roman"/>
+      <w:sz w:val="24"/>
+      <w:szCs w:val="24"/>
+      <w:lang w:eastAsia="ar-SA"/>
+    </w:rPr>
+  </w:style>
+  <w:style w:type="paragraph" w:customStyle="1" w:styleId="41C7B96E8A2F4CCDB15DF23B381E76091">
+    <w:name w:val="41C7B96E8A2F4CCDB15DF23B381E76091"/>
+    <w:rsid w:val="00113541"/>
+    <w:pPr>
+      <w:suppressAutoHyphens/>
+      <w:spacing w:after="0" w:line="240" w:lineRule="auto"/>
+    </w:pPr>
+    <w:rPr>
+      <w:rFonts w:ascii="Times New Roman" w:eastAsia="Times New Roman" w:hAnsi="Times New Roman" w:cs="Times New Roman"/>
+      <w:sz w:val="24"/>
+      <w:szCs w:val="24"/>
+      <w:lang w:eastAsia="ar-SA"/>
+    </w:rPr>
+  </w:style>
+  <w:style w:type="paragraph" w:customStyle="1" w:styleId="7000F3773B5D45598E24BE2A206B0CB64">
+    <w:name w:val="7000F3773B5D45598E24BE2A206B0CB64"/>
+    <w:rsid w:val="00113541"/>
+    <w:pPr>
+      <w:suppressAutoHyphens/>
+      <w:spacing w:after="120" w:line="480" w:lineRule="auto"/>
+    </w:pPr>
+    <w:rPr>
+      <w:rFonts w:ascii="Times New Roman" w:eastAsia="Times New Roman" w:hAnsi="Times New Roman" w:cs="Times New Roman"/>
+      <w:sz w:val="24"/>
+      <w:szCs w:val="24"/>
+      <w:lang w:eastAsia="ar-SA"/>
+    </w:rPr>
+  </w:style>
+  <w:style w:type="paragraph" w:customStyle="1" w:styleId="EE6A686066A4478B98541DE0ED01880D4">
+    <w:name w:val="EE6A686066A4478B98541DE0ED01880D4"/>
+    <w:rsid w:val="00113541"/>
+    <w:pPr>
+      <w:suppressAutoHyphens/>
+      <w:spacing w:after="120" w:line="480" w:lineRule="auto"/>
+    </w:pPr>
+    <w:rPr>
+      <w:rFonts w:ascii="Times New Roman" w:eastAsia="Times New Roman" w:hAnsi="Times New Roman" w:cs="Times New Roman"/>
+      <w:sz w:val="24"/>
+      <w:szCs w:val="24"/>
+      <w:lang w:eastAsia="ar-SA"/>
+    </w:rPr>
+  </w:style>
+  <w:style w:type="paragraph" w:customStyle="1" w:styleId="98518950C15044288EB55986CD0239E94">
+    <w:name w:val="98518950C15044288EB55986CD0239E94"/>
+    <w:rsid w:val="00113541"/>
+    <w:pPr>
+      <w:suppressAutoHyphens/>
+      <w:spacing w:after="120" w:line="480" w:lineRule="auto"/>
+    </w:pPr>
+    <w:rPr>
+      <w:rFonts w:ascii="Times New Roman" w:eastAsia="Times New Roman" w:hAnsi="Times New Roman" w:cs="Times New Roman"/>
+      <w:sz w:val="24"/>
+      <w:szCs w:val="24"/>
+      <w:lang w:eastAsia="ar-SA"/>
+    </w:rPr>
+  </w:style>
+  <w:style w:type="paragraph" w:customStyle="1" w:styleId="DFE4253A826A41CB86C331DD4083B1044">
+    <w:name w:val="DFE4253A826A41CB86C331DD4083B1044"/>
+    <w:rsid w:val="00113541"/>
+    <w:pPr>
+      <w:suppressAutoHyphens/>
+      <w:spacing w:after="120" w:line="480" w:lineRule="auto"/>
+    </w:pPr>
+    <w:rPr>
+      <w:rFonts w:ascii="Times New Roman" w:eastAsia="Times New Roman" w:hAnsi="Times New Roman" w:cs="Times New Roman"/>
+      <w:sz w:val="24"/>
+      <w:szCs w:val="24"/>
+      <w:lang w:eastAsia="ar-SA"/>
+    </w:rPr>
+  </w:style>
+  <w:style w:type="paragraph" w:customStyle="1" w:styleId="79042A016C5A407A9E7DD96D7EC4B9384">
+    <w:name w:val="79042A016C5A407A9E7DD96D7EC4B9384"/>
+    <w:rsid w:val="00113541"/>
+    <w:pPr>
+      <w:suppressAutoHyphens/>
+      <w:spacing w:after="120" w:line="480" w:lineRule="auto"/>
+    </w:pPr>
+    <w:rPr>
+      <w:rFonts w:ascii="Times New Roman" w:eastAsia="Times New Roman" w:hAnsi="Times New Roman" w:cs="Times New Roman"/>
+      <w:sz w:val="24"/>
+      <w:szCs w:val="24"/>
+      <w:lang w:eastAsia="ar-SA"/>
+    </w:rPr>
+  </w:style>
+  <w:style w:type="paragraph" w:customStyle="1" w:styleId="51EF8E6C5B744057A17BC75C120E1F203">
+    <w:name w:val="51EF8E6C5B744057A17BC75C120E1F203"/>
+    <w:rsid w:val="00113541"/>
+    <w:pPr>
+      <w:suppressAutoHyphens/>
+      <w:spacing w:after="0" w:line="240" w:lineRule="auto"/>
+      <w:ind w:left="720"/>
+    </w:pPr>
+    <w:rPr>
+      <w:rFonts w:ascii="Times New Roman" w:eastAsia="Times New Roman" w:hAnsi="Times New Roman" w:cs="Times New Roman"/>
+      <w:sz w:val="24"/>
+      <w:szCs w:val="24"/>
+      <w:lang w:eastAsia="ar-SA"/>
+    </w:rPr>
+  </w:style>
+  <w:style w:type="paragraph" w:customStyle="1" w:styleId="6644C4ECF492402DB7F2BA9B6748E8783">
+    <w:name w:val="6644C4ECF492402DB7F2BA9B6748E8783"/>
+    <w:rsid w:val="00113541"/>
+    <w:pPr>
+      <w:suppressAutoHyphens/>
+      <w:spacing w:after="0" w:line="240" w:lineRule="auto"/>
+      <w:ind w:left="720"/>
+    </w:pPr>
+    <w:rPr>
+      <w:rFonts w:ascii="Times New Roman" w:eastAsia="Times New Roman" w:hAnsi="Times New Roman" w:cs="Times New Roman"/>
+      <w:sz w:val="24"/>
+      <w:szCs w:val="24"/>
+      <w:lang w:eastAsia="ar-SA"/>
+    </w:rPr>
+  </w:style>
+  <w:style w:type="paragraph" w:customStyle="1" w:styleId="C02B5CE2A98843C7A134DC3C1BECBCB33">
+    <w:name w:val="C02B5CE2A98843C7A134DC3C1BECBCB33"/>
+    <w:rsid w:val="00113541"/>
+    <w:pPr>
+      <w:suppressAutoHyphens/>
+      <w:spacing w:after="0" w:line="240" w:lineRule="auto"/>
+      <w:ind w:left="720"/>
+    </w:pPr>
+    <w:rPr>
+      <w:rFonts w:ascii="Times New Roman" w:eastAsia="Times New Roman" w:hAnsi="Times New Roman" w:cs="Times New Roman"/>
+      <w:sz w:val="24"/>
+      <w:szCs w:val="24"/>
+      <w:lang w:eastAsia="ar-SA"/>
+    </w:rPr>
+  </w:style>
+  <w:style w:type="paragraph" w:customStyle="1" w:styleId="F08CB367DF454DEDA5E6E09941FD86C63">
+    <w:name w:val="F08CB367DF454DEDA5E6E09941FD86C63"/>
+    <w:rsid w:val="00113541"/>
+    <w:pPr>
+      <w:suppressAutoHyphens/>
+      <w:spacing w:after="0" w:line="240" w:lineRule="auto"/>
+      <w:ind w:left="720"/>
+    </w:pPr>
+    <w:rPr>
+      <w:rFonts w:ascii="Times New Roman" w:eastAsia="Times New Roman" w:hAnsi="Times New Roman" w:cs="Times New Roman"/>
+      <w:sz w:val="24"/>
+      <w:szCs w:val="24"/>
+      <w:lang w:eastAsia="ar-SA"/>
+    </w:rPr>
+  </w:style>
+  <w:style w:type="paragraph" w:customStyle="1" w:styleId="30B5231132DE4C44B87DC8A4A77312F83">
+    <w:name w:val="30B5231132DE4C44B87DC8A4A77312F83"/>
+    <w:rsid w:val="00113541"/>
+    <w:pPr>
+      <w:suppressAutoHyphens/>
+      <w:spacing w:after="0" w:line="240" w:lineRule="auto"/>
+    </w:pPr>
+    <w:rPr>
+      <w:rFonts w:ascii="Times New Roman" w:eastAsia="Times New Roman" w:hAnsi="Times New Roman" w:cs="Times New Roman"/>
+      <w:sz w:val="24"/>
+      <w:szCs w:val="24"/>
+      <w:lang w:eastAsia="ar-SA"/>
+    </w:rPr>
+  </w:style>
+  <w:style w:type="paragraph" w:customStyle="1" w:styleId="641844EF88A0483585C42633FB27E1473">
+    <w:name w:val="641844EF88A0483585C42633FB27E1473"/>
+    <w:rsid w:val="00113541"/>
+    <w:pPr>
+      <w:suppressAutoHyphens/>
+      <w:spacing w:after="0" w:line="240" w:lineRule="auto"/>
+    </w:pPr>
+    <w:rPr>
+      <w:rFonts w:ascii="Times New Roman" w:eastAsia="Times New Roman" w:hAnsi="Times New Roman" w:cs="Times New Roman"/>
+      <w:sz w:val="24"/>
+      <w:szCs w:val="24"/>
+      <w:lang w:eastAsia="ar-SA"/>
+    </w:rPr>
+  </w:style>
+  <w:style w:type="paragraph" w:customStyle="1" w:styleId="11C5206171604150A0F0E34E3DB6DB7C3">
+    <w:name w:val="11C5206171604150A0F0E34E3DB6DB7C3"/>
+    <w:rsid w:val="00113541"/>
+    <w:pPr>
+      <w:suppressAutoHyphens/>
+      <w:spacing w:after="0" w:line="240" w:lineRule="auto"/>
+    </w:pPr>
+    <w:rPr>
+      <w:rFonts w:ascii="Times New Roman" w:eastAsia="Times New Roman" w:hAnsi="Times New Roman" w:cs="Times New Roman"/>
+      <w:sz w:val="24"/>
+      <w:szCs w:val="24"/>
+      <w:lang w:eastAsia="ar-SA"/>
+    </w:rPr>
+  </w:style>
+  <w:style w:type="paragraph" w:customStyle="1" w:styleId="24D557F4BD1F4680AF94C4A8664941573">
+    <w:name w:val="24D557F4BD1F4680AF94C4A8664941573"/>
+    <w:rsid w:val="00113541"/>
+    <w:pPr>
+      <w:suppressAutoHyphens/>
+      <w:spacing w:after="0" w:line="240" w:lineRule="auto"/>
+    </w:pPr>
+    <w:rPr>
+      <w:rFonts w:ascii="Times New Roman" w:eastAsia="Times New Roman" w:hAnsi="Times New Roman" w:cs="Times New Roman"/>
+      <w:sz w:val="24"/>
+      <w:szCs w:val="24"/>
+      <w:lang w:eastAsia="ar-SA"/>
+    </w:rPr>
+  </w:style>
+  <w:style w:type="paragraph" w:customStyle="1" w:styleId="F2031ECA10CA432EAFAFCC13CBD26CA13">
+    <w:name w:val="F2031ECA10CA432EAFAFCC13CBD26CA13"/>
+    <w:rsid w:val="00113541"/>
+    <w:pPr>
+      <w:suppressAutoHyphens/>
+      <w:spacing w:after="0" w:line="240" w:lineRule="auto"/>
+    </w:pPr>
+    <w:rPr>
+      <w:rFonts w:ascii="Times New Roman" w:eastAsia="Times New Roman" w:hAnsi="Times New Roman" w:cs="Times New Roman"/>
+      <w:sz w:val="24"/>
+      <w:szCs w:val="24"/>
+      <w:lang w:eastAsia="ar-SA"/>
+    </w:rPr>
+  </w:style>
+  <w:style w:type="paragraph" w:customStyle="1" w:styleId="F6D2CF914FB545CFAF75D2C668297D5A3">
+    <w:name w:val="F6D2CF914FB545CFAF75D2C668297D5A3"/>
+    <w:rsid w:val="00113541"/>
+    <w:pPr>
+      <w:suppressAutoHyphens/>
+      <w:spacing w:after="0" w:line="240" w:lineRule="auto"/>
+    </w:pPr>
+    <w:rPr>
+      <w:rFonts w:ascii="Times New Roman" w:eastAsia="Times New Roman" w:hAnsi="Times New Roman" w:cs="Times New Roman"/>
+      <w:sz w:val="24"/>
+      <w:szCs w:val="24"/>
+      <w:lang w:eastAsia="ar-SA"/>
+    </w:rPr>
+  </w:style>
+  <w:style w:type="paragraph" w:customStyle="1" w:styleId="9E9A8FC7DA374C97938206616E58A5443">
+    <w:name w:val="9E9A8FC7DA374C97938206616E58A5443"/>
+    <w:rsid w:val="00113541"/>
+    <w:pPr>
+      <w:suppressAutoHyphens/>
+      <w:spacing w:after="0" w:line="240" w:lineRule="auto"/>
+    </w:pPr>
+    <w:rPr>
+      <w:rFonts w:ascii="Times New Roman" w:eastAsia="Times New Roman" w:hAnsi="Times New Roman" w:cs="Times New Roman"/>
+      <w:sz w:val="24"/>
+      <w:szCs w:val="24"/>
+      <w:lang w:eastAsia="ar-SA"/>
+    </w:rPr>
+  </w:style>
+  <w:style w:type="paragraph" w:customStyle="1" w:styleId="D569733F90D8465780AAFEA9A72292CC3">
+    <w:name w:val="D569733F90D8465780AAFEA9A72292CC3"/>
+    <w:rsid w:val="00113541"/>
+    <w:pPr>
+      <w:suppressAutoHyphens/>
+      <w:spacing w:after="0" w:line="240" w:lineRule="auto"/>
+    </w:pPr>
+    <w:rPr>
+      <w:rFonts w:ascii="Times New Roman" w:eastAsia="Times New Roman" w:hAnsi="Times New Roman" w:cs="Times New Roman"/>
+      <w:sz w:val="24"/>
+      <w:szCs w:val="24"/>
+      <w:lang w:eastAsia="ar-SA"/>
+    </w:rPr>
+  </w:style>
+  <w:style w:type="paragraph" w:customStyle="1" w:styleId="A424099D39AD4CE8A3386ED4CCAB1C513">
+    <w:name w:val="A424099D39AD4CE8A3386ED4CCAB1C513"/>
+    <w:rsid w:val="00113541"/>
+    <w:pPr>
+      <w:suppressAutoHyphens/>
+      <w:spacing w:after="0" w:line="240" w:lineRule="auto"/>
+    </w:pPr>
+    <w:rPr>
+      <w:rFonts w:ascii="Times New Roman" w:eastAsia="Times New Roman" w:hAnsi="Times New Roman" w:cs="Times New Roman"/>
+      <w:sz w:val="24"/>
+      <w:szCs w:val="24"/>
+      <w:lang w:eastAsia="ar-SA"/>
+    </w:rPr>
+  </w:style>
+  <w:style w:type="paragraph" w:customStyle="1" w:styleId="1C25BBCB9E8C458DB55945E1653B7B603">
+    <w:name w:val="1C25BBCB9E8C458DB55945E1653B7B603"/>
+    <w:rsid w:val="00113541"/>
+    <w:pPr>
+      <w:suppressAutoHyphens/>
+      <w:spacing w:after="0" w:line="240" w:lineRule="auto"/>
+    </w:pPr>
+    <w:rPr>
+      <w:rFonts w:ascii="Times New Roman" w:eastAsia="Times New Roman" w:hAnsi="Times New Roman" w:cs="Times New Roman"/>
+      <w:sz w:val="24"/>
+      <w:szCs w:val="24"/>
+      <w:lang w:eastAsia="ar-SA"/>
+    </w:rPr>
+  </w:style>
+  <w:style w:type="paragraph" w:customStyle="1" w:styleId="C4D8D8EBF8FB4F208FCCE4F22312AE583">
+    <w:name w:val="C4D8D8EBF8FB4F208FCCE4F22312AE583"/>
+    <w:rsid w:val="00113541"/>
+    <w:pPr>
+      <w:suppressAutoHyphens/>
+      <w:spacing w:after="0" w:line="240" w:lineRule="auto"/>
+    </w:pPr>
+    <w:rPr>
+      <w:rFonts w:ascii="Times New Roman" w:eastAsia="Times New Roman" w:hAnsi="Times New Roman" w:cs="Times New Roman"/>
+      <w:sz w:val="24"/>
+      <w:szCs w:val="24"/>
+      <w:lang w:eastAsia="ar-SA"/>
+    </w:rPr>
+  </w:style>
+  <w:style w:type="paragraph" w:customStyle="1" w:styleId="334026C924924B0F8F30D585C3574F7F3">
+    <w:name w:val="334026C924924B0F8F30D585C3574F7F3"/>
+    <w:rsid w:val="00113541"/>
+    <w:pPr>
+      <w:suppressAutoHyphens/>
+      <w:spacing w:after="0" w:line="240" w:lineRule="auto"/>
+    </w:pPr>
+    <w:rPr>
+      <w:rFonts w:ascii="Times New Roman" w:eastAsia="Times New Roman" w:hAnsi="Times New Roman" w:cs="Times New Roman"/>
+      <w:sz w:val="24"/>
+      <w:szCs w:val="24"/>
+      <w:lang w:eastAsia="ar-SA"/>
+    </w:rPr>
+  </w:style>
+  <w:style w:type="paragraph" w:customStyle="1" w:styleId="7ADE624015B146EC945C11081BCEF5B13">
+    <w:name w:val="7ADE624015B146EC945C11081BCEF5B13"/>
+    <w:rsid w:val="00113541"/>
+    <w:pPr>
+      <w:suppressAutoHyphens/>
+      <w:spacing w:after="0" w:line="240" w:lineRule="auto"/>
+    </w:pPr>
+    <w:rPr>
+      <w:rFonts w:ascii="Times New Roman" w:eastAsia="Times New Roman" w:hAnsi="Times New Roman" w:cs="Times New Roman"/>
+      <w:sz w:val="24"/>
+      <w:szCs w:val="24"/>
+      <w:lang w:eastAsia="ar-SA"/>
+    </w:rPr>
+  </w:style>
+  <w:style w:type="paragraph" w:customStyle="1" w:styleId="E25F84A56559403AB6E70300BAAE09973">
+    <w:name w:val="E25F84A56559403AB6E70300BAAE09973"/>
+    <w:rsid w:val="00113541"/>
+    <w:pPr>
+      <w:suppressAutoHyphens/>
+      <w:spacing w:after="0" w:line="240" w:lineRule="auto"/>
+    </w:pPr>
+    <w:rPr>
+      <w:rFonts w:ascii="Times New Roman" w:eastAsia="Times New Roman" w:hAnsi="Times New Roman" w:cs="Times New Roman"/>
+      <w:sz w:val="24"/>
+      <w:szCs w:val="24"/>
+      <w:lang w:eastAsia="ar-SA"/>
+    </w:rPr>
+  </w:style>
+  <w:style w:type="paragraph" w:customStyle="1" w:styleId="1C4B464C7C4A4464BA71CE2F2FA80C772">
+    <w:name w:val="1C4B464C7C4A4464BA71CE2F2FA80C772"/>
+    <w:rsid w:val="00113541"/>
+    <w:pPr>
+      <w:suppressAutoHyphens/>
+      <w:spacing w:after="0" w:line="240" w:lineRule="auto"/>
+    </w:pPr>
+    <w:rPr>
+      <w:rFonts w:ascii="Times New Roman" w:eastAsia="Times New Roman" w:hAnsi="Times New Roman" w:cs="Times New Roman"/>
+      <w:sz w:val="24"/>
+      <w:szCs w:val="24"/>
+      <w:lang w:eastAsia="ar-SA"/>
+    </w:rPr>
+  </w:style>
+  <w:style w:type="paragraph" w:customStyle="1" w:styleId="41C7B96E8A2F4CCDB15DF23B381E76092">
+    <w:name w:val="41C7B96E8A2F4CCDB15DF23B381E76092"/>
+    <w:rsid w:val="00113541"/>
+    <w:pPr>
+      <w:suppressAutoHyphens/>
+      <w:spacing w:after="0" w:line="240" w:lineRule="auto"/>
+    </w:pPr>
+    <w:rPr>
+      <w:rFonts w:ascii="Times New Roman" w:eastAsia="Times New Roman" w:hAnsi="Times New Roman" w:cs="Times New Roman"/>
+      <w:sz w:val="24"/>
+      <w:szCs w:val="24"/>
+      <w:lang w:eastAsia="ar-SA"/>
+    </w:rPr>
+  </w:style>
+  <w:style w:type="paragraph" w:customStyle="1" w:styleId="7000F3773B5D45598E24BE2A206B0CB65">
+    <w:name w:val="7000F3773B5D45598E24BE2A206B0CB65"/>
+    <w:rsid w:val="00113541"/>
+    <w:pPr>
+      <w:suppressAutoHyphens/>
+      <w:spacing w:after="120" w:line="480" w:lineRule="auto"/>
+    </w:pPr>
+    <w:rPr>
+      <w:rFonts w:ascii="Times New Roman" w:eastAsia="Times New Roman" w:hAnsi="Times New Roman" w:cs="Times New Roman"/>
+      <w:sz w:val="24"/>
+      <w:szCs w:val="24"/>
+      <w:lang w:eastAsia="ar-SA"/>
+    </w:rPr>
+  </w:style>
+  <w:style w:type="paragraph" w:customStyle="1" w:styleId="EE6A686066A4478B98541DE0ED01880D5">
+    <w:name w:val="EE6A686066A4478B98541DE0ED01880D5"/>
+    <w:rsid w:val="00113541"/>
+    <w:pPr>
+      <w:suppressAutoHyphens/>
+      <w:spacing w:after="120" w:line="480" w:lineRule="auto"/>
+    </w:pPr>
+    <w:rPr>
+      <w:rFonts w:ascii="Times New Roman" w:eastAsia="Times New Roman" w:hAnsi="Times New Roman" w:cs="Times New Roman"/>
+      <w:sz w:val="24"/>
+      <w:szCs w:val="24"/>
+      <w:lang w:eastAsia="ar-SA"/>
+    </w:rPr>
+  </w:style>
+  <w:style w:type="paragraph" w:customStyle="1" w:styleId="98518950C15044288EB55986CD0239E95">
+    <w:name w:val="98518950C15044288EB55986CD0239E95"/>
+    <w:rsid w:val="00113541"/>
+    <w:pPr>
+      <w:suppressAutoHyphens/>
+      <w:spacing w:after="120" w:line="480" w:lineRule="auto"/>
+    </w:pPr>
+    <w:rPr>
+      <w:rFonts w:ascii="Times New Roman" w:eastAsia="Times New Roman" w:hAnsi="Times New Roman" w:cs="Times New Roman"/>
+      <w:sz w:val="24"/>
+      <w:szCs w:val="24"/>
+      <w:lang w:eastAsia="ar-SA"/>
+    </w:rPr>
+  </w:style>
+  <w:style w:type="paragraph" w:customStyle="1" w:styleId="DFE4253A826A41CB86C331DD4083B1045">
+    <w:name w:val="DFE4253A826A41CB86C331DD4083B1045"/>
+    <w:rsid w:val="00113541"/>
+    <w:pPr>
+      <w:suppressAutoHyphens/>
+      <w:spacing w:after="120" w:line="480" w:lineRule="auto"/>
+    </w:pPr>
+    <w:rPr>
+      <w:rFonts w:ascii="Times New Roman" w:eastAsia="Times New Roman" w:hAnsi="Times New Roman" w:cs="Times New Roman"/>
+      <w:sz w:val="24"/>
+      <w:szCs w:val="24"/>
+      <w:lang w:eastAsia="ar-SA"/>
+    </w:rPr>
+  </w:style>
+  <w:style w:type="paragraph" w:customStyle="1" w:styleId="79042A016C5A407A9E7DD96D7EC4B9385">
+    <w:name w:val="79042A016C5A407A9E7DD96D7EC4B9385"/>
+    <w:rsid w:val="00113541"/>
+    <w:pPr>
+      <w:suppressAutoHyphens/>
+      <w:spacing w:after="120" w:line="480" w:lineRule="auto"/>
+    </w:pPr>
+    <w:rPr>
+      <w:rFonts w:ascii="Times New Roman" w:eastAsia="Times New Roman" w:hAnsi="Times New Roman" w:cs="Times New Roman"/>
+      <w:sz w:val="24"/>
+      <w:szCs w:val="24"/>
+      <w:lang w:eastAsia="ar-SA"/>
+    </w:rPr>
+  </w:style>
+  <w:style w:type="paragraph" w:customStyle="1" w:styleId="51EF8E6C5B744057A17BC75C120E1F204">
+    <w:name w:val="51EF8E6C5B744057A17BC75C120E1F204"/>
+    <w:rsid w:val="00113541"/>
+    <w:pPr>
+      <w:suppressAutoHyphens/>
+      <w:spacing w:after="0" w:line="240" w:lineRule="auto"/>
+      <w:ind w:left="720"/>
+    </w:pPr>
+    <w:rPr>
+      <w:rFonts w:ascii="Times New Roman" w:eastAsia="Times New Roman" w:hAnsi="Times New Roman" w:cs="Times New Roman"/>
+      <w:sz w:val="24"/>
+      <w:szCs w:val="24"/>
+      <w:lang w:eastAsia="ar-SA"/>
+    </w:rPr>
+  </w:style>
+  <w:style w:type="paragraph" w:customStyle="1" w:styleId="6644C4ECF492402DB7F2BA9B6748E8784">
+    <w:name w:val="6644C4ECF492402DB7F2BA9B6748E8784"/>
+    <w:rsid w:val="00113541"/>
+    <w:pPr>
+      <w:suppressAutoHyphens/>
+      <w:spacing w:after="0" w:line="240" w:lineRule="auto"/>
+      <w:ind w:left="720"/>
+    </w:pPr>
+    <w:rPr>
+      <w:rFonts w:ascii="Times New Roman" w:eastAsia="Times New Roman" w:hAnsi="Times New Roman" w:cs="Times New Roman"/>
+      <w:sz w:val="24"/>
+      <w:szCs w:val="24"/>
+      <w:lang w:eastAsia="ar-SA"/>
+    </w:rPr>
+  </w:style>
+  <w:style w:type="paragraph" w:customStyle="1" w:styleId="C02B5CE2A98843C7A134DC3C1BECBCB34">
+    <w:name w:val="C02B5CE2A98843C7A134DC3C1BECBCB34"/>
+    <w:rsid w:val="00113541"/>
+    <w:pPr>
+      <w:suppressAutoHyphens/>
+      <w:spacing w:after="0" w:line="240" w:lineRule="auto"/>
+      <w:ind w:left="720"/>
+    </w:pPr>
+    <w:rPr>
+      <w:rFonts w:ascii="Times New Roman" w:eastAsia="Times New Roman" w:hAnsi="Times New Roman" w:cs="Times New Roman"/>
+      <w:sz w:val="24"/>
+      <w:szCs w:val="24"/>
+      <w:lang w:eastAsia="ar-SA"/>
+    </w:rPr>
+  </w:style>
+  <w:style w:type="paragraph" w:customStyle="1" w:styleId="F08CB367DF454DEDA5E6E09941FD86C64">
+    <w:name w:val="F08CB367DF454DEDA5E6E09941FD86C64"/>
+    <w:rsid w:val="00113541"/>
+    <w:pPr>
+      <w:suppressAutoHyphens/>
+      <w:spacing w:after="0" w:line="240" w:lineRule="auto"/>
+      <w:ind w:left="720"/>
+    </w:pPr>
+    <w:rPr>
+      <w:rFonts w:ascii="Times New Roman" w:eastAsia="Times New Roman" w:hAnsi="Times New Roman" w:cs="Times New Roman"/>
+      <w:sz w:val="24"/>
+      <w:szCs w:val="24"/>
+      <w:lang w:eastAsia="ar-SA"/>
+    </w:rPr>
+  </w:style>
+  <w:style w:type="paragraph" w:customStyle="1" w:styleId="30B5231132DE4C44B87DC8A4A77312F84">
+    <w:name w:val="30B5231132DE4C44B87DC8A4A77312F84"/>
+    <w:rsid w:val="00113541"/>
+    <w:pPr>
+      <w:suppressAutoHyphens/>
+      <w:spacing w:after="0" w:line="240" w:lineRule="auto"/>
+    </w:pPr>
+    <w:rPr>
+      <w:rFonts w:ascii="Times New Roman" w:eastAsia="Times New Roman" w:hAnsi="Times New Roman" w:cs="Times New Roman"/>
+      <w:sz w:val="24"/>
+      <w:szCs w:val="24"/>
+      <w:lang w:eastAsia="ar-SA"/>
+    </w:rPr>
+  </w:style>
+  <w:style w:type="paragraph" w:customStyle="1" w:styleId="641844EF88A0483585C42633FB27E1474">
+    <w:name w:val="641844EF88A0483585C42633FB27E1474"/>
+    <w:rsid w:val="00113541"/>
+    <w:pPr>
+      <w:suppressAutoHyphens/>
+      <w:spacing w:after="0" w:line="240" w:lineRule="auto"/>
+    </w:pPr>
+    <w:rPr>
+      <w:rFonts w:ascii="Times New Roman" w:eastAsia="Times New Roman" w:hAnsi="Times New Roman" w:cs="Times New Roman"/>
+      <w:sz w:val="24"/>
+      <w:szCs w:val="24"/>
+      <w:lang w:eastAsia="ar-SA"/>
+    </w:rPr>
+  </w:style>
+  <w:style w:type="paragraph" w:customStyle="1" w:styleId="11C5206171604150A0F0E34E3DB6DB7C4">
+    <w:name w:val="11C5206171604150A0F0E34E3DB6DB7C4"/>
+    <w:rsid w:val="00113541"/>
+    <w:pPr>
+      <w:suppressAutoHyphens/>
+      <w:spacing w:after="0" w:line="240" w:lineRule="auto"/>
+    </w:pPr>
+    <w:rPr>
+      <w:rFonts w:ascii="Times New Roman" w:eastAsia="Times New Roman" w:hAnsi="Times New Roman" w:cs="Times New Roman"/>
+      <w:sz w:val="24"/>
+      <w:szCs w:val="24"/>
+      <w:lang w:eastAsia="ar-SA"/>
+    </w:rPr>
+  </w:style>
+  <w:style w:type="paragraph" w:customStyle="1" w:styleId="24D557F4BD1F4680AF94C4A8664941574">
+    <w:name w:val="24D557F4BD1F4680AF94C4A8664941574"/>
+    <w:rsid w:val="00113541"/>
+    <w:pPr>
+      <w:suppressAutoHyphens/>
+      <w:spacing w:after="0" w:line="240" w:lineRule="auto"/>
+    </w:pPr>
+    <w:rPr>
+      <w:rFonts w:ascii="Times New Roman" w:eastAsia="Times New Roman" w:hAnsi="Times New Roman" w:cs="Times New Roman"/>
+      <w:sz w:val="24"/>
+      <w:szCs w:val="24"/>
+      <w:lang w:eastAsia="ar-SA"/>
+    </w:rPr>
+  </w:style>
+  <w:style w:type="paragraph" w:customStyle="1" w:styleId="F2031ECA10CA432EAFAFCC13CBD26CA14">
+    <w:name w:val="F2031ECA10CA432EAFAFCC13CBD26CA14"/>
+    <w:rsid w:val="00113541"/>
+    <w:pPr>
+      <w:suppressAutoHyphens/>
+      <w:spacing w:after="0" w:line="240" w:lineRule="auto"/>
+    </w:pPr>
+    <w:rPr>
+      <w:rFonts w:ascii="Times New Roman" w:eastAsia="Times New Roman" w:hAnsi="Times New Roman" w:cs="Times New Roman"/>
+      <w:sz w:val="24"/>
+      <w:szCs w:val="24"/>
+      <w:lang w:eastAsia="ar-SA"/>
+    </w:rPr>
+  </w:style>
+  <w:style w:type="paragraph" w:customStyle="1" w:styleId="F6D2CF914FB545CFAF75D2C668297D5A4">
+    <w:name w:val="F6D2CF914FB545CFAF75D2C668297D5A4"/>
+    <w:rsid w:val="00113541"/>
+    <w:pPr>
+      <w:suppressAutoHyphens/>
+      <w:spacing w:after="0" w:line="240" w:lineRule="auto"/>
+    </w:pPr>
+    <w:rPr>
+      <w:rFonts w:ascii="Times New Roman" w:eastAsia="Times New Roman" w:hAnsi="Times New Roman" w:cs="Times New Roman"/>
+      <w:sz w:val="24"/>
+      <w:szCs w:val="24"/>
+      <w:lang w:eastAsia="ar-SA"/>
+    </w:rPr>
+  </w:style>
+  <w:style w:type="paragraph" w:customStyle="1" w:styleId="9E9A8FC7DA374C97938206616E58A5444">
+    <w:name w:val="9E9A8FC7DA374C97938206616E58A5444"/>
+    <w:rsid w:val="00113541"/>
+    <w:pPr>
+      <w:suppressAutoHyphens/>
+      <w:spacing w:after="0" w:line="240" w:lineRule="auto"/>
+    </w:pPr>
+    <w:rPr>
+      <w:rFonts w:ascii="Times New Roman" w:eastAsia="Times New Roman" w:hAnsi="Times New Roman" w:cs="Times New Roman"/>
+      <w:sz w:val="24"/>
+      <w:szCs w:val="24"/>
+      <w:lang w:eastAsia="ar-SA"/>
+    </w:rPr>
+  </w:style>
+  <w:style w:type="paragraph" w:customStyle="1" w:styleId="D569733F90D8465780AAFEA9A72292CC4">
+    <w:name w:val="D569733F90D8465780AAFEA9A72292CC4"/>
+    <w:rsid w:val="00113541"/>
+    <w:pPr>
+      <w:suppressAutoHyphens/>
+      <w:spacing w:after="0" w:line="240" w:lineRule="auto"/>
+    </w:pPr>
+    <w:rPr>
+      <w:rFonts w:ascii="Times New Roman" w:eastAsia="Times New Roman" w:hAnsi="Times New Roman" w:cs="Times New Roman"/>
+      <w:sz w:val="24"/>
+      <w:szCs w:val="24"/>
+      <w:lang w:eastAsia="ar-SA"/>
+    </w:rPr>
+  </w:style>
+  <w:style w:type="paragraph" w:customStyle="1" w:styleId="A424099D39AD4CE8A3386ED4CCAB1C514">
+    <w:name w:val="A424099D39AD4CE8A3386ED4CCAB1C514"/>
+    <w:rsid w:val="00113541"/>
+    <w:pPr>
+      <w:suppressAutoHyphens/>
+      <w:spacing w:after="0" w:line="240" w:lineRule="auto"/>
+    </w:pPr>
+    <w:rPr>
+      <w:rFonts w:ascii="Times New Roman" w:eastAsia="Times New Roman" w:hAnsi="Times New Roman" w:cs="Times New Roman"/>
+      <w:sz w:val="24"/>
+      <w:szCs w:val="24"/>
+      <w:lang w:eastAsia="ar-SA"/>
+    </w:rPr>
+  </w:style>
+  <w:style w:type="paragraph" w:customStyle="1" w:styleId="1C25BBCB9E8C458DB55945E1653B7B604">
+    <w:name w:val="1C25BBCB9E8C458DB55945E1653B7B604"/>
+    <w:rsid w:val="00113541"/>
+    <w:pPr>
+      <w:suppressAutoHyphens/>
+      <w:spacing w:after="0" w:line="240" w:lineRule="auto"/>
+    </w:pPr>
+    <w:rPr>
+      <w:rFonts w:ascii="Times New Roman" w:eastAsia="Times New Roman" w:hAnsi="Times New Roman" w:cs="Times New Roman"/>
+      <w:sz w:val="24"/>
+      <w:szCs w:val="24"/>
+      <w:lang w:eastAsia="ar-SA"/>
+    </w:rPr>
+  </w:style>
+  <w:style w:type="paragraph" w:customStyle="1" w:styleId="C4D8D8EBF8FB4F208FCCE4F22312AE584">
+    <w:name w:val="C4D8D8EBF8FB4F208FCCE4F22312AE584"/>
+    <w:rsid w:val="00113541"/>
+    <w:pPr>
+      <w:suppressAutoHyphens/>
+      <w:spacing w:after="0" w:line="240" w:lineRule="auto"/>
+    </w:pPr>
+    <w:rPr>
+      <w:rFonts w:ascii="Times New Roman" w:eastAsia="Times New Roman" w:hAnsi="Times New Roman" w:cs="Times New Roman"/>
+      <w:sz w:val="24"/>
+      <w:szCs w:val="24"/>
+      <w:lang w:eastAsia="ar-SA"/>
+    </w:rPr>
+  </w:style>
+  <w:style w:type="paragraph" w:customStyle="1" w:styleId="334026C924924B0F8F30D585C3574F7F4">
+    <w:name w:val="334026C924924B0F8F30D585C3574F7F4"/>
+    <w:rsid w:val="00113541"/>
+    <w:pPr>
+      <w:suppressAutoHyphens/>
+      <w:spacing w:after="0" w:line="240" w:lineRule="auto"/>
+    </w:pPr>
+    <w:rPr>
+      <w:rFonts w:ascii="Times New Roman" w:eastAsia="Times New Roman" w:hAnsi="Times New Roman" w:cs="Times New Roman"/>
+      <w:sz w:val="24"/>
+      <w:szCs w:val="24"/>
+      <w:lang w:eastAsia="ar-SA"/>
+    </w:rPr>
+  </w:style>
+  <w:style w:type="paragraph" w:customStyle="1" w:styleId="7ADE624015B146EC945C11081BCEF5B14">
+    <w:name w:val="7ADE624015B146EC945C11081BCEF5B14"/>
+    <w:rsid w:val="00113541"/>
+    <w:pPr>
+      <w:suppressAutoHyphens/>
+      <w:spacing w:after="0" w:line="240" w:lineRule="auto"/>
+    </w:pPr>
+    <w:rPr>
+      <w:rFonts w:ascii="Times New Roman" w:eastAsia="Times New Roman" w:hAnsi="Times New Roman" w:cs="Times New Roman"/>
+      <w:sz w:val="24"/>
+      <w:szCs w:val="24"/>
+      <w:lang w:eastAsia="ar-SA"/>
+    </w:rPr>
+  </w:style>
+  <w:style w:type="paragraph" w:customStyle="1" w:styleId="E25F84A56559403AB6E70300BAAE09974">
+    <w:name w:val="E25F84A56559403AB6E70300BAAE09974"/>
+    <w:rsid w:val="00113541"/>
+    <w:pPr>
+      <w:suppressAutoHyphens/>
+      <w:spacing w:after="0" w:line="240" w:lineRule="auto"/>
+    </w:pPr>
+    <w:rPr>
+      <w:rFonts w:ascii="Times New Roman" w:eastAsia="Times New Roman" w:hAnsi="Times New Roman" w:cs="Times New Roman"/>
+      <w:sz w:val="24"/>
+      <w:szCs w:val="24"/>
+      <w:lang w:eastAsia="ar-SA"/>
+    </w:rPr>
+  </w:style>
+  <w:style w:type="paragraph" w:customStyle="1" w:styleId="1C4B464C7C4A4464BA71CE2F2FA80C773">
+    <w:name w:val="1C4B464C7C4A4464BA71CE2F2FA80C773"/>
+    <w:rsid w:val="00113541"/>
+    <w:pPr>
+      <w:suppressAutoHyphens/>
+      <w:spacing w:after="0" w:line="240" w:lineRule="auto"/>
+    </w:pPr>
+    <w:rPr>
+      <w:rFonts w:ascii="Times New Roman" w:eastAsia="Times New Roman" w:hAnsi="Times New Roman" w:cs="Times New Roman"/>
+      <w:sz w:val="24"/>
+      <w:szCs w:val="24"/>
+      <w:lang w:eastAsia="ar-SA"/>
+    </w:rPr>
+  </w:style>
+  <w:style w:type="paragraph" w:customStyle="1" w:styleId="41C7B96E8A2F4CCDB15DF23B381E76093">
+    <w:name w:val="41C7B96E8A2F4CCDB15DF23B381E76093"/>
+    <w:rsid w:val="00113541"/>
+    <w:pPr>
+      <w:suppressAutoHyphens/>
+      <w:spacing w:after="0" w:line="240" w:lineRule="auto"/>
+    </w:pPr>
+    <w:rPr>
+      <w:rFonts w:ascii="Times New Roman" w:eastAsia="Times New Roman" w:hAnsi="Times New Roman" w:cs="Times New Roman"/>
+      <w:sz w:val="24"/>
+      <w:szCs w:val="24"/>
+      <w:lang w:eastAsia="ar-SA"/>
+    </w:rPr>
+  </w:style>
+  <w:style w:type="paragraph" w:customStyle="1" w:styleId="7000F3773B5D45598E24BE2A206B0CB66">
+    <w:name w:val="7000F3773B5D45598E24BE2A206B0CB66"/>
+    <w:rsid w:val="008277EC"/>
+    <w:pPr>
+      <w:suppressAutoHyphens/>
+      <w:spacing w:after="120" w:line="480" w:lineRule="auto"/>
+    </w:pPr>
+    <w:rPr>
+      <w:rFonts w:ascii="Times New Roman" w:eastAsia="Times New Roman" w:hAnsi="Times New Roman" w:cs="Times New Roman"/>
+      <w:sz w:val="24"/>
+      <w:szCs w:val="24"/>
+      <w:lang w:eastAsia="ar-SA"/>
+    </w:rPr>
+  </w:style>
+  <w:style w:type="paragraph" w:customStyle="1" w:styleId="EE6A686066A4478B98541DE0ED01880D6">
+    <w:name w:val="EE6A686066A4478B98541DE0ED01880D6"/>
+    <w:rsid w:val="008277EC"/>
+    <w:pPr>
+      <w:suppressAutoHyphens/>
+      <w:spacing w:after="120" w:line="480" w:lineRule="auto"/>
+    </w:pPr>
+    <w:rPr>
+      <w:rFonts w:ascii="Times New Roman" w:eastAsia="Times New Roman" w:hAnsi="Times New Roman" w:cs="Times New Roman"/>
+      <w:sz w:val="24"/>
+      <w:szCs w:val="24"/>
+      <w:lang w:eastAsia="ar-SA"/>
+    </w:rPr>
+  </w:style>
+  <w:style w:type="paragraph" w:customStyle="1" w:styleId="98518950C15044288EB55986CD0239E96">
+    <w:name w:val="98518950C15044288EB55986CD0239E96"/>
+    <w:rsid w:val="008277EC"/>
+    <w:pPr>
+      <w:suppressAutoHyphens/>
+      <w:spacing w:after="120" w:line="480" w:lineRule="auto"/>
+    </w:pPr>
+    <w:rPr>
+      <w:rFonts w:ascii="Times New Roman" w:eastAsia="Times New Roman" w:hAnsi="Times New Roman" w:cs="Times New Roman"/>
+      <w:sz w:val="24"/>
+      <w:szCs w:val="24"/>
+      <w:lang w:eastAsia="ar-SA"/>
+    </w:rPr>
+  </w:style>
+  <w:style w:type="paragraph" w:customStyle="1" w:styleId="DFE4253A826A41CB86C331DD4083B1046">
+    <w:name w:val="DFE4253A826A41CB86C331DD4083B1046"/>
+    <w:rsid w:val="008277EC"/>
+    <w:pPr>
+      <w:suppressAutoHyphens/>
+      <w:spacing w:after="120" w:line="480" w:lineRule="auto"/>
+    </w:pPr>
+    <w:rPr>
+      <w:rFonts w:ascii="Times New Roman" w:eastAsia="Times New Roman" w:hAnsi="Times New Roman" w:cs="Times New Roman"/>
+      <w:sz w:val="24"/>
+      <w:szCs w:val="24"/>
+      <w:lang w:eastAsia="ar-SA"/>
+    </w:rPr>
+  </w:style>
+  <w:style w:type="paragraph" w:customStyle="1" w:styleId="79042A016C5A407A9E7DD96D7EC4B9386">
+    <w:name w:val="79042A016C5A407A9E7DD96D7EC4B9386"/>
+    <w:rsid w:val="008277EC"/>
+    <w:pPr>
+      <w:suppressAutoHyphens/>
+      <w:spacing w:after="120" w:line="480" w:lineRule="auto"/>
+    </w:pPr>
+    <w:rPr>
+      <w:rFonts w:ascii="Times New Roman" w:eastAsia="Times New Roman" w:hAnsi="Times New Roman" w:cs="Times New Roman"/>
+      <w:sz w:val="24"/>
+      <w:szCs w:val="24"/>
+      <w:lang w:eastAsia="ar-SA"/>
+    </w:rPr>
+  </w:style>
+  <w:style w:type="paragraph" w:customStyle="1" w:styleId="51EF8E6C5B744057A17BC75C120E1F205">
+    <w:name w:val="51EF8E6C5B744057A17BC75C120E1F205"/>
+    <w:rsid w:val="008277EC"/>
+    <w:pPr>
+      <w:suppressAutoHyphens/>
+      <w:spacing w:after="0" w:line="240" w:lineRule="auto"/>
+      <w:ind w:left="720"/>
+    </w:pPr>
+    <w:rPr>
+      <w:rFonts w:ascii="Times New Roman" w:eastAsia="Times New Roman" w:hAnsi="Times New Roman" w:cs="Times New Roman"/>
+      <w:sz w:val="24"/>
+      <w:szCs w:val="24"/>
+      <w:lang w:eastAsia="ar-SA"/>
+    </w:rPr>
+  </w:style>
+  <w:style w:type="paragraph" w:customStyle="1" w:styleId="6644C4ECF492402DB7F2BA9B6748E8785">
+    <w:name w:val="6644C4ECF492402DB7F2BA9B6748E8785"/>
+    <w:rsid w:val="008277EC"/>
+    <w:pPr>
+      <w:suppressAutoHyphens/>
+      <w:spacing w:after="0" w:line="240" w:lineRule="auto"/>
+      <w:ind w:left="720"/>
+    </w:pPr>
+    <w:rPr>
+      <w:rFonts w:ascii="Times New Roman" w:eastAsia="Times New Roman" w:hAnsi="Times New Roman" w:cs="Times New Roman"/>
+      <w:sz w:val="24"/>
+      <w:szCs w:val="24"/>
+      <w:lang w:eastAsia="ar-SA"/>
+    </w:rPr>
+  </w:style>
+  <w:style w:type="paragraph" w:customStyle="1" w:styleId="C02B5CE2A98843C7A134DC3C1BECBCB35">
+    <w:name w:val="C02B5CE2A98843C7A134DC3C1BECBCB35"/>
+    <w:rsid w:val="008277EC"/>
+    <w:pPr>
+      <w:suppressAutoHyphens/>
+      <w:spacing w:after="0" w:line="240" w:lineRule="auto"/>
+      <w:ind w:left="720"/>
+    </w:pPr>
+    <w:rPr>
+      <w:rFonts w:ascii="Times New Roman" w:eastAsia="Times New Roman" w:hAnsi="Times New Roman" w:cs="Times New Roman"/>
+      <w:sz w:val="24"/>
+      <w:szCs w:val="24"/>
+      <w:lang w:eastAsia="ar-SA"/>
+    </w:rPr>
+  </w:style>
+  <w:style w:type="paragraph" w:customStyle="1" w:styleId="F08CB367DF454DEDA5E6E09941FD86C65">
+    <w:name w:val="F08CB367DF454DEDA5E6E09941FD86C65"/>
+    <w:rsid w:val="008277EC"/>
+    <w:pPr>
+      <w:suppressAutoHyphens/>
+      <w:spacing w:after="0" w:line="240" w:lineRule="auto"/>
+      <w:ind w:left="720"/>
+    </w:pPr>
+    <w:rPr>
+      <w:rFonts w:ascii="Times New Roman" w:eastAsia="Times New Roman" w:hAnsi="Times New Roman" w:cs="Times New Roman"/>
+      <w:sz w:val="24"/>
+      <w:szCs w:val="24"/>
+      <w:lang w:eastAsia="ar-SA"/>
+    </w:rPr>
+  </w:style>
+  <w:style w:type="paragraph" w:customStyle="1" w:styleId="30B5231132DE4C44B87DC8A4A77312F85">
+    <w:name w:val="30B5231132DE4C44B87DC8A4A77312F85"/>
+    <w:rsid w:val="008277EC"/>
+    <w:pPr>
+      <w:suppressAutoHyphens/>
+      <w:spacing w:after="0" w:line="240" w:lineRule="auto"/>
+    </w:pPr>
+    <w:rPr>
+      <w:rFonts w:ascii="Times New Roman" w:eastAsia="Times New Roman" w:hAnsi="Times New Roman" w:cs="Times New Roman"/>
+      <w:sz w:val="24"/>
+      <w:szCs w:val="24"/>
+      <w:lang w:eastAsia="ar-SA"/>
+    </w:rPr>
+  </w:style>
+  <w:style w:type="paragraph" w:customStyle="1" w:styleId="641844EF88A0483585C42633FB27E1475">
+    <w:name w:val="641844EF88A0483585C42633FB27E1475"/>
+    <w:rsid w:val="008277EC"/>
+    <w:pPr>
+      <w:suppressAutoHyphens/>
+      <w:spacing w:after="0" w:line="240" w:lineRule="auto"/>
+    </w:pPr>
+    <w:rPr>
+      <w:rFonts w:ascii="Times New Roman" w:eastAsia="Times New Roman" w:hAnsi="Times New Roman" w:cs="Times New Roman"/>
+      <w:sz w:val="24"/>
+      <w:szCs w:val="24"/>
+      <w:lang w:eastAsia="ar-SA"/>
+    </w:rPr>
+  </w:style>
+  <w:style w:type="paragraph" w:customStyle="1" w:styleId="11C5206171604150A0F0E34E3DB6DB7C5">
+    <w:name w:val="11C5206171604150A0F0E34E3DB6DB7C5"/>
+    <w:rsid w:val="008277EC"/>
+    <w:pPr>
+      <w:suppressAutoHyphens/>
+      <w:spacing w:after="0" w:line="240" w:lineRule="auto"/>
+    </w:pPr>
+    <w:rPr>
+      <w:rFonts w:ascii="Times New Roman" w:eastAsia="Times New Roman" w:hAnsi="Times New Roman" w:cs="Times New Roman"/>
+      <w:sz w:val="24"/>
+      <w:szCs w:val="24"/>
+      <w:lang w:eastAsia="ar-SA"/>
+    </w:rPr>
+  </w:style>
+  <w:style w:type="paragraph" w:customStyle="1" w:styleId="24D557F4BD1F4680AF94C4A8664941575">
+    <w:name w:val="24D557F4BD1F4680AF94C4A8664941575"/>
+    <w:rsid w:val="008277EC"/>
+    <w:pPr>
+      <w:suppressAutoHyphens/>
+      <w:spacing w:after="0" w:line="240" w:lineRule="auto"/>
+    </w:pPr>
+    <w:rPr>
+      <w:rFonts w:ascii="Times New Roman" w:eastAsia="Times New Roman" w:hAnsi="Times New Roman" w:cs="Times New Roman"/>
+      <w:sz w:val="24"/>
+      <w:szCs w:val="24"/>
+      <w:lang w:eastAsia="ar-SA"/>
+    </w:rPr>
+  </w:style>
+  <w:style w:type="paragraph" w:customStyle="1" w:styleId="F2031ECA10CA432EAFAFCC13CBD26CA15">
+    <w:name w:val="F2031ECA10CA432EAFAFCC13CBD26CA15"/>
+    <w:rsid w:val="008277EC"/>
+    <w:pPr>
+      <w:suppressAutoHyphens/>
+      <w:spacing w:after="0" w:line="240" w:lineRule="auto"/>
+    </w:pPr>
+    <w:rPr>
+      <w:rFonts w:ascii="Times New Roman" w:eastAsia="Times New Roman" w:hAnsi="Times New Roman" w:cs="Times New Roman"/>
+      <w:sz w:val="24"/>
+      <w:szCs w:val="24"/>
+      <w:lang w:eastAsia="ar-SA"/>
+    </w:rPr>
+  </w:style>
+  <w:style w:type="paragraph" w:customStyle="1" w:styleId="F6D2CF914FB545CFAF75D2C668297D5A5">
+    <w:name w:val="F6D2CF914FB545CFAF75D2C668297D5A5"/>
+    <w:rsid w:val="008277EC"/>
+    <w:pPr>
+      <w:suppressAutoHyphens/>
+      <w:spacing w:after="0" w:line="240" w:lineRule="auto"/>
+    </w:pPr>
+    <w:rPr>
+      <w:rFonts w:ascii="Times New Roman" w:eastAsia="Times New Roman" w:hAnsi="Times New Roman" w:cs="Times New Roman"/>
+      <w:sz w:val="24"/>
+      <w:szCs w:val="24"/>
+      <w:lang w:eastAsia="ar-SA"/>
+    </w:rPr>
+  </w:style>
+  <w:style w:type="paragraph" w:customStyle="1" w:styleId="9E9A8FC7DA374C97938206616E58A5445">
+    <w:name w:val="9E9A8FC7DA374C97938206616E58A5445"/>
+    <w:rsid w:val="008277EC"/>
+    <w:pPr>
+      <w:suppressAutoHyphens/>
+      <w:spacing w:after="0" w:line="240" w:lineRule="auto"/>
+    </w:pPr>
+    <w:rPr>
+      <w:rFonts w:ascii="Times New Roman" w:eastAsia="Times New Roman" w:hAnsi="Times New Roman" w:cs="Times New Roman"/>
+      <w:sz w:val="24"/>
+      <w:szCs w:val="24"/>
+      <w:lang w:eastAsia="ar-SA"/>
+    </w:rPr>
+  </w:style>
+  <w:style w:type="paragraph" w:customStyle="1" w:styleId="D569733F90D8465780AAFEA9A72292CC5">
+    <w:name w:val="D569733F90D8465780AAFEA9A72292CC5"/>
+    <w:rsid w:val="008277EC"/>
+    <w:pPr>
+      <w:suppressAutoHyphens/>
+      <w:spacing w:after="0" w:line="240" w:lineRule="auto"/>
+    </w:pPr>
+    <w:rPr>
+      <w:rFonts w:ascii="Times New Roman" w:eastAsia="Times New Roman" w:hAnsi="Times New Roman" w:cs="Times New Roman"/>
+      <w:sz w:val="24"/>
+      <w:szCs w:val="24"/>
+      <w:lang w:eastAsia="ar-SA"/>
+    </w:rPr>
+  </w:style>
+  <w:style w:type="paragraph" w:customStyle="1" w:styleId="A424099D39AD4CE8A3386ED4CCAB1C515">
+    <w:name w:val="A424099D39AD4CE8A3386ED4CCAB1C515"/>
+    <w:rsid w:val="008277EC"/>
+    <w:pPr>
+      <w:suppressAutoHyphens/>
+      <w:spacing w:after="0" w:line="240" w:lineRule="auto"/>
+    </w:pPr>
+    <w:rPr>
+      <w:rFonts w:ascii="Times New Roman" w:eastAsia="Times New Roman" w:hAnsi="Times New Roman" w:cs="Times New Roman"/>
+      <w:sz w:val="24"/>
+      <w:szCs w:val="24"/>
+      <w:lang w:eastAsia="ar-SA"/>
+    </w:rPr>
+  </w:style>
+  <w:style w:type="paragraph" w:customStyle="1" w:styleId="1C25BBCB9E8C458DB55945E1653B7B605">
+    <w:name w:val="1C25BBCB9E8C458DB55945E1653B7B605"/>
+    <w:rsid w:val="008277EC"/>
+    <w:pPr>
+      <w:suppressAutoHyphens/>
+      <w:spacing w:after="0" w:line="240" w:lineRule="auto"/>
+    </w:pPr>
+    <w:rPr>
+      <w:rFonts w:ascii="Times New Roman" w:eastAsia="Times New Roman" w:hAnsi="Times New Roman" w:cs="Times New Roman"/>
+      <w:sz w:val="24"/>
+      <w:szCs w:val="24"/>
+      <w:lang w:eastAsia="ar-SA"/>
+    </w:rPr>
+  </w:style>
+  <w:style w:type="paragraph" w:customStyle="1" w:styleId="C4D8D8EBF8FB4F208FCCE4F22312AE585">
+    <w:name w:val="C4D8D8EBF8FB4F208FCCE4F22312AE585"/>
+    <w:rsid w:val="008277EC"/>
+    <w:pPr>
+      <w:suppressAutoHyphens/>
+      <w:spacing w:after="0" w:line="240" w:lineRule="auto"/>
+    </w:pPr>
+    <w:rPr>
+      <w:rFonts w:ascii="Times New Roman" w:eastAsia="Times New Roman" w:hAnsi="Times New Roman" w:cs="Times New Roman"/>
+      <w:sz w:val="24"/>
+      <w:szCs w:val="24"/>
+      <w:lang w:eastAsia="ar-SA"/>
+    </w:rPr>
+  </w:style>
+  <w:style w:type="paragraph" w:customStyle="1" w:styleId="334026C924924B0F8F30D585C3574F7F5">
+    <w:name w:val="334026C924924B0F8F30D585C3574F7F5"/>
+    <w:rsid w:val="008277EC"/>
+    <w:pPr>
+      <w:suppressAutoHyphens/>
+      <w:spacing w:after="0" w:line="240" w:lineRule="auto"/>
+    </w:pPr>
+    <w:rPr>
+      <w:rFonts w:ascii="Times New Roman" w:eastAsia="Times New Roman" w:hAnsi="Times New Roman" w:cs="Times New Roman"/>
+      <w:sz w:val="24"/>
+      <w:szCs w:val="24"/>
+      <w:lang w:eastAsia="ar-SA"/>
+    </w:rPr>
+  </w:style>
+  <w:style w:type="paragraph" w:customStyle="1" w:styleId="7ADE624015B146EC945C11081BCEF5B15">
+    <w:name w:val="7ADE624015B146EC945C11081BCEF5B15"/>
+    <w:rsid w:val="008277EC"/>
+    <w:pPr>
+      <w:suppressAutoHyphens/>
+      <w:spacing w:after="0" w:line="240" w:lineRule="auto"/>
+    </w:pPr>
+    <w:rPr>
+      <w:rFonts w:ascii="Times New Roman" w:eastAsia="Times New Roman" w:hAnsi="Times New Roman" w:cs="Times New Roman"/>
+      <w:sz w:val="24"/>
+      <w:szCs w:val="24"/>
+      <w:lang w:eastAsia="ar-SA"/>
+    </w:rPr>
+  </w:style>
+  <w:style w:type="paragraph" w:customStyle="1" w:styleId="E25F84A56559403AB6E70300BAAE09975">
+    <w:name w:val="E25F84A56559403AB6E70300BAAE09975"/>
+    <w:rsid w:val="008277EC"/>
+    <w:pPr>
+      <w:suppressAutoHyphens/>
+      <w:spacing w:after="0" w:line="240" w:lineRule="auto"/>
+    </w:pPr>
+    <w:rPr>
+      <w:rFonts w:ascii="Times New Roman" w:eastAsia="Times New Roman" w:hAnsi="Times New Roman" w:cs="Times New Roman"/>
+      <w:sz w:val="24"/>
+      <w:szCs w:val="24"/>
+      <w:lang w:eastAsia="ar-SA"/>
+    </w:rPr>
+  </w:style>
+  <w:style w:type="paragraph" w:customStyle="1" w:styleId="1C4B464C7C4A4464BA71CE2F2FA80C774">
+    <w:name w:val="1C4B464C7C4A4464BA71CE2F2FA80C774"/>
+    <w:rsid w:val="008277EC"/>
+    <w:pPr>
+      <w:suppressAutoHyphens/>
+      <w:spacing w:after="0" w:line="240" w:lineRule="auto"/>
+    </w:pPr>
+    <w:rPr>
+      <w:rFonts w:ascii="Times New Roman" w:eastAsia="Times New Roman" w:hAnsi="Times New Roman" w:cs="Times New Roman"/>
+      <w:sz w:val="24"/>
+      <w:szCs w:val="24"/>
+      <w:lang w:eastAsia="ar-SA"/>
+    </w:rPr>
+  </w:style>
+  <w:style w:type="paragraph" w:customStyle="1" w:styleId="41C7B96E8A2F4CCDB15DF23B381E76094">
+    <w:name w:val="41C7B96E8A2F4CCDB15DF23B381E76094"/>
+    <w:rsid w:val="008277EC"/>
+    <w:pPr>
+      <w:suppressAutoHyphens/>
+      <w:spacing w:after="0" w:line="240" w:lineRule="auto"/>
+    </w:pPr>
+    <w:rPr>
+      <w:rFonts w:ascii="Times New Roman" w:eastAsia="Times New Roman" w:hAnsi="Times New Roman" w:cs="Times New Roman"/>
+      <w:sz w:val="24"/>
+      <w:szCs w:val="24"/>
+      <w:lang w:eastAsia="ar-SA"/>
+    </w:rPr>
+  </w:style>
+  <w:style w:type="paragraph" w:customStyle="1" w:styleId="7000F3773B5D45598E24BE2A206B0CB67">
+    <w:name w:val="7000F3773B5D45598E24BE2A206B0CB67"/>
+    <w:rsid w:val="008277EC"/>
+    <w:pPr>
+      <w:suppressAutoHyphens/>
+      <w:spacing w:after="120" w:line="480" w:lineRule="auto"/>
+    </w:pPr>
+    <w:rPr>
+      <w:rFonts w:ascii="Times New Roman" w:eastAsia="Times New Roman" w:hAnsi="Times New Roman" w:cs="Times New Roman"/>
+      <w:sz w:val="24"/>
+      <w:szCs w:val="24"/>
+      <w:lang w:eastAsia="ar-SA"/>
+    </w:rPr>
+  </w:style>
+  <w:style w:type="paragraph" w:customStyle="1" w:styleId="EE6A686066A4478B98541DE0ED01880D7">
+    <w:name w:val="EE6A686066A4478B98541DE0ED01880D7"/>
+    <w:rsid w:val="008277EC"/>
+    <w:pPr>
+      <w:suppressAutoHyphens/>
+      <w:spacing w:after="120" w:line="480" w:lineRule="auto"/>
+    </w:pPr>
+    <w:rPr>
+      <w:rFonts w:ascii="Times New Roman" w:eastAsia="Times New Roman" w:hAnsi="Times New Roman" w:cs="Times New Roman"/>
+      <w:sz w:val="24"/>
+      <w:szCs w:val="24"/>
+      <w:lang w:eastAsia="ar-SA"/>
+    </w:rPr>
+  </w:style>
+  <w:style w:type="paragraph" w:customStyle="1" w:styleId="98518950C15044288EB55986CD0239E97">
+    <w:name w:val="98518950C15044288EB55986CD0239E97"/>
+    <w:rsid w:val="008277EC"/>
+    <w:pPr>
+      <w:suppressAutoHyphens/>
+      <w:spacing w:after="120" w:line="480" w:lineRule="auto"/>
+    </w:pPr>
+    <w:rPr>
+      <w:rFonts w:ascii="Times New Roman" w:eastAsia="Times New Roman" w:hAnsi="Times New Roman" w:cs="Times New Roman"/>
+      <w:sz w:val="24"/>
+      <w:szCs w:val="24"/>
+      <w:lang w:eastAsia="ar-SA"/>
+    </w:rPr>
+  </w:style>
+  <w:style w:type="paragraph" w:customStyle="1" w:styleId="DFE4253A826A41CB86C331DD4083B1047">
+    <w:name w:val="DFE4253A826A41CB86C331DD4083B1047"/>
+    <w:rsid w:val="008277EC"/>
+    <w:pPr>
+      <w:suppressAutoHyphens/>
+      <w:spacing w:after="120" w:line="480" w:lineRule="auto"/>
+    </w:pPr>
+    <w:rPr>
+      <w:rFonts w:ascii="Times New Roman" w:eastAsia="Times New Roman" w:hAnsi="Times New Roman" w:cs="Times New Roman"/>
+      <w:sz w:val="24"/>
+      <w:szCs w:val="24"/>
+      <w:lang w:eastAsia="ar-SA"/>
+    </w:rPr>
+  </w:style>
+  <w:style w:type="paragraph" w:customStyle="1" w:styleId="79042A016C5A407A9E7DD96D7EC4B9387">
+    <w:name w:val="79042A016C5A407A9E7DD96D7EC4B9387"/>
+    <w:rsid w:val="008277EC"/>
+    <w:pPr>
+      <w:suppressAutoHyphens/>
+      <w:spacing w:after="120" w:line="480" w:lineRule="auto"/>
+    </w:pPr>
+    <w:rPr>
+      <w:rFonts w:ascii="Times New Roman" w:eastAsia="Times New Roman" w:hAnsi="Times New Roman" w:cs="Times New Roman"/>
+      <w:sz w:val="24"/>
+      <w:szCs w:val="24"/>
+      <w:lang w:eastAsia="ar-SA"/>
+    </w:rPr>
+  </w:style>
+  <w:style w:type="paragraph" w:customStyle="1" w:styleId="51EF8E6C5B744057A17BC75C120E1F206">
+    <w:name w:val="51EF8E6C5B744057A17BC75C120E1F206"/>
+    <w:rsid w:val="008277EC"/>
+    <w:pPr>
+      <w:suppressAutoHyphens/>
+      <w:spacing w:after="0" w:line="240" w:lineRule="auto"/>
+      <w:ind w:left="720"/>
+    </w:pPr>
+    <w:rPr>
+      <w:rFonts w:ascii="Times New Roman" w:eastAsia="Times New Roman" w:hAnsi="Times New Roman" w:cs="Times New Roman"/>
+      <w:sz w:val="24"/>
+      <w:szCs w:val="24"/>
+      <w:lang w:eastAsia="ar-SA"/>
+    </w:rPr>
+  </w:style>
+  <w:style w:type="paragraph" w:customStyle="1" w:styleId="6644C4ECF492402DB7F2BA9B6748E8786">
+    <w:name w:val="6644C4ECF492402DB7F2BA9B6748E8786"/>
+    <w:rsid w:val="008277EC"/>
+    <w:pPr>
+      <w:suppressAutoHyphens/>
+      <w:spacing w:after="0" w:line="240" w:lineRule="auto"/>
+      <w:ind w:left="720"/>
+    </w:pPr>
+    <w:rPr>
+      <w:rFonts w:ascii="Times New Roman" w:eastAsia="Times New Roman" w:hAnsi="Times New Roman" w:cs="Times New Roman"/>
+      <w:sz w:val="24"/>
+      <w:szCs w:val="24"/>
+      <w:lang w:eastAsia="ar-SA"/>
+    </w:rPr>
+  </w:style>
+  <w:style w:type="paragraph" w:customStyle="1" w:styleId="C02B5CE2A98843C7A134DC3C1BECBCB36">
+    <w:name w:val="C02B5CE2A98843C7A134DC3C1BECBCB36"/>
+    <w:rsid w:val="008277EC"/>
+    <w:pPr>
+      <w:suppressAutoHyphens/>
+      <w:spacing w:after="0" w:line="240" w:lineRule="auto"/>
+      <w:ind w:left="720"/>
+    </w:pPr>
+    <w:rPr>
+      <w:rFonts w:ascii="Times New Roman" w:eastAsia="Times New Roman" w:hAnsi="Times New Roman" w:cs="Times New Roman"/>
+      <w:sz w:val="24"/>
+      <w:szCs w:val="24"/>
+      <w:lang w:eastAsia="ar-SA"/>
+    </w:rPr>
+  </w:style>
+  <w:style w:type="paragraph" w:customStyle="1" w:styleId="F08CB367DF454DEDA5E6E09941FD86C66">
+    <w:name w:val="F08CB367DF454DEDA5E6E09941FD86C66"/>
+    <w:rsid w:val="008277EC"/>
+    <w:pPr>
+      <w:suppressAutoHyphens/>
+      <w:spacing w:after="0" w:line="240" w:lineRule="auto"/>
+      <w:ind w:left="720"/>
+    </w:pPr>
+    <w:rPr>
+      <w:rFonts w:ascii="Times New Roman" w:eastAsia="Times New Roman" w:hAnsi="Times New Roman" w:cs="Times New Roman"/>
+      <w:sz w:val="24"/>
+      <w:szCs w:val="24"/>
+      <w:lang w:eastAsia="ar-SA"/>
+    </w:rPr>
+  </w:style>
+  <w:style w:type="paragraph" w:customStyle="1" w:styleId="30B5231132DE4C44B87DC8A4A77312F86">
+    <w:name w:val="30B5231132DE4C44B87DC8A4A77312F86"/>
+    <w:rsid w:val="008277EC"/>
+    <w:pPr>
+      <w:suppressAutoHyphens/>
+      <w:spacing w:after="0" w:line="240" w:lineRule="auto"/>
+    </w:pPr>
+    <w:rPr>
+      <w:rFonts w:ascii="Times New Roman" w:eastAsia="Times New Roman" w:hAnsi="Times New Roman" w:cs="Times New Roman"/>
+      <w:sz w:val="24"/>
+      <w:szCs w:val="24"/>
+      <w:lang w:eastAsia="ar-SA"/>
+    </w:rPr>
+  </w:style>
+  <w:style w:type="paragraph" w:customStyle="1" w:styleId="641844EF88A0483585C42633FB27E1476">
+    <w:name w:val="641844EF88A0483585C42633FB27E1476"/>
+    <w:rsid w:val="008277EC"/>
+    <w:pPr>
+      <w:suppressAutoHyphens/>
+      <w:spacing w:after="0" w:line="240" w:lineRule="auto"/>
+    </w:pPr>
+    <w:rPr>
+      <w:rFonts w:ascii="Times New Roman" w:eastAsia="Times New Roman" w:hAnsi="Times New Roman" w:cs="Times New Roman"/>
+      <w:sz w:val="24"/>
+      <w:szCs w:val="24"/>
+      <w:lang w:eastAsia="ar-SA"/>
+    </w:rPr>
+  </w:style>
+  <w:style w:type="paragraph" w:customStyle="1" w:styleId="11C5206171604150A0F0E34E3DB6DB7C6">
+    <w:name w:val="11C5206171604150A0F0E34E3DB6DB7C6"/>
+    <w:rsid w:val="008277EC"/>
+    <w:pPr>
+      <w:suppressAutoHyphens/>
+      <w:spacing w:after="0" w:line="240" w:lineRule="auto"/>
+    </w:pPr>
+    <w:rPr>
+      <w:rFonts w:ascii="Times New Roman" w:eastAsia="Times New Roman" w:hAnsi="Times New Roman" w:cs="Times New Roman"/>
+      <w:sz w:val="24"/>
+      <w:szCs w:val="24"/>
+      <w:lang w:eastAsia="ar-SA"/>
+    </w:rPr>
+  </w:style>
+  <w:style w:type="paragraph" w:customStyle="1" w:styleId="24D557F4BD1F4680AF94C4A8664941576">
+    <w:name w:val="24D557F4BD1F4680AF94C4A8664941576"/>
+    <w:rsid w:val="008277EC"/>
+    <w:pPr>
+      <w:suppressAutoHyphens/>
+      <w:spacing w:after="0" w:line="240" w:lineRule="auto"/>
+    </w:pPr>
+    <w:rPr>
+      <w:rFonts w:ascii="Times New Roman" w:eastAsia="Times New Roman" w:hAnsi="Times New Roman" w:cs="Times New Roman"/>
+      <w:sz w:val="24"/>
+      <w:szCs w:val="24"/>
+      <w:lang w:eastAsia="ar-SA"/>
+    </w:rPr>
+  </w:style>
+  <w:style w:type="paragraph" w:customStyle="1" w:styleId="F2031ECA10CA432EAFAFCC13CBD26CA16">
+    <w:name w:val="F2031ECA10CA432EAFAFCC13CBD26CA16"/>
+    <w:rsid w:val="008277EC"/>
+    <w:pPr>
+      <w:suppressAutoHyphens/>
+      <w:spacing w:after="0" w:line="240" w:lineRule="auto"/>
+    </w:pPr>
+    <w:rPr>
+      <w:rFonts w:ascii="Times New Roman" w:eastAsia="Times New Roman" w:hAnsi="Times New Roman" w:cs="Times New Roman"/>
+      <w:sz w:val="24"/>
+      <w:szCs w:val="24"/>
+      <w:lang w:eastAsia="ar-SA"/>
+    </w:rPr>
+  </w:style>
+  <w:style w:type="paragraph" w:customStyle="1" w:styleId="F6D2CF914FB545CFAF75D2C668297D5A6">
+    <w:name w:val="F6D2CF914FB545CFAF75D2C668297D5A6"/>
+    <w:rsid w:val="008277EC"/>
+    <w:pPr>
+      <w:suppressAutoHyphens/>
+      <w:spacing w:after="0" w:line="240" w:lineRule="auto"/>
+    </w:pPr>
+    <w:rPr>
+      <w:rFonts w:ascii="Times New Roman" w:eastAsia="Times New Roman" w:hAnsi="Times New Roman" w:cs="Times New Roman"/>
+      <w:sz w:val="24"/>
+      <w:szCs w:val="24"/>
+      <w:lang w:eastAsia="ar-SA"/>
+    </w:rPr>
+  </w:style>
+  <w:style w:type="paragraph" w:customStyle="1" w:styleId="9E9A8FC7DA374C97938206616E58A5446">
+    <w:name w:val="9E9A8FC7DA374C97938206616E58A5446"/>
+    <w:rsid w:val="008277EC"/>
+    <w:pPr>
+      <w:suppressAutoHyphens/>
+      <w:spacing w:after="0" w:line="240" w:lineRule="auto"/>
+    </w:pPr>
+    <w:rPr>
+      <w:rFonts w:ascii="Times New Roman" w:eastAsia="Times New Roman" w:hAnsi="Times New Roman" w:cs="Times New Roman"/>
+      <w:sz w:val="24"/>
+      <w:szCs w:val="24"/>
+      <w:lang w:eastAsia="ar-SA"/>
+    </w:rPr>
+  </w:style>
+  <w:style w:type="paragraph" w:customStyle="1" w:styleId="D569733F90D8465780AAFEA9A72292CC6">
+    <w:name w:val="D569733F90D8465780AAFEA9A72292CC6"/>
+    <w:rsid w:val="008277EC"/>
+    <w:pPr>
+      <w:suppressAutoHyphens/>
+      <w:spacing w:after="0" w:line="240" w:lineRule="auto"/>
+    </w:pPr>
+    <w:rPr>
+      <w:rFonts w:ascii="Times New Roman" w:eastAsia="Times New Roman" w:hAnsi="Times New Roman" w:cs="Times New Roman"/>
+      <w:sz w:val="24"/>
+      <w:szCs w:val="24"/>
+      <w:lang w:eastAsia="ar-SA"/>
+    </w:rPr>
+  </w:style>
+  <w:style w:type="paragraph" w:customStyle="1" w:styleId="A424099D39AD4CE8A3386ED4CCAB1C516">
+    <w:name w:val="A424099D39AD4CE8A3386ED4CCAB1C516"/>
+    <w:rsid w:val="008277EC"/>
+    <w:pPr>
+      <w:suppressAutoHyphens/>
+      <w:spacing w:after="0" w:line="240" w:lineRule="auto"/>
+    </w:pPr>
+    <w:rPr>
+      <w:rFonts w:ascii="Times New Roman" w:eastAsia="Times New Roman" w:hAnsi="Times New Roman" w:cs="Times New Roman"/>
+      <w:sz w:val="24"/>
+      <w:szCs w:val="24"/>
+      <w:lang w:eastAsia="ar-SA"/>
+    </w:rPr>
+  </w:style>
+  <w:style w:type="paragraph" w:customStyle="1" w:styleId="1C25BBCB9E8C458DB55945E1653B7B606">
+    <w:name w:val="1C25BBCB9E8C458DB55945E1653B7B606"/>
+    <w:rsid w:val="008277EC"/>
+    <w:pPr>
+      <w:suppressAutoHyphens/>
+      <w:spacing w:after="0" w:line="240" w:lineRule="auto"/>
+    </w:pPr>
+    <w:rPr>
+      <w:rFonts w:ascii="Times New Roman" w:eastAsia="Times New Roman" w:hAnsi="Times New Roman" w:cs="Times New Roman"/>
+      <w:sz w:val="24"/>
+      <w:szCs w:val="24"/>
+      <w:lang w:eastAsia="ar-SA"/>
+    </w:rPr>
+  </w:style>
+  <w:style w:type="paragraph" w:customStyle="1" w:styleId="C4D8D8EBF8FB4F208FCCE4F22312AE586">
+    <w:name w:val="C4D8D8EBF8FB4F208FCCE4F22312AE586"/>
+    <w:rsid w:val="008277EC"/>
+    <w:pPr>
+      <w:suppressAutoHyphens/>
+      <w:spacing w:after="0" w:line="240" w:lineRule="auto"/>
+    </w:pPr>
+    <w:rPr>
+      <w:rFonts w:ascii="Times New Roman" w:eastAsia="Times New Roman" w:hAnsi="Times New Roman" w:cs="Times New Roman"/>
+      <w:sz w:val="24"/>
+      <w:szCs w:val="24"/>
+      <w:lang w:eastAsia="ar-SA"/>
+    </w:rPr>
+  </w:style>
+  <w:style w:type="paragraph" w:customStyle="1" w:styleId="334026C924924B0F8F30D585C3574F7F6">
+    <w:name w:val="334026C924924B0F8F30D585C3574F7F6"/>
+    <w:rsid w:val="008277EC"/>
+    <w:pPr>
+      <w:suppressAutoHyphens/>
+      <w:spacing w:after="0" w:line="240" w:lineRule="auto"/>
+    </w:pPr>
+    <w:rPr>
+      <w:rFonts w:ascii="Times New Roman" w:eastAsia="Times New Roman" w:hAnsi="Times New Roman" w:cs="Times New Roman"/>
+      <w:sz w:val="24"/>
+      <w:szCs w:val="24"/>
+      <w:lang w:eastAsia="ar-SA"/>
+    </w:rPr>
+  </w:style>
+  <w:style w:type="paragraph" w:customStyle="1" w:styleId="7ADE624015B146EC945C11081BCEF5B16">
+    <w:name w:val="7ADE624015B146EC945C11081BCEF5B16"/>
+    <w:rsid w:val="008277EC"/>
+    <w:pPr>
+      <w:suppressAutoHyphens/>
+      <w:spacing w:after="0" w:line="240" w:lineRule="auto"/>
+    </w:pPr>
+    <w:rPr>
+      <w:rFonts w:ascii="Times New Roman" w:eastAsia="Times New Roman" w:hAnsi="Times New Roman" w:cs="Times New Roman"/>
+      <w:sz w:val="24"/>
+      <w:szCs w:val="24"/>
+      <w:lang w:eastAsia="ar-SA"/>
+    </w:rPr>
+  </w:style>
+  <w:style w:type="paragraph" w:customStyle="1" w:styleId="E25F84A56559403AB6E70300BAAE09976">
+    <w:name w:val="E25F84A56559403AB6E70300BAAE09976"/>
+    <w:rsid w:val="008277EC"/>
+    <w:pPr>
+      <w:suppressAutoHyphens/>
+      <w:spacing w:after="0" w:line="240" w:lineRule="auto"/>
+    </w:pPr>
+    <w:rPr>
+      <w:rFonts w:ascii="Times New Roman" w:eastAsia="Times New Roman" w:hAnsi="Times New Roman" w:cs="Times New Roman"/>
+      <w:sz w:val="24"/>
+      <w:szCs w:val="24"/>
+      <w:lang w:eastAsia="ar-SA"/>
+    </w:rPr>
+  </w:style>
+  <w:style w:type="paragraph" w:customStyle="1" w:styleId="1C4B464C7C4A4464BA71CE2F2FA80C775">
+    <w:name w:val="1C4B464C7C4A4464BA71CE2F2FA80C775"/>
+    <w:rsid w:val="008277EC"/>
+    <w:pPr>
+      <w:suppressAutoHyphens/>
+      <w:spacing w:after="0" w:line="240" w:lineRule="auto"/>
+    </w:pPr>
+    <w:rPr>
+      <w:rFonts w:ascii="Times New Roman" w:eastAsia="Times New Roman" w:hAnsi="Times New Roman" w:cs="Times New Roman"/>
+      <w:sz w:val="24"/>
+      <w:szCs w:val="24"/>
+      <w:lang w:eastAsia="ar-SA"/>
+    </w:rPr>
+  </w:style>
+  <w:style w:type="paragraph" w:customStyle="1" w:styleId="41C7B96E8A2F4CCDB15DF23B381E76095">
+    <w:name w:val="41C7B96E8A2F4CCDB15DF23B381E76095"/>
+    <w:rsid w:val="008277EC"/>
+    <w:pPr>
+      <w:suppressAutoHyphens/>
+      <w:spacing w:after="0" w:line="240" w:lineRule="auto"/>
+    </w:pPr>
+    <w:rPr>
+      <w:rFonts w:ascii="Times New Roman" w:eastAsia="Times New Roman" w:hAnsi="Times New Roman" w:cs="Times New Roman"/>
+      <w:sz w:val="24"/>
+      <w:szCs w:val="24"/>
+      <w:lang w:eastAsia="ar-SA"/>
+    </w:rPr>
+  </w:style>
+  <w:style w:type="paragraph" w:customStyle="1" w:styleId="7000F3773B5D45598E24BE2A206B0CB68">
+    <w:name w:val="7000F3773B5D45598E24BE2A206B0CB68"/>
+    <w:rsid w:val="008277EC"/>
+    <w:pPr>
+      <w:suppressAutoHyphens/>
+      <w:spacing w:after="120" w:line="480" w:lineRule="auto"/>
+    </w:pPr>
+    <w:rPr>
+      <w:rFonts w:ascii="Times New Roman" w:eastAsia="Times New Roman" w:hAnsi="Times New Roman" w:cs="Times New Roman"/>
+      <w:sz w:val="24"/>
+      <w:szCs w:val="24"/>
+      <w:lang w:eastAsia="ar-SA"/>
+    </w:rPr>
+  </w:style>
+  <w:style w:type="paragraph" w:customStyle="1" w:styleId="EE6A686066A4478B98541DE0ED01880D8">
+    <w:name w:val="EE6A686066A4478B98541DE0ED01880D8"/>
+    <w:rsid w:val="008277EC"/>
+    <w:pPr>
+      <w:suppressAutoHyphens/>
+      <w:spacing w:after="120" w:line="480" w:lineRule="auto"/>
+    </w:pPr>
+    <w:rPr>
+      <w:rFonts w:ascii="Times New Roman" w:eastAsia="Times New Roman" w:hAnsi="Times New Roman" w:cs="Times New Roman"/>
+      <w:sz w:val="24"/>
+      <w:szCs w:val="24"/>
+      <w:lang w:eastAsia="ar-SA"/>
+    </w:rPr>
+  </w:style>
+  <w:style w:type="paragraph" w:customStyle="1" w:styleId="98518950C15044288EB55986CD0239E98">
+    <w:name w:val="98518950C15044288EB55986CD0239E98"/>
+    <w:rsid w:val="008277EC"/>
+    <w:pPr>
+      <w:suppressAutoHyphens/>
+      <w:spacing w:after="120" w:line="480" w:lineRule="auto"/>
+    </w:pPr>
+    <w:rPr>
+      <w:rFonts w:ascii="Times New Roman" w:eastAsia="Times New Roman" w:hAnsi="Times New Roman" w:cs="Times New Roman"/>
+      <w:sz w:val="24"/>
+      <w:szCs w:val="24"/>
+      <w:lang w:eastAsia="ar-SA"/>
+    </w:rPr>
+  </w:style>
+  <w:style w:type="paragraph" w:customStyle="1" w:styleId="DFE4253A826A41CB86C331DD4083B1048">
+    <w:name w:val="DFE4253A826A41CB86C331DD4083B1048"/>
+    <w:rsid w:val="008277EC"/>
+    <w:pPr>
+      <w:suppressAutoHyphens/>
+      <w:spacing w:after="120" w:line="480" w:lineRule="auto"/>
+    </w:pPr>
+    <w:rPr>
+      <w:rFonts w:ascii="Times New Roman" w:eastAsia="Times New Roman" w:hAnsi="Times New Roman" w:cs="Times New Roman"/>
+      <w:sz w:val="24"/>
+      <w:szCs w:val="24"/>
+      <w:lang w:eastAsia="ar-SA"/>
+    </w:rPr>
+  </w:style>
+  <w:style w:type="paragraph" w:customStyle="1" w:styleId="79042A016C5A407A9E7DD96D7EC4B9388">
+    <w:name w:val="79042A016C5A407A9E7DD96D7EC4B9388"/>
+    <w:rsid w:val="008277EC"/>
+    <w:pPr>
+      <w:suppressAutoHyphens/>
+      <w:spacing w:after="120" w:line="480" w:lineRule="auto"/>
+    </w:pPr>
+    <w:rPr>
+      <w:rFonts w:ascii="Times New Roman" w:eastAsia="Times New Roman" w:hAnsi="Times New Roman" w:cs="Times New Roman"/>
+      <w:sz w:val="24"/>
+      <w:szCs w:val="24"/>
+      <w:lang w:eastAsia="ar-SA"/>
+    </w:rPr>
+  </w:style>
+  <w:style w:type="paragraph" w:customStyle="1" w:styleId="51EF8E6C5B744057A17BC75C120E1F207">
+    <w:name w:val="51EF8E6C5B744057A17BC75C120E1F207"/>
+    <w:rsid w:val="008277EC"/>
+    <w:pPr>
+      <w:suppressAutoHyphens/>
+      <w:spacing w:after="0" w:line="240" w:lineRule="auto"/>
+      <w:ind w:left="720"/>
+    </w:pPr>
+    <w:rPr>
+      <w:rFonts w:ascii="Times New Roman" w:eastAsia="Times New Roman" w:hAnsi="Times New Roman" w:cs="Times New Roman"/>
+      <w:sz w:val="24"/>
+      <w:szCs w:val="24"/>
+      <w:lang w:eastAsia="ar-SA"/>
+    </w:rPr>
+  </w:style>
+  <w:style w:type="paragraph" w:customStyle="1" w:styleId="6644C4ECF492402DB7F2BA9B6748E8787">
+    <w:name w:val="6644C4ECF492402DB7F2BA9B6748E8787"/>
+    <w:rsid w:val="008277EC"/>
+    <w:pPr>
+      <w:suppressAutoHyphens/>
+      <w:spacing w:after="0" w:line="240" w:lineRule="auto"/>
+      <w:ind w:left="720"/>
+    </w:pPr>
+    <w:rPr>
+      <w:rFonts w:ascii="Times New Roman" w:eastAsia="Times New Roman" w:hAnsi="Times New Roman" w:cs="Times New Roman"/>
+      <w:sz w:val="24"/>
+      <w:szCs w:val="24"/>
+      <w:lang w:eastAsia="ar-SA"/>
+    </w:rPr>
+  </w:style>
+  <w:style w:type="paragraph" w:customStyle="1" w:styleId="C02B5CE2A98843C7A134DC3C1BECBCB37">
+    <w:name w:val="C02B5CE2A98843C7A134DC3C1BECBCB37"/>
+    <w:rsid w:val="008277EC"/>
+    <w:pPr>
+      <w:suppressAutoHyphens/>
+      <w:spacing w:after="0" w:line="240" w:lineRule="auto"/>
+      <w:ind w:left="720"/>
+    </w:pPr>
+    <w:rPr>
+      <w:rFonts w:ascii="Times New Roman" w:eastAsia="Times New Roman" w:hAnsi="Times New Roman" w:cs="Times New Roman"/>
+      <w:sz w:val="24"/>
+      <w:szCs w:val="24"/>
+      <w:lang w:eastAsia="ar-SA"/>
+    </w:rPr>
+  </w:style>
+  <w:style w:type="paragraph" w:customStyle="1" w:styleId="F08CB367DF454DEDA5E6E09941FD86C67">
+    <w:name w:val="F08CB367DF454DEDA5E6E09941FD86C67"/>
+    <w:rsid w:val="008277EC"/>
+    <w:pPr>
+      <w:suppressAutoHyphens/>
+      <w:spacing w:after="0" w:line="240" w:lineRule="auto"/>
+      <w:ind w:left="720"/>
+    </w:pPr>
+    <w:rPr>
+      <w:rFonts w:ascii="Times New Roman" w:eastAsia="Times New Roman" w:hAnsi="Times New Roman" w:cs="Times New Roman"/>
+      <w:sz w:val="24"/>
+      <w:szCs w:val="24"/>
+      <w:lang w:eastAsia="ar-SA"/>
+    </w:rPr>
+  </w:style>
+  <w:style w:type="paragraph" w:customStyle="1" w:styleId="30B5231132DE4C44B87DC8A4A77312F87">
+    <w:name w:val="30B5231132DE4C44B87DC8A4A77312F87"/>
+    <w:rsid w:val="008277EC"/>
+    <w:pPr>
+      <w:suppressAutoHyphens/>
+      <w:spacing w:after="0" w:line="240" w:lineRule="auto"/>
+    </w:pPr>
+    <w:rPr>
+      <w:rFonts w:ascii="Times New Roman" w:eastAsia="Times New Roman" w:hAnsi="Times New Roman" w:cs="Times New Roman"/>
+      <w:sz w:val="24"/>
+      <w:szCs w:val="24"/>
+      <w:lang w:eastAsia="ar-SA"/>
+    </w:rPr>
+  </w:style>
+  <w:style w:type="paragraph" w:customStyle="1" w:styleId="641844EF88A0483585C42633FB27E1477">
+    <w:name w:val="641844EF88A0483585C42633FB27E1477"/>
+    <w:rsid w:val="008277EC"/>
+    <w:pPr>
+      <w:suppressAutoHyphens/>
+      <w:spacing w:after="0" w:line="240" w:lineRule="auto"/>
+    </w:pPr>
+    <w:rPr>
+      <w:rFonts w:ascii="Times New Roman" w:eastAsia="Times New Roman" w:hAnsi="Times New Roman" w:cs="Times New Roman"/>
+      <w:sz w:val="24"/>
+      <w:szCs w:val="24"/>
+      <w:lang w:eastAsia="ar-SA"/>
+    </w:rPr>
+  </w:style>
+  <w:style w:type="paragraph" w:customStyle="1" w:styleId="11C5206171604150A0F0E34E3DB6DB7C7">
+    <w:name w:val="11C5206171604150A0F0E34E3DB6DB7C7"/>
+    <w:rsid w:val="008277EC"/>
+    <w:pPr>
+      <w:suppressAutoHyphens/>
+      <w:spacing w:after="0" w:line="240" w:lineRule="auto"/>
+    </w:pPr>
+    <w:rPr>
+      <w:rFonts w:ascii="Times New Roman" w:eastAsia="Times New Roman" w:hAnsi="Times New Roman" w:cs="Times New Roman"/>
+      <w:sz w:val="24"/>
+      <w:szCs w:val="24"/>
+      <w:lang w:eastAsia="ar-SA"/>
+    </w:rPr>
+  </w:style>
+  <w:style w:type="paragraph" w:customStyle="1" w:styleId="24D557F4BD1F4680AF94C4A8664941577">
+    <w:name w:val="24D557F4BD1F4680AF94C4A8664941577"/>
+    <w:rsid w:val="008277EC"/>
+    <w:pPr>
+      <w:suppressAutoHyphens/>
+      <w:spacing w:after="0" w:line="240" w:lineRule="auto"/>
+    </w:pPr>
+    <w:rPr>
+      <w:rFonts w:ascii="Times New Roman" w:eastAsia="Times New Roman" w:hAnsi="Times New Roman" w:cs="Times New Roman"/>
+      <w:sz w:val="24"/>
+      <w:szCs w:val="24"/>
+      <w:lang w:eastAsia="ar-SA"/>
+    </w:rPr>
+  </w:style>
+  <w:style w:type="paragraph" w:customStyle="1" w:styleId="F2031ECA10CA432EAFAFCC13CBD26CA17">
+    <w:name w:val="F2031ECA10CA432EAFAFCC13CBD26CA17"/>
+    <w:rsid w:val="008277EC"/>
+    <w:pPr>
+      <w:suppressAutoHyphens/>
+      <w:spacing w:after="0" w:line="240" w:lineRule="auto"/>
+    </w:pPr>
+    <w:rPr>
+      <w:rFonts w:ascii="Times New Roman" w:eastAsia="Times New Roman" w:hAnsi="Times New Roman" w:cs="Times New Roman"/>
+      <w:sz w:val="24"/>
+      <w:szCs w:val="24"/>
+      <w:lang w:eastAsia="ar-SA"/>
+    </w:rPr>
+  </w:style>
+  <w:style w:type="paragraph" w:customStyle="1" w:styleId="F6D2CF914FB545CFAF75D2C668297D5A7">
+    <w:name w:val="F6D2CF914FB545CFAF75D2C668297D5A7"/>
+    <w:rsid w:val="008277EC"/>
+    <w:pPr>
+      <w:suppressAutoHyphens/>
+      <w:spacing w:after="0" w:line="240" w:lineRule="auto"/>
+    </w:pPr>
+    <w:rPr>
+      <w:rFonts w:ascii="Times New Roman" w:eastAsia="Times New Roman" w:hAnsi="Times New Roman" w:cs="Times New Roman"/>
+      <w:sz w:val="24"/>
+      <w:szCs w:val="24"/>
+      <w:lang w:eastAsia="ar-SA"/>
+    </w:rPr>
+  </w:style>
+  <w:style w:type="paragraph" w:customStyle="1" w:styleId="9E9A8FC7DA374C97938206616E58A5447">
+    <w:name w:val="9E9A8FC7DA374C97938206616E58A5447"/>
+    <w:rsid w:val="008277EC"/>
+    <w:pPr>
+      <w:suppressAutoHyphens/>
+      <w:spacing w:after="0" w:line="240" w:lineRule="auto"/>
+    </w:pPr>
+    <w:rPr>
+      <w:rFonts w:ascii="Times New Roman" w:eastAsia="Times New Roman" w:hAnsi="Times New Roman" w:cs="Times New Roman"/>
+      <w:sz w:val="24"/>
+      <w:szCs w:val="24"/>
+      <w:lang w:eastAsia="ar-SA"/>
+    </w:rPr>
+  </w:style>
+  <w:style w:type="paragraph" w:customStyle="1" w:styleId="D569733F90D8465780AAFEA9A72292CC7">
+    <w:name w:val="D569733F90D8465780AAFEA9A72292CC7"/>
+    <w:rsid w:val="008277EC"/>
+    <w:pPr>
+      <w:suppressAutoHyphens/>
+      <w:spacing w:after="0" w:line="240" w:lineRule="auto"/>
+    </w:pPr>
+    <w:rPr>
+      <w:rFonts w:ascii="Times New Roman" w:eastAsia="Times New Roman" w:hAnsi="Times New Roman" w:cs="Times New Roman"/>
+      <w:sz w:val="24"/>
+      <w:szCs w:val="24"/>
+      <w:lang w:eastAsia="ar-SA"/>
+    </w:rPr>
+  </w:style>
+  <w:style w:type="paragraph" w:customStyle="1" w:styleId="A424099D39AD4CE8A3386ED4CCAB1C517">
+    <w:name w:val="A424099D39AD4CE8A3386ED4CCAB1C517"/>
+    <w:rsid w:val="008277EC"/>
+    <w:pPr>
+      <w:suppressAutoHyphens/>
+      <w:spacing w:after="0" w:line="240" w:lineRule="auto"/>
+    </w:pPr>
+    <w:rPr>
+      <w:rFonts w:ascii="Times New Roman" w:eastAsia="Times New Roman" w:hAnsi="Times New Roman" w:cs="Times New Roman"/>
+      <w:sz w:val="24"/>
+      <w:szCs w:val="24"/>
+      <w:lang w:eastAsia="ar-SA"/>
+    </w:rPr>
+  </w:style>
+  <w:style w:type="paragraph" w:customStyle="1" w:styleId="1C25BBCB9E8C458DB55945E1653B7B607">
+    <w:name w:val="1C25BBCB9E8C458DB55945E1653B7B607"/>
+    <w:rsid w:val="008277EC"/>
+    <w:pPr>
+      <w:suppressAutoHyphens/>
+      <w:spacing w:after="0" w:line="240" w:lineRule="auto"/>
+    </w:pPr>
+    <w:rPr>
+      <w:rFonts w:ascii="Times New Roman" w:eastAsia="Times New Roman" w:hAnsi="Times New Roman" w:cs="Times New Roman"/>
+      <w:sz w:val="24"/>
+      <w:szCs w:val="24"/>
+      <w:lang w:eastAsia="ar-SA"/>
+    </w:rPr>
+  </w:style>
+  <w:style w:type="paragraph" w:customStyle="1" w:styleId="C4D8D8EBF8FB4F208FCCE4F22312AE587">
+    <w:name w:val="C4D8D8EBF8FB4F208FCCE4F22312AE587"/>
+    <w:rsid w:val="008277EC"/>
+    <w:pPr>
+      <w:suppressAutoHyphens/>
+      <w:spacing w:after="0" w:line="240" w:lineRule="auto"/>
+    </w:pPr>
+    <w:rPr>
+      <w:rFonts w:ascii="Times New Roman" w:eastAsia="Times New Roman" w:hAnsi="Times New Roman" w:cs="Times New Roman"/>
+      <w:sz w:val="24"/>
+      <w:szCs w:val="24"/>
+      <w:lang w:eastAsia="ar-SA"/>
+    </w:rPr>
+  </w:style>
+  <w:style w:type="paragraph" w:customStyle="1" w:styleId="334026C924924B0F8F30D585C3574F7F7">
+    <w:name w:val="334026C924924B0F8F30D585C3574F7F7"/>
+    <w:rsid w:val="008277EC"/>
+    <w:pPr>
+      <w:suppressAutoHyphens/>
+      <w:spacing w:after="0" w:line="240" w:lineRule="auto"/>
+    </w:pPr>
+    <w:rPr>
+      <w:rFonts w:ascii="Times New Roman" w:eastAsia="Times New Roman" w:hAnsi="Times New Roman" w:cs="Times New Roman"/>
+      <w:sz w:val="24"/>
+      <w:szCs w:val="24"/>
+      <w:lang w:eastAsia="ar-SA"/>
+    </w:rPr>
+  </w:style>
+  <w:style w:type="paragraph" w:customStyle="1" w:styleId="7ADE624015B146EC945C11081BCEF5B17">
+    <w:name w:val="7ADE624015B146EC945C11081BCEF5B17"/>
+    <w:rsid w:val="008277EC"/>
+    <w:pPr>
+      <w:suppressAutoHyphens/>
+      <w:spacing w:after="0" w:line="240" w:lineRule="auto"/>
+    </w:pPr>
+    <w:rPr>
+      <w:rFonts w:ascii="Times New Roman" w:eastAsia="Times New Roman" w:hAnsi="Times New Roman" w:cs="Times New Roman"/>
+      <w:sz w:val="24"/>
+      <w:szCs w:val="24"/>
+      <w:lang w:eastAsia="ar-SA"/>
+    </w:rPr>
+  </w:style>
+  <w:style w:type="paragraph" w:customStyle="1" w:styleId="E25F84A56559403AB6E70300BAAE09977">
+    <w:name w:val="E25F84A56559403AB6E70300BAAE09977"/>
+    <w:rsid w:val="008277EC"/>
+    <w:pPr>
+      <w:suppressAutoHyphens/>
+      <w:spacing w:after="0" w:line="240" w:lineRule="auto"/>
+    </w:pPr>
+    <w:rPr>
+      <w:rFonts w:ascii="Times New Roman" w:eastAsia="Times New Roman" w:hAnsi="Times New Roman" w:cs="Times New Roman"/>
+      <w:sz w:val="24"/>
+      <w:szCs w:val="24"/>
+      <w:lang w:eastAsia="ar-SA"/>
+    </w:rPr>
+  </w:style>
+  <w:style w:type="paragraph" w:customStyle="1" w:styleId="1C4B464C7C4A4464BA71CE2F2FA80C776">
+    <w:name w:val="1C4B464C7C4A4464BA71CE2F2FA80C776"/>
+    <w:rsid w:val="008277EC"/>
+    <w:pPr>
+      <w:suppressAutoHyphens/>
+      <w:spacing w:after="0" w:line="240" w:lineRule="auto"/>
+    </w:pPr>
+    <w:rPr>
+      <w:rFonts w:ascii="Times New Roman" w:eastAsia="Times New Roman" w:hAnsi="Times New Roman" w:cs="Times New Roman"/>
+      <w:sz w:val="24"/>
+      <w:szCs w:val="24"/>
+      <w:lang w:eastAsia="ar-SA"/>
+    </w:rPr>
+  </w:style>
+  <w:style w:type="paragraph" w:customStyle="1" w:styleId="41C7B96E8A2F4CCDB15DF23B381E76096">
+    <w:name w:val="41C7B96E8A2F4CCDB15DF23B381E76096"/>
+    <w:rsid w:val="008277EC"/>
+    <w:pPr>
+      <w:suppressAutoHyphens/>
+      <w:spacing w:after="0" w:line="240" w:lineRule="auto"/>
+    </w:pPr>
+    <w:rPr>
+      <w:rFonts w:ascii="Times New Roman" w:eastAsia="Times New Roman" w:hAnsi="Times New Roman" w:cs="Times New Roman"/>
+      <w:sz w:val="24"/>
+      <w:szCs w:val="24"/>
+      <w:lang w:eastAsia="ar-SA"/>
+    </w:rPr>
+  </w:style>
+  <w:style w:type="paragraph" w:customStyle="1" w:styleId="7000F3773B5D45598E24BE2A206B0CB69">
+    <w:name w:val="7000F3773B5D45598E24BE2A206B0CB69"/>
+    <w:rsid w:val="008277EC"/>
+    <w:pPr>
+      <w:suppressAutoHyphens/>
+      <w:spacing w:after="120" w:line="480" w:lineRule="auto"/>
+    </w:pPr>
+    <w:rPr>
+      <w:rFonts w:ascii="Times New Roman" w:eastAsia="Times New Roman" w:hAnsi="Times New Roman" w:cs="Times New Roman"/>
+      <w:sz w:val="24"/>
+      <w:szCs w:val="24"/>
+      <w:lang w:eastAsia="ar-SA"/>
+    </w:rPr>
+  </w:style>
+  <w:style w:type="paragraph" w:customStyle="1" w:styleId="EE6A686066A4478B98541DE0ED01880D9">
+    <w:name w:val="EE6A686066A4478B98541DE0ED01880D9"/>
+    <w:rsid w:val="008277EC"/>
+    <w:pPr>
+      <w:suppressAutoHyphens/>
+      <w:spacing w:after="120" w:line="480" w:lineRule="auto"/>
+    </w:pPr>
+    <w:rPr>
+      <w:rFonts w:ascii="Times New Roman" w:eastAsia="Times New Roman" w:hAnsi="Times New Roman" w:cs="Times New Roman"/>
+      <w:sz w:val="24"/>
+      <w:szCs w:val="24"/>
+      <w:lang w:eastAsia="ar-SA"/>
+    </w:rPr>
+  </w:style>
+  <w:style w:type="paragraph" w:customStyle="1" w:styleId="98518950C15044288EB55986CD0239E99">
+    <w:name w:val="98518950C15044288EB55986CD0239E99"/>
+    <w:rsid w:val="008277EC"/>
+    <w:pPr>
+      <w:suppressAutoHyphens/>
+      <w:spacing w:after="120" w:line="480" w:lineRule="auto"/>
+    </w:pPr>
+    <w:rPr>
+      <w:rFonts w:ascii="Times New Roman" w:eastAsia="Times New Roman" w:hAnsi="Times New Roman" w:cs="Times New Roman"/>
+      <w:sz w:val="24"/>
+      <w:szCs w:val="24"/>
+      <w:lang w:eastAsia="ar-SA"/>
+    </w:rPr>
+  </w:style>
+  <w:style w:type="paragraph" w:customStyle="1" w:styleId="DFE4253A826A41CB86C331DD4083B1049">
+    <w:name w:val="DFE4253A826A41CB86C331DD4083B1049"/>
+    <w:rsid w:val="008277EC"/>
+    <w:pPr>
+      <w:suppressAutoHyphens/>
+      <w:spacing w:after="120" w:line="480" w:lineRule="auto"/>
+    </w:pPr>
+    <w:rPr>
+      <w:rFonts w:ascii="Times New Roman" w:eastAsia="Times New Roman" w:hAnsi="Times New Roman" w:cs="Times New Roman"/>
+      <w:sz w:val="24"/>
+      <w:szCs w:val="24"/>
+      <w:lang w:eastAsia="ar-SA"/>
+    </w:rPr>
+  </w:style>
+  <w:style w:type="paragraph" w:customStyle="1" w:styleId="79042A016C5A407A9E7DD96D7EC4B9389">
+    <w:name w:val="79042A016C5A407A9E7DD96D7EC4B9389"/>
+    <w:rsid w:val="008277EC"/>
+    <w:pPr>
+      <w:suppressAutoHyphens/>
+      <w:spacing w:after="120" w:line="480" w:lineRule="auto"/>
+    </w:pPr>
+    <w:rPr>
+      <w:rFonts w:ascii="Times New Roman" w:eastAsia="Times New Roman" w:hAnsi="Times New Roman" w:cs="Times New Roman"/>
+      <w:sz w:val="24"/>
+      <w:szCs w:val="24"/>
+      <w:lang w:eastAsia="ar-SA"/>
+    </w:rPr>
+  </w:style>
+  <w:style w:type="paragraph" w:customStyle="1" w:styleId="51EF8E6C5B744057A17BC75C120E1F208">
+    <w:name w:val="51EF8E6C5B744057A17BC75C120E1F208"/>
+    <w:rsid w:val="008277EC"/>
+    <w:pPr>
+      <w:suppressAutoHyphens/>
+      <w:spacing w:after="0" w:line="240" w:lineRule="auto"/>
+      <w:ind w:left="720"/>
+    </w:pPr>
+    <w:rPr>
+      <w:rFonts w:ascii="Times New Roman" w:eastAsia="Times New Roman" w:hAnsi="Times New Roman" w:cs="Times New Roman"/>
+      <w:sz w:val="24"/>
+      <w:szCs w:val="24"/>
+      <w:lang w:eastAsia="ar-SA"/>
+    </w:rPr>
+  </w:style>
+  <w:style w:type="paragraph" w:customStyle="1" w:styleId="6644C4ECF492402DB7F2BA9B6748E8788">
+    <w:name w:val="6644C4ECF492402DB7F2BA9B6748E8788"/>
+    <w:rsid w:val="008277EC"/>
+    <w:pPr>
+      <w:suppressAutoHyphens/>
+      <w:spacing w:after="0" w:line="240" w:lineRule="auto"/>
+      <w:ind w:left="720"/>
+    </w:pPr>
+    <w:rPr>
+      <w:rFonts w:ascii="Times New Roman" w:eastAsia="Times New Roman" w:hAnsi="Times New Roman" w:cs="Times New Roman"/>
+      <w:sz w:val="24"/>
+      <w:szCs w:val="24"/>
+      <w:lang w:eastAsia="ar-SA"/>
+    </w:rPr>
+  </w:style>
+  <w:style w:type="paragraph" w:customStyle="1" w:styleId="C02B5CE2A98843C7A134DC3C1BECBCB38">
+    <w:name w:val="C02B5CE2A98843C7A134DC3C1BECBCB38"/>
+    <w:rsid w:val="008277EC"/>
+    <w:pPr>
+      <w:suppressAutoHyphens/>
+      <w:spacing w:after="0" w:line="240" w:lineRule="auto"/>
+      <w:ind w:left="720"/>
+    </w:pPr>
+    <w:rPr>
+      <w:rFonts w:ascii="Times New Roman" w:eastAsia="Times New Roman" w:hAnsi="Times New Roman" w:cs="Times New Roman"/>
+      <w:sz w:val="24"/>
+      <w:szCs w:val="24"/>
+      <w:lang w:eastAsia="ar-SA"/>
+    </w:rPr>
+  </w:style>
+  <w:style w:type="paragraph" w:customStyle="1" w:styleId="F08CB367DF454DEDA5E6E09941FD86C68">
+    <w:name w:val="F08CB367DF454DEDA5E6E09941FD86C68"/>
+    <w:rsid w:val="008277EC"/>
+    <w:pPr>
+      <w:suppressAutoHyphens/>
+      <w:spacing w:after="0" w:line="240" w:lineRule="auto"/>
+      <w:ind w:left="720"/>
+    </w:pPr>
+    <w:rPr>
+      <w:rFonts w:ascii="Times New Roman" w:eastAsia="Times New Roman" w:hAnsi="Times New Roman" w:cs="Times New Roman"/>
+      <w:sz w:val="24"/>
+      <w:szCs w:val="24"/>
+      <w:lang w:eastAsia="ar-SA"/>
+    </w:rPr>
+  </w:style>
+  <w:style w:type="paragraph" w:customStyle="1" w:styleId="30B5231132DE4C44B87DC8A4A77312F88">
+    <w:name w:val="30B5231132DE4C44B87DC8A4A77312F88"/>
+    <w:rsid w:val="008277EC"/>
+    <w:pPr>
+      <w:suppressAutoHyphens/>
+      <w:spacing w:after="0" w:line="240" w:lineRule="auto"/>
+    </w:pPr>
+    <w:rPr>
+      <w:rFonts w:ascii="Times New Roman" w:eastAsia="Times New Roman" w:hAnsi="Times New Roman" w:cs="Times New Roman"/>
+      <w:sz w:val="24"/>
+      <w:szCs w:val="24"/>
+      <w:lang w:eastAsia="ar-SA"/>
+    </w:rPr>
+  </w:style>
+  <w:style w:type="paragraph" w:customStyle="1" w:styleId="641844EF88A0483585C42633FB27E1478">
+    <w:name w:val="641844EF88A0483585C42633FB27E1478"/>
+    <w:rsid w:val="008277EC"/>
+    <w:pPr>
+      <w:suppressAutoHyphens/>
+      <w:spacing w:after="0" w:line="240" w:lineRule="auto"/>
+    </w:pPr>
+    <w:rPr>
+      <w:rFonts w:ascii="Times New Roman" w:eastAsia="Times New Roman" w:hAnsi="Times New Roman" w:cs="Times New Roman"/>
+      <w:sz w:val="24"/>
+      <w:szCs w:val="24"/>
+      <w:lang w:eastAsia="ar-SA"/>
+    </w:rPr>
+  </w:style>
+  <w:style w:type="paragraph" w:customStyle="1" w:styleId="11C5206171604150A0F0E34E3DB6DB7C8">
+    <w:name w:val="11C5206171604150A0F0E34E3DB6DB7C8"/>
+    <w:rsid w:val="008277EC"/>
+    <w:pPr>
+      <w:suppressAutoHyphens/>
+      <w:spacing w:after="0" w:line="240" w:lineRule="auto"/>
+    </w:pPr>
+    <w:rPr>
+      <w:rFonts w:ascii="Times New Roman" w:eastAsia="Times New Roman" w:hAnsi="Times New Roman" w:cs="Times New Roman"/>
+      <w:sz w:val="24"/>
+      <w:szCs w:val="24"/>
+      <w:lang w:eastAsia="ar-SA"/>
+    </w:rPr>
+  </w:style>
+  <w:style w:type="paragraph" w:customStyle="1" w:styleId="24D557F4BD1F4680AF94C4A8664941578">
+    <w:name w:val="24D557F4BD1F4680AF94C4A8664941578"/>
+    <w:rsid w:val="008277EC"/>
+    <w:pPr>
+      <w:suppressAutoHyphens/>
+      <w:spacing w:after="0" w:line="240" w:lineRule="auto"/>
+    </w:pPr>
+    <w:rPr>
+      <w:rFonts w:ascii="Times New Roman" w:eastAsia="Times New Roman" w:hAnsi="Times New Roman" w:cs="Times New Roman"/>
+      <w:sz w:val="24"/>
+      <w:szCs w:val="24"/>
+      <w:lang w:eastAsia="ar-SA"/>
+    </w:rPr>
+  </w:style>
+  <w:style w:type="paragraph" w:customStyle="1" w:styleId="F2031ECA10CA432EAFAFCC13CBD26CA18">
+    <w:name w:val="F2031ECA10CA432EAFAFCC13CBD26CA18"/>
+    <w:rsid w:val="008277EC"/>
+    <w:pPr>
+      <w:suppressAutoHyphens/>
+      <w:spacing w:after="0" w:line="240" w:lineRule="auto"/>
+    </w:pPr>
+    <w:rPr>
+      <w:rFonts w:ascii="Times New Roman" w:eastAsia="Times New Roman" w:hAnsi="Times New Roman" w:cs="Times New Roman"/>
+      <w:sz w:val="24"/>
+      <w:szCs w:val="24"/>
+      <w:lang w:eastAsia="ar-SA"/>
+    </w:rPr>
+  </w:style>
+  <w:style w:type="paragraph" w:customStyle="1" w:styleId="F6D2CF914FB545CFAF75D2C668297D5A8">
+    <w:name w:val="F6D2CF914FB545CFAF75D2C668297D5A8"/>
+    <w:rsid w:val="008277EC"/>
+    <w:pPr>
+      <w:suppressAutoHyphens/>
+      <w:spacing w:after="0" w:line="240" w:lineRule="auto"/>
+    </w:pPr>
+    <w:rPr>
+      <w:rFonts w:ascii="Times New Roman" w:eastAsia="Times New Roman" w:hAnsi="Times New Roman" w:cs="Times New Roman"/>
+      <w:sz w:val="24"/>
+      <w:szCs w:val="24"/>
+      <w:lang w:eastAsia="ar-SA"/>
+    </w:rPr>
+  </w:style>
+  <w:style w:type="paragraph" w:customStyle="1" w:styleId="9E9A8FC7DA374C97938206616E58A5448">
+    <w:name w:val="9E9A8FC7DA374C97938206616E58A5448"/>
+    <w:rsid w:val="008277EC"/>
+    <w:pPr>
+      <w:suppressAutoHyphens/>
+      <w:spacing w:after="0" w:line="240" w:lineRule="auto"/>
+    </w:pPr>
+    <w:rPr>
+      <w:rFonts w:ascii="Times New Roman" w:eastAsia="Times New Roman" w:hAnsi="Times New Roman" w:cs="Times New Roman"/>
+      <w:sz w:val="24"/>
+      <w:szCs w:val="24"/>
+      <w:lang w:eastAsia="ar-SA"/>
+    </w:rPr>
+  </w:style>
+  <w:style w:type="paragraph" w:customStyle="1" w:styleId="D569733F90D8465780AAFEA9A72292CC8">
+    <w:name w:val="D569733F90D8465780AAFEA9A72292CC8"/>
+    <w:rsid w:val="008277EC"/>
+    <w:pPr>
+      <w:suppressAutoHyphens/>
+      <w:spacing w:after="0" w:line="240" w:lineRule="auto"/>
+    </w:pPr>
+    <w:rPr>
+      <w:rFonts w:ascii="Times New Roman" w:eastAsia="Times New Roman" w:hAnsi="Times New Roman" w:cs="Times New Roman"/>
+      <w:sz w:val="24"/>
+      <w:szCs w:val="24"/>
+      <w:lang w:eastAsia="ar-SA"/>
+    </w:rPr>
+  </w:style>
+  <w:style w:type="paragraph" w:customStyle="1" w:styleId="A424099D39AD4CE8A3386ED4CCAB1C518">
+    <w:name w:val="A424099D39AD4CE8A3386ED4CCAB1C518"/>
+    <w:rsid w:val="008277EC"/>
+    <w:pPr>
+      <w:suppressAutoHyphens/>
+      <w:spacing w:after="0" w:line="240" w:lineRule="auto"/>
+    </w:pPr>
+    <w:rPr>
+      <w:rFonts w:ascii="Times New Roman" w:eastAsia="Times New Roman" w:hAnsi="Times New Roman" w:cs="Times New Roman"/>
+      <w:sz w:val="24"/>
+      <w:szCs w:val="24"/>
+      <w:lang w:eastAsia="ar-SA"/>
+    </w:rPr>
+  </w:style>
+  <w:style w:type="paragraph" w:customStyle="1" w:styleId="1C25BBCB9E8C458DB55945E1653B7B608">
+    <w:name w:val="1C25BBCB9E8C458DB55945E1653B7B608"/>
+    <w:rsid w:val="008277EC"/>
+    <w:pPr>
+      <w:suppressAutoHyphens/>
+      <w:spacing w:after="0" w:line="240" w:lineRule="auto"/>
+    </w:pPr>
+    <w:rPr>
+      <w:rFonts w:ascii="Times New Roman" w:eastAsia="Times New Roman" w:hAnsi="Times New Roman" w:cs="Times New Roman"/>
+      <w:sz w:val="24"/>
+      <w:szCs w:val="24"/>
+      <w:lang w:eastAsia="ar-SA"/>
+    </w:rPr>
+  </w:style>
+  <w:style w:type="paragraph" w:customStyle="1" w:styleId="C4D8D8EBF8FB4F208FCCE4F22312AE588">
+    <w:name w:val="C4D8D8EBF8FB4F208FCCE4F22312AE588"/>
+    <w:rsid w:val="008277EC"/>
+    <w:pPr>
+      <w:suppressAutoHyphens/>
+      <w:spacing w:after="0" w:line="240" w:lineRule="auto"/>
+    </w:pPr>
+    <w:rPr>
+      <w:rFonts w:ascii="Times New Roman" w:eastAsia="Times New Roman" w:hAnsi="Times New Roman" w:cs="Times New Roman"/>
+      <w:sz w:val="24"/>
+      <w:szCs w:val="24"/>
+      <w:lang w:eastAsia="ar-SA"/>
+    </w:rPr>
+  </w:style>
+  <w:style w:type="paragraph" w:customStyle="1" w:styleId="334026C924924B0F8F30D585C3574F7F8">
+    <w:name w:val="334026C924924B0F8F30D585C3574F7F8"/>
+    <w:rsid w:val="008277EC"/>
+    <w:pPr>
+      <w:suppressAutoHyphens/>
+      <w:spacing w:after="0" w:line="240" w:lineRule="auto"/>
+    </w:pPr>
+    <w:rPr>
+      <w:rFonts w:ascii="Times New Roman" w:eastAsia="Times New Roman" w:hAnsi="Times New Roman" w:cs="Times New Roman"/>
+      <w:sz w:val="24"/>
+      <w:szCs w:val="24"/>
+      <w:lang w:eastAsia="ar-SA"/>
+    </w:rPr>
+  </w:style>
+  <w:style w:type="paragraph" w:customStyle="1" w:styleId="7ADE624015B146EC945C11081BCEF5B18">
+    <w:name w:val="7ADE624015B146EC945C11081BCEF5B18"/>
+    <w:rsid w:val="008277EC"/>
+    <w:pPr>
+      <w:suppressAutoHyphens/>
+      <w:spacing w:after="0" w:line="240" w:lineRule="auto"/>
+    </w:pPr>
+    <w:rPr>
+      <w:rFonts w:ascii="Times New Roman" w:eastAsia="Times New Roman" w:hAnsi="Times New Roman" w:cs="Times New Roman"/>
+      <w:sz w:val="24"/>
+      <w:szCs w:val="24"/>
+      <w:lang w:eastAsia="ar-SA"/>
+    </w:rPr>
+  </w:style>
+  <w:style w:type="paragraph" w:customStyle="1" w:styleId="E25F84A56559403AB6E70300BAAE09978">
+    <w:name w:val="E25F84A56559403AB6E70300BAAE09978"/>
+    <w:rsid w:val="008277EC"/>
+    <w:pPr>
+      <w:suppressAutoHyphens/>
+      <w:spacing w:after="0" w:line="240" w:lineRule="auto"/>
+    </w:pPr>
+    <w:rPr>
+      <w:rFonts w:ascii="Times New Roman" w:eastAsia="Times New Roman" w:hAnsi="Times New Roman" w:cs="Times New Roman"/>
+      <w:sz w:val="24"/>
+      <w:szCs w:val="24"/>
+      <w:lang w:eastAsia="ar-SA"/>
+    </w:rPr>
+  </w:style>
+  <w:style w:type="paragraph" w:customStyle="1" w:styleId="1C4B464C7C4A4464BA71CE2F2FA80C777">
+    <w:name w:val="1C4B464C7C4A4464BA71CE2F2FA80C777"/>
+    <w:rsid w:val="008277EC"/>
+    <w:pPr>
+      <w:suppressAutoHyphens/>
+      <w:spacing w:after="0" w:line="240" w:lineRule="auto"/>
+    </w:pPr>
+    <w:rPr>
+      <w:rFonts w:ascii="Times New Roman" w:eastAsia="Times New Roman" w:hAnsi="Times New Roman" w:cs="Times New Roman"/>
+      <w:sz w:val="24"/>
+      <w:szCs w:val="24"/>
+      <w:lang w:eastAsia="ar-SA"/>
+    </w:rPr>
+  </w:style>
+  <w:style w:type="paragraph" w:customStyle="1" w:styleId="41C7B96E8A2F4CCDB15DF23B381E76097">
+    <w:name w:val="41C7B96E8A2F4CCDB15DF23B381E76097"/>
+    <w:rsid w:val="008277EC"/>
     <w:pPr>
       <w:suppressAutoHyphens/>
       <w:spacing w:after="0" w:line="240" w:lineRule="auto"/>
@@ -12852,7 +15735,7 @@
 </file>
 
 <file path=customXml/itemProps1.xml><?xml version="1.0" encoding="utf-8"?>
-<ds:datastoreItem xmlns:ds="http://schemas.openxmlformats.org/officeDocument/2006/customXml" ds:itemID="{33F9C42C-A962-4189-8283-68247B71B70D}">
+<ds:datastoreItem xmlns:ds="http://schemas.openxmlformats.org/officeDocument/2006/customXml" ds:itemID="{47BC3C59-2053-4362-9C37-4077C7E91936}">
   <ds:schemaRefs>
     <ds:schemaRef ds:uri="http://schemas.openxmlformats.org/officeDocument/2006/bibliography"/>
   </ds:schemaRefs>

--- a/TestWord_1/F_DOGOVIR-NA-UPRAVLINNYA-PRAVAMI-Avtora-2018-1_.docx
+++ b/TestWord_1/F_DOGOVIR-NA-UPRAVLINNYA-PRAVAMI-Avtora-2018-1_.docx
@@ -427,22 +427,33 @@
         </w:rPr>
       </w:pPr>
     </w:p>
+    <w:p>
+      <w:pPr>
+        <w:pStyle w:val="21"/>
+        <w:spacing w:after="0" w:line="240" w:lineRule="auto"/>
+        <w:jc w:val="center"/>
+        <w:rPr>
+          <w:sz w:val="28"/>
+          <w:szCs w:val="28"/>
+          <w:lang w:val="uk-UA"/>
+        </w:rPr>
+      </w:pPr>
+    </w:p>
     <w:sdt>
       <w:sdtPr>
         <w:rPr>
-          <w:color w:val="000000" w:themeColor="text1"/>
-          <w:sz w:val="28"/>
-          <w:szCs w:val="28"/>
-          <w:lang w:val="en-US"/>
+          <w:b/>
+          <w:sz w:val="22"/>
+          <w:szCs w:val="22"/>
+          <w:lang w:val="uk-UA"/>
         </w:rPr>
         <w:alias w:val="CstName"/>
         <w:tag w:val="CstName"/>
-        <w:id w:val="-1956546301"/>
+        <w:id w:val="-1944368609"/>
         <w:placeholder>
-          <w:docPart w:val="98518950C15044288EB55986CD0239E9"/>
+          <w:docPart w:val="DefaultPlaceholder_-1854013440"/>
         </w:placeholder>
         <w:showingPlcHdr/>
-        <w15:color w:val="000000"/>
         <w15:appearance w15:val="tags"/>
         <w:text/>
       </w:sdtPr>
@@ -454,19 +465,16 @@
             <w:spacing w:after="0" w:line="240" w:lineRule="auto"/>
             <w:jc w:val="center"/>
             <w:rPr>
-              <w:rFonts w:ascii="Calibri" w:hAnsi="Calibri" w:cs="Calibri"/>
-              <w:color w:val="FF0000"/>
-              <w:sz w:val="16"/>
-              <w:szCs w:val="16"/>
+              <w:b/>
+              <w:sz w:val="22"/>
+              <w:szCs w:val="22"/>
+              <w:lang w:val="uk-UA"/>
             </w:rPr>
           </w:pPr>
           <w:r>
             <w:rPr>
               <w:rStyle w:val="af9"/>
               <w:rFonts w:eastAsiaTheme="minorHAnsi"/>
-              <w:color w:val="auto"/>
-              <w:sz w:val="22"/>
-              <w:szCs w:val="22"/>
             </w:rPr>
             <w:t>Место для ввода текста.</w:t>
           </w:r>
@@ -476,55 +484,12 @@
     <w:p>
       <w:pPr>
         <w:pStyle w:val="21"/>
-        <w:spacing w:after="0" w:line="240" w:lineRule="auto"/>
-        <w:jc w:val="center"/>
-        <w:rPr>
-          <w:b/>
-          <w:sz w:val="28"/>
-          <w:szCs w:val="28"/>
-          <w:lang w:val="uk-UA"/>
-        </w:rPr>
-      </w:pPr>
-      <w:r>
-        <w:rPr>
-          <w:sz w:val="28"/>
-          <w:szCs w:val="28"/>
-          <w:lang w:val="uk-UA"/>
-        </w:rPr>
-        <w:t>____________________________________________________</w:t>
-      </w:r>
-    </w:p>
-    <w:p>
-      <w:pPr>
-        <w:pStyle w:val="21"/>
-        <w:spacing w:after="0" w:line="240" w:lineRule="auto"/>
-        <w:jc w:val="center"/>
-        <w:rPr>
-          <w:b/>
-          <w:sz w:val="22"/>
-          <w:szCs w:val="22"/>
-          <w:lang w:val="uk-UA"/>
-        </w:rPr>
-      </w:pPr>
-      <w:r>
-        <w:rPr>
-          <w:b/>
-          <w:sz w:val="28"/>
-          <w:szCs w:val="28"/>
-          <w:lang w:val="uk-UA"/>
-        </w:rPr>
-        <w:t>(Автор)</w:t>
-      </w:r>
-    </w:p>
-    <w:p>
-      <w:pPr>
-        <w:pStyle w:val="21"/>
-        <w:spacing w:after="0" w:line="240" w:lineRule="auto"/>
-        <w:jc w:val="center"/>
-        <w:rPr>
-          <w:b/>
-          <w:sz w:val="22"/>
-          <w:szCs w:val="22"/>
+        <w:spacing w:after="0" w:line="276" w:lineRule="auto"/>
+        <w:ind w:firstLine="720"/>
+        <w:jc w:val="both"/>
+        <w:rPr>
+          <w:sz w:val="16"/>
+          <w:szCs w:val="16"/>
           <w:lang w:val="uk-UA"/>
         </w:rPr>
       </w:pPr>
@@ -884,19 +849,6 @@
       <w:pPr>
         <w:pStyle w:val="21"/>
         <w:spacing w:after="0" w:line="276" w:lineRule="auto"/>
-        <w:ind w:firstLine="720"/>
-        <w:jc w:val="both"/>
-        <w:rPr>
-          <w:sz w:val="16"/>
-          <w:szCs w:val="16"/>
-          <w:lang w:val="uk-UA"/>
-        </w:rPr>
-      </w:pPr>
-    </w:p>
-    <w:p>
-      <w:pPr>
-        <w:pStyle w:val="21"/>
-        <w:spacing w:after="0" w:line="276" w:lineRule="auto"/>
         <w:jc w:val="both"/>
         <w:rPr>
           <w:b/>
@@ -925,32 +877,40 @@
           <w:szCs w:val="22"/>
           <w:lang w:val="uk-UA"/>
         </w:rPr>
+        <w:t>Державна організація «Українське агентство з авторських та суміжних прав»</w:t>
+      </w:r>
+      <w:r>
+        <w:rPr>
+          <w:sz w:val="22"/>
+          <w:szCs w:val="22"/>
+          <w:lang w:val="uk-UA"/>
+        </w:rPr>
+        <w:t xml:space="preserve"> (далі – ДО УААСП), що відповідно до Закону України «Про авторське право і суміжні права» </w:t>
+      </w:r>
+      <w:r>
+        <w:rPr>
+          <w:sz w:val="22"/>
+          <w:szCs w:val="22"/>
+          <w:lang w:val="uk-UA"/>
+        </w:rPr>
+        <w:t xml:space="preserve">(далі – Закон) </w:t>
+      </w:r>
+      <w:r>
+        <w:rPr>
+          <w:sz w:val="22"/>
+          <w:szCs w:val="22"/>
+          <w:lang w:val="uk-UA"/>
+        </w:rPr>
+        <w:t xml:space="preserve">та на підставі Свідоцтва № 3/2003 від 22.08.2003 р. Державного департаменту інтелектуальної власності Міністерства освіти і науки </w:t>
+      </w:r>
+      <w:r>
+        <w:rPr>
+          <w:sz w:val="22"/>
+          <w:szCs w:val="22"/>
+          <w:lang w:val="uk-UA"/>
+        </w:rPr>
         <w:lastRenderedPageBreak/>
-        <w:t>Державна організація «Українське агентство з авторських та суміжних прав»</w:t>
-      </w:r>
-      <w:r>
-        <w:rPr>
-          <w:sz w:val="22"/>
-          <w:szCs w:val="22"/>
-          <w:lang w:val="uk-UA"/>
-        </w:rPr>
-        <w:t xml:space="preserve"> (далі – ДО УААСП), що відповідно до Закону України «Про авторське право і суміжні права» </w:t>
-      </w:r>
-      <w:r>
-        <w:rPr>
-          <w:sz w:val="22"/>
-          <w:szCs w:val="22"/>
-          <w:lang w:val="uk-UA"/>
-        </w:rPr>
-        <w:t xml:space="preserve">(далі – Закон) </w:t>
-      </w:r>
-      <w:r>
-        <w:rPr>
-          <w:sz w:val="22"/>
-          <w:szCs w:val="22"/>
-          <w:lang w:val="uk-UA"/>
-        </w:rPr>
-        <w:t xml:space="preserve">та на підставі Свідоцтва № 3/2003 від 22.08.2003 р. Державного департаменту інтелектуальної власності Міністерства освіти і науки України здійснює колективне управління майновими правами суб’єктів авторського права, в особі </w:t>
+        <w:t xml:space="preserve">України здійснює колективне управління майновими правами суб’єктів авторського права, в особі </w:t>
       </w:r>
       <w:r>
         <w:rPr>
@@ -1040,6 +1000,7 @@
       <w:sdt>
         <w:sdtPr>
           <w:rPr>
+            <w:b/>
             <w:sz w:val="22"/>
             <w:szCs w:val="22"/>
             <w:lang w:val="uk-UA"/>
@@ -1113,6 +1074,7 @@
       <w:sdt>
         <w:sdtPr>
           <w:rPr>
+            <w:b/>
             <w:sz w:val="22"/>
             <w:szCs w:val="22"/>
             <w:lang w:val="uk-UA"/>
@@ -2014,6 +1976,7 @@
           <w:szCs w:val="22"/>
           <w:lang w:val="uk-UA"/>
         </w:rPr>
+        <w:lastRenderedPageBreak/>
         <w:t>Згідно даному Договору ДО УААСП отримує виключне повноваження здійснювати колективне управління  майновими правами Автора при наступних способах використання Творів шляхом надання ліцензій користувачам на:</w:t>
       </w:r>
       <w:bookmarkEnd w:id="0"/>
@@ -2031,6 +1994,7 @@
         </w:rPr>
       </w:pPr>
     </w:p>
+    <w:bookmarkStart w:id="1" w:name="_Hlk525724710" w:displacedByCustomXml="next"/>
     <w:sdt>
       <w:sdtPr>
         <w:rPr>
@@ -2136,6 +2100,7 @@
         </w:p>
       </w:sdtContent>
     </w:sdt>
+    <w:bookmarkEnd w:id="1"/>
     <w:p>
       <w:pPr>
         <w:pStyle w:val="ae"/>
@@ -2209,6 +2174,7 @@
         <w:t>:</w:t>
       </w:r>
     </w:p>
+    <w:bookmarkStart w:id="2" w:name="_Hlk525724762" w:displacedByCustomXml="next"/>
     <w:sdt>
       <w:sdtPr>
         <w:rPr>
@@ -2296,6 +2262,7 @@
         </w:p>
       </w:sdtContent>
     </w:sdt>
+    <w:bookmarkEnd w:id="2" w:displacedByCustomXml="prev"/>
     <w:p>
       <w:pPr>
         <w:pStyle w:val="11"/>
@@ -2347,6 +2314,7 @@
         <w:t>:</w:t>
       </w:r>
     </w:p>
+    <w:bookmarkStart w:id="3" w:name="_Hlk525724787" w:displacedByCustomXml="next"/>
     <w:sdt>
       <w:sdtPr>
         <w:rPr>
@@ -2369,7 +2337,6 @@
       </w:sdtPr>
       <w:sdtEndPr/>
       <w:sdtContent>
-        <w:bookmarkStart w:id="1" w:name="_GoBack" w:displacedByCustomXml="prev"/>
         <w:p>
           <w:pPr>
             <w:pStyle w:val="11"/>
@@ -2405,7 +2372,6 @@
                   <w:pStyle w:val="11"/>
                   <w:spacing w:line="276" w:lineRule="auto"/>
                   <w:ind w:left="0"/>
-                  <w:jc w:val="center"/>
                   <w:rPr>
                     <w:i/>
                     <w:color w:val="000000"/>
@@ -2414,6 +2380,8 @@
                     <w:lang w:val="uk-UA"/>
                   </w:rPr>
                 </w:pPr>
+                <w:bookmarkStart w:id="4" w:name="_GoBack"/>
+                <w:bookmarkEnd w:id="4"/>
               </w:p>
             </w:tc>
           </w:tr>
@@ -2433,9 +2401,9 @@
             </w:rPr>
           </w:pPr>
         </w:p>
-        <w:bookmarkEnd w:id="1" w:displacedByCustomXml="next"/>
       </w:sdtContent>
     </w:sdt>
+    <w:bookmarkEnd w:id="3" w:displacedByCustomXml="prev"/>
     <w:p>
       <w:pPr>
         <w:pStyle w:val="11"/>
@@ -2877,7 +2845,6 @@
           <w:szCs w:val="22"/>
           <w:lang w:val="uk-UA"/>
         </w:rPr>
-        <w:lastRenderedPageBreak/>
         <w:t>не уповноважувати та не доручати третім особам надання дозволів та здійснення збору авторської винагороди (шляхом управління на колективній основі, укладення договору доручення, тощо) за використання творів Автора способами, передбаченими даним Договором.</w:t>
       </w:r>
     </w:p>
@@ -2904,6 +2871,7 @@
           <w:szCs w:val="22"/>
           <w:lang w:val="uk-UA"/>
         </w:rPr>
+        <w:lastRenderedPageBreak/>
         <w:t>не відмовлятися від авторської винагороди, яка сплачується Користувачами або іноземними авторсько-правовими організаціями через ДО УААСП, не підписувати самостійно відповідних правочинів на використання творів та не отримувати авторську винагороду від Користувачів напряму.</w:t>
       </w:r>
     </w:p>
@@ -3504,8 +3472,15 @@
           <w:sz w:val="22"/>
           <w:szCs w:val="22"/>
         </w:rPr>
+        <w:t xml:space="preserve">включати до репертуару ДО УААСП назви творів Автора, прізвище, ім`я, по-батькові (псевдонім) Автора, використовувати дану інформацію з метою розміщення на веб-сайті ДО УААСП, з правом </w:t>
+      </w:r>
+      <w:r>
+        <w:rPr>
+          <w:sz w:val="22"/>
+          <w:szCs w:val="22"/>
+        </w:rPr>
         <w:lastRenderedPageBreak/>
-        <w:t>включати до репертуару ДО УААСП назви творів Автора, прізвище, ім`я, по-батькові (псевдонім) Автора, використовувати дану інформацію з метою розміщення на веб-сайті ДО УААСП, з правом надання репертуару третім особам будь-яким способом і в будь-якій формі (електронній, цифровій, паперовій та ін.), а також подавати таку інформацію для реєстрації в міжнародних базах.</w:t>
+        <w:t>надання репертуару третім особам будь-яким способом і в будь-якій формі (електронній, цифровій, паперовій та ін.), а також подавати таку інформацію для реєстрації в міжнародних базах.</w:t>
       </w:r>
     </w:p>
     <w:p>
@@ -4159,16 +4134,7 @@
           <w:szCs w:val="22"/>
           <w:lang w:val="uk-UA"/>
         </w:rPr>
-        <w:t xml:space="preserve">Заявляти вимоги щодо стягнення та зарахування на розрахунковий рахунок ДО УААСП будь-яких коштів, належних Автору в результаті досудового вирішення спору ДО УААСП з третіми особами або будь-якого </w:t>
-      </w:r>
-      <w:r>
-        <w:rPr>
-          <w:sz w:val="22"/>
-          <w:szCs w:val="22"/>
-          <w:lang w:val="uk-UA"/>
-        </w:rPr>
-        <w:lastRenderedPageBreak/>
-        <w:t>судового провадження для подальшо</w:t>
+        <w:t>Заявляти вимоги щодо стягнення та зарахування на розрахунковий рахунок ДО УААСП будь-яких коштів, належних Автору в результаті досудового вирішення спору ДО УААСП з третіми особами або будь-якого судового провадження для подальшо</w:t>
       </w:r>
       <w:r>
         <w:rPr>
@@ -4224,6 +4190,7 @@
           <w:sz w:val="22"/>
           <w:szCs w:val="22"/>
         </w:rPr>
+        <w:lastRenderedPageBreak/>
         <w:t>РОЗПОДІЛ ВИНАГОРОДИ, ВІДРАХУВАН</w:t>
       </w:r>
       <w:r>
@@ -4549,7 +4516,7 @@
           <w:lang w:val="uk-UA"/>
         </w:rPr>
       </w:pPr>
-      <w:bookmarkStart w:id="2" w:name="_Ref346109396"/>
+      <w:bookmarkStart w:id="5" w:name="_Ref346109396"/>
       <w:r>
         <w:rPr>
           <w:sz w:val="22"/>
@@ -4618,9 +4585,11 @@
         </w:rPr>
         <w:t xml:space="preserve">не менше ніж </w:t>
       </w:r>
+      <w:bookmarkStart w:id="6" w:name="_Hlk525724896"/>
       <w:sdt>
         <w:sdtPr>
           <w:rPr>
+            <w:b/>
             <w:sz w:val="22"/>
             <w:szCs w:val="22"/>
             <w:lang w:val="uk-UA"/>
@@ -4677,6 +4646,7 @@
             <w:rPr>
               <w:rStyle w:val="af9"/>
               <w:rFonts w:eastAsiaTheme="minorHAnsi"/>
+              <w:lang w:val="uk-UA"/>
             </w:rPr>
             <w:t>Место для ввода текста.</w:t>
           </w:r>
@@ -4690,15 +4660,32 @@
         </w:rPr>
         <w:t>)</w:t>
       </w:r>
-      <w:r>
-        <w:rPr>
-          <w:sz w:val="22"/>
-          <w:szCs w:val="22"/>
-          <w:lang w:val="uk-UA"/>
-        </w:rPr>
-        <w:t xml:space="preserve"> від сум, </w:t>
-      </w:r>
-      <w:bookmarkEnd w:id="2"/>
+      <w:bookmarkEnd w:id="6"/>
+      <w:r>
+        <w:rPr>
+          <w:sz w:val="22"/>
+          <w:szCs w:val="22"/>
+          <w:lang w:val="uk-UA"/>
+        </w:rPr>
+        <w:t xml:space="preserve"> </w:t>
+      </w:r>
+      <w:r>
+        <w:rPr>
+          <w:sz w:val="22"/>
+          <w:szCs w:val="22"/>
+          <w:lang w:val="uk-UA"/>
+        </w:rPr>
+        <w:t xml:space="preserve">відсотків </w:t>
+      </w:r>
+      <w:r>
+        <w:rPr>
+          <w:sz w:val="22"/>
+          <w:szCs w:val="22"/>
+          <w:lang w:val="uk-UA"/>
+        </w:rPr>
+        <w:t xml:space="preserve">від сум, </w:t>
+      </w:r>
+      <w:bookmarkEnd w:id="5"/>
       <w:r>
         <w:rPr>
           <w:sz w:val="22"/>
@@ -4844,9 +4831,11 @@
         </w:rPr>
         <w:t xml:space="preserve"> </w:t>
       </w:r>
+      <w:bookmarkStart w:id="7" w:name="_Hlk525725174"/>
       <w:sdt>
         <w:sdtPr>
           <w:rPr>
+            <w:b/>
             <w:color w:val="000000"/>
             <w:sz w:val="22"/>
             <w:szCs w:val="22"/>
@@ -4924,7 +4913,26 @@
           <w:szCs w:val="22"/>
           <w:lang w:val="uk-UA"/>
         </w:rPr>
-        <w:t xml:space="preserve"> від суми авторської винагороди, зібраної за таке використання.</w:t>
+        <w:t xml:space="preserve"> </w:t>
+      </w:r>
+      <w:bookmarkEnd w:id="7"/>
+      <w:r>
+        <w:rPr>
+          <w:color w:val="000000"/>
+          <w:sz w:val="22"/>
+          <w:szCs w:val="22"/>
+          <w:lang w:val="uk-UA"/>
+        </w:rPr>
+        <w:t xml:space="preserve">відсотків </w:t>
+      </w:r>
+      <w:r>
+        <w:rPr>
+          <w:color w:val="000000"/>
+          <w:sz w:val="22"/>
+          <w:szCs w:val="22"/>
+          <w:lang w:val="uk-UA"/>
+        </w:rPr>
+        <w:t>від суми авторської винагороди, зібраної за таке використання.</w:t>
       </w:r>
     </w:p>
     <w:p>
@@ -5228,17 +5236,7 @@
           <w:szCs w:val="22"/>
           <w:lang w:val="uk-UA"/>
         </w:rPr>
-        <w:t xml:space="preserve">Підписанням даного Договору Автор підтверджує свою згоду на обробку зазначених в даному Договорі персональних даних з метою збирання, розподілу та виплати авторської винагороди за використання об’єктів авторського права, з метою укладення договорів про використання прав, переданих в управління, з метою вчинення необхідних дій для захисту прав, управління якими здійснює ДО УААСП, в тому числі з метою звернення до суду за захистом прав суб’єктів авторського права, з метою передання персональних даних за межу території України для реалізації здійснення колективного управління аналогічним іноземними організаціями </w:t>
-      </w:r>
-      <w:r>
-        <w:rPr>
-          <w:rStyle w:val="xfm286267334"/>
-          <w:sz w:val="22"/>
-          <w:szCs w:val="22"/>
-          <w:lang w:val="uk-UA"/>
-        </w:rPr>
-        <w:lastRenderedPageBreak/>
-        <w:t xml:space="preserve">колективного управління, розміщення персональних даних в мережі </w:t>
+        <w:t xml:space="preserve">Підписанням даного Договору Автор підтверджує свою згоду на обробку зазначених в даному Договорі персональних даних з метою збирання, розподілу та виплати авторської винагороди за використання об’єктів авторського права, з метою укладення договорів про використання прав, переданих в управління, з метою вчинення необхідних дій для захисту прав, управління якими здійснює ДО УААСП, в тому числі з метою звернення до суду за захистом прав суб’єктів авторського права, з метою передання персональних даних за межу території України для реалізації здійснення колективного управління аналогічним іноземними організаціями колективного управління, розміщення персональних даних в мережі </w:t>
       </w:r>
       <w:proofErr w:type="spellStart"/>
       <w:r>
@@ -5305,6 +5303,7 @@
           <w:szCs w:val="22"/>
           <w:lang w:val="uk-UA"/>
         </w:rPr>
+        <w:lastRenderedPageBreak/>
         <w:t xml:space="preserve">Обробці відповідно до законодавства України про захист персональних даних у базі персональних даних «Правовласники авторських майнових прав» підлягають наступні категорії персональних даних: прізвище, ім’я, по-батькові, місце проживання, індивідуальний податковий номер, паспортні дані, </w:t>
       </w:r>
       <w:proofErr w:type="spellStart"/>
@@ -10938,39 +10937,6 @@
     </w:docPart>
     <w:docPart>
       <w:docPartPr>
-        <w:name w:val="98518950C15044288EB55986CD0239E9"/>
-        <w:category>
-          <w:name w:val="Общие"/>
-          <w:gallery w:val="placeholder"/>
-        </w:category>
-        <w:types>
-          <w:type w:val="bbPlcHdr"/>
-        </w:types>
-        <w:behaviors>
-          <w:behavior w:val="content"/>
-        </w:behaviors>
-        <w:guid w:val="{701BBBD3-B393-403D-9A2B-11048D399024}"/>
-      </w:docPartPr>
-      <w:docPartBody>
-        <w:p>
-          <w:pPr>
-            <w:pStyle w:val="98518950C15044288EB55986CD0239E99"/>
-          </w:pPr>
-          <w:r>
-            <w:rPr>
-              <w:rStyle w:val="a3"/>
-              <w:rFonts w:eastAsiaTheme="minorHAnsi"/>
-              <w:color w:val="auto"/>
-              <w:sz w:val="22"/>
-              <w:szCs w:val="22"/>
-            </w:rPr>
-            <w:t>Место для ввода текста.</w:t>
-          </w:r>
-        </w:p>
-      </w:docPartBody>
-    </w:docPart>
-    <w:docPart>
-      <w:docPartPr>
         <w:name w:val="DFE4253A826A41CB86C331DD4083B104"/>
         <w:category>
           <w:name w:val="Общие"/>
@@ -11655,6 +11621,32 @@
         </w:p>
       </w:docPartBody>
     </w:docPart>
+    <w:docPart>
+      <w:docPartPr>
+        <w:name w:val="DefaultPlaceholder_-1854013440"/>
+        <w:category>
+          <w:name w:val="Общие"/>
+          <w:gallery w:val="placeholder"/>
+        </w:category>
+        <w:types>
+          <w:type w:val="bbPlcHdr"/>
+        </w:types>
+        <w:behaviors>
+          <w:behavior w:val="content"/>
+        </w:behaviors>
+        <w:guid w:val="{578F4EB7-3984-44DC-99E4-7EB24148B454}"/>
+      </w:docPartPr>
+      <w:docPartBody>
+        <w:p>
+          <w:r>
+            <w:rPr>
+              <w:rStyle w:val="a3"/>
+            </w:rPr>
+            <w:t>Место для ввода текста.</w:t>
+          </w:r>
+        </w:p>
+      </w:docPartBody>
+    </w:docPart>
   </w:docParts>
 </w:glossaryDocument>
 </file>
@@ -11741,11 +11733,14 @@
     <w:rsid w:val="00095168"/>
     <w:rsid w:val="00113541"/>
     <w:rsid w:val="00163CDD"/>
+    <w:rsid w:val="002E0E3B"/>
     <w:rsid w:val="002E5244"/>
+    <w:rsid w:val="003C1389"/>
     <w:rsid w:val="00423FC2"/>
     <w:rsid w:val="00435E1A"/>
     <w:rsid w:val="004405D4"/>
     <w:rsid w:val="005C0A2F"/>
+    <w:rsid w:val="006F5657"/>
     <w:rsid w:val="00736CB2"/>
     <w:rsid w:val="008277EC"/>
     <w:rsid w:val="00B10511"/>
@@ -12204,7 +12199,7 @@
     <w:basedOn w:val="a0"/>
     <w:uiPriority w:val="99"/>
     <w:semiHidden/>
-    <w:rsid w:val="008277EC"/>
+    <w:rsid w:val="006F5657"/>
     <w:rPr>
       <w:color w:val="808080"/>
     </w:rPr>
@@ -15735,7 +15730,7 @@
 </file>
 
 <file path=customXml/itemProps1.xml><?xml version="1.0" encoding="utf-8"?>
-<ds:datastoreItem xmlns:ds="http://schemas.openxmlformats.org/officeDocument/2006/customXml" ds:itemID="{47BC3C59-2053-4362-9C37-4077C7E91936}">
+<ds:datastoreItem xmlns:ds="http://schemas.openxmlformats.org/officeDocument/2006/customXml" ds:itemID="{6637D227-E992-4CB4-B4D8-BB5147CC970F}">
   <ds:schemaRefs>
     <ds:schemaRef ds:uri="http://schemas.openxmlformats.org/officeDocument/2006/bibliography"/>
   </ds:schemaRefs>

--- a/TestWord_1/F_DOGOVIR-NA-UPRAVLINNYA-PRAVAMI-Avtora-2018-1_.docx
+++ b/TestWord_1/F_DOGOVIR-NA-UPRAVLINNYA-PRAVAMI-Avtora-2018-1_.docx
@@ -2380,8 +2380,6 @@
                     <w:lang w:val="uk-UA"/>
                   </w:rPr>
                 </w:pPr>
-                <w:bookmarkStart w:id="4" w:name="_GoBack"/>
-                <w:bookmarkEnd w:id="4"/>
               </w:p>
             </w:tc>
           </w:tr>
@@ -4516,7 +4514,7 @@
           <w:lang w:val="uk-UA"/>
         </w:rPr>
       </w:pPr>
-      <w:bookmarkStart w:id="5" w:name="_Ref346109396"/>
+      <w:bookmarkStart w:id="4" w:name="_Ref346109396"/>
       <w:r>
         <w:rPr>
           <w:sz w:val="22"/>
@@ -4585,7 +4583,7 @@
         </w:rPr>
         <w:t xml:space="preserve">не менше ніж </w:t>
       </w:r>
-      <w:bookmarkStart w:id="6" w:name="_Hlk525724896"/>
+      <w:bookmarkStart w:id="5" w:name="_Hlk525724896"/>
       <w:sdt>
         <w:sdtPr>
           <w:rPr>
@@ -4660,7 +4658,7 @@
         </w:rPr>
         <w:t>)</w:t>
       </w:r>
-      <w:bookmarkEnd w:id="6"/>
+      <w:bookmarkEnd w:id="5"/>
       <w:r>
         <w:rPr>
           <w:sz w:val="22"/>
@@ -4685,7 +4683,7 @@
         </w:rPr>
         <w:t xml:space="preserve">від сум, </w:t>
       </w:r>
-      <w:bookmarkEnd w:id="5"/>
+      <w:bookmarkEnd w:id="4"/>
       <w:r>
         <w:rPr>
           <w:sz w:val="22"/>
@@ -4831,7 +4829,7 @@
         </w:rPr>
         <w:t xml:space="preserve"> </w:t>
       </w:r>
-      <w:bookmarkStart w:id="7" w:name="_Hlk525725174"/>
+      <w:bookmarkStart w:id="6" w:name="_Hlk525725174"/>
       <w:sdt>
         <w:sdtPr>
           <w:rPr>
@@ -4915,7 +4913,7 @@
         </w:rPr>
         <w:t xml:space="preserve"> </w:t>
       </w:r>
-      <w:bookmarkEnd w:id="7"/>
+      <w:bookmarkEnd w:id="6"/>
       <w:r>
         <w:rPr>
           <w:color w:val="000000"/>
@@ -6627,8 +6625,8 @@
                 <w:szCs w:val="16"/>
                 <w:lang w:val="uk-UA"/>
               </w:rPr>
-              <w:alias w:val="СstName"/>
-              <w:tag w:val="СstName"/>
+              <w:alias w:val="CstName"/>
+              <w:tag w:val="CstName"/>
               <w:id w:val="-2037271678"/>
               <w:placeholder>
                 <w:docPart w:val="30B5231132DE4C44B87DC8A4A77312F8"/>
@@ -6810,8 +6808,8 @@
                   <w:szCs w:val="18"/>
                   <w:lang w:val="uk-UA"/>
                 </w:rPr>
-                <w:alias w:val="СstBDate"/>
-                <w:tag w:val="СstBDate"/>
+                <w:alias w:val="CstBDate"/>
+                <w:tag w:val="CstBDate"/>
                 <w:id w:val="-1087532085"/>
                 <w:placeholder>
                   <w:docPart w:val="24D557F4BD1F4680AF94C4A866494157"/>
@@ -6875,8 +6873,8 @@
                   <w:szCs w:val="18"/>
                   <w:lang w:val="uk-UA"/>
                 </w:rPr>
-                <w:alias w:val="СstINN"/>
-                <w:tag w:val="СstINN"/>
+                <w:alias w:val="CstINN"/>
+                <w:tag w:val="CstINN"/>
                 <w:id w:val="308219253"/>
                 <w:placeholder>
                   <w:docPart w:val="F2031ECA10CA432EAFAFCC13CBD26CA1"/>
@@ -6932,8 +6930,8 @@
                   <w:szCs w:val="18"/>
                   <w:lang w:val="uk-UA"/>
                 </w:rPr>
-                <w:alias w:val="СstPasport"/>
-                <w:tag w:val="СstPasport"/>
+                <w:alias w:val="CstPasport"/>
+                <w:tag w:val="CstPasport"/>
                 <w:id w:val="296653369"/>
                 <w:placeholder>
                   <w:docPart w:val="F6D2CF914FB545CFAF75D2C668297D5A"/>
@@ -6997,8 +6995,8 @@
                   <w:szCs w:val="18"/>
                   <w:lang w:val="uk-UA"/>
                 </w:rPr>
-                <w:alias w:val="СstPasportIssued"/>
-                <w:tag w:val="СstPasportIssued"/>
+                <w:alias w:val="CstPasportIssued"/>
+                <w:tag w:val="CstPasportIssued"/>
                 <w:id w:val="2134985625"/>
                 <w:placeholder>
                   <w:docPart w:val="9E9A8FC7DA374C97938206616E58A544"/>
@@ -7274,8 +7272,8 @@
                   <w:szCs w:val="18"/>
                   <w:lang w:val="uk-UA"/>
                 </w:rPr>
-                <w:alias w:val="СstBankAcc"/>
-                <w:tag w:val="СstBankAcc"/>
+                <w:alias w:val="CstBankAcc"/>
+                <w:tag w:val="CstBankAcc"/>
                 <w:id w:val="2106381056"/>
                 <w:placeholder>
                   <w:docPart w:val="C4D8D8EBF8FB4F208FCCE4F22312AE58"/>
@@ -7418,8 +7416,8 @@
                   <w:szCs w:val="18"/>
                   <w:lang w:val="uk-UA"/>
                 </w:rPr>
-                <w:alias w:val="СstPhoneHome"/>
-                <w:tag w:val="СstPhoneHome"/>
+                <w:alias w:val="CstPhoneHome"/>
+                <w:tag w:val="CstPhoneHome"/>
                 <w:id w:val="-1529868520"/>
                 <w:placeholder>
                   <w:docPart w:val="7ADE624015B146EC945C11081BCEF5B1"/>
@@ -7549,13 +7547,12 @@
                   <w:szCs w:val="18"/>
                   <w:lang w:val="uk-UA"/>
                 </w:rPr>
-                <w:alias w:val="СstPhoneWork"/>
-                <w:tag w:val="СstPhoneWork"/>
+                <w:alias w:val="CstPhoneWork"/>
+                <w:tag w:val="CstPhoneWork"/>
                 <w:id w:val="739369011"/>
                 <w:placeholder>
                   <w:docPart w:val="1C4B464C7C4A4464BA71CE2F2FA80C77"/>
                 </w:placeholder>
-                <w:showingPlcHdr/>
                 <w15:appearance w15:val="tags"/>
                 <w:text/>
               </w:sdtPr>
@@ -7563,10 +7560,12 @@
               <w:sdtContent>
                 <w:r>
                   <w:rPr>
-                    <w:rStyle w:val="af9"/>
-                    <w:rFonts w:eastAsiaTheme="minorHAnsi"/>
+                    <w:color w:val="000000"/>
+                    <w:sz w:val="18"/>
+                    <w:szCs w:val="18"/>
+                    <w:lang w:val="en-US"/>
                   </w:rPr>
-                  <w:t>Место для ввода текста.</w:t>
+                  <w:t xml:space="preserve">  </w:t>
                 </w:r>
               </w:sdtContent>
             </w:sdt>
@@ -7735,7 +7734,6 @@
                 <w:szCs w:val="18"/>
                 <w:lang w:val="uk-UA"/>
               </w:rPr>
-              <w:lastRenderedPageBreak/>
               <w:t xml:space="preserve">                  (підпис)</w:t>
             </w:r>
             <w:r>
@@ -11686,7 +11684,7 @@
     <w:charset w:val="CC"/>
     <w:family w:val="swiss"/>
     <w:pitch w:val="variable"/>
-    <w:sig w:usb0="E0002AFF" w:usb1="C000247B" w:usb2="00000009" w:usb3="00000000" w:csb0="000001FF" w:csb1="00000000"/>
+    <w:sig w:usb0="E0002EFF" w:usb1="C000247B" w:usb2="00000009" w:usb3="00000000" w:csb0="000001FF" w:csb1="00000000"/>
   </w:font>
   <w:font w:name="Cambria">
     <w:panose1 w:val="02040503050406030204"/>
@@ -11746,6 +11744,7 @@
     <w:rsid w:val="00B10511"/>
     <w:rsid w:val="00D422A4"/>
     <w:rsid w:val="00DB12E6"/>
+    <w:rsid w:val="00E531BB"/>
     <w:rsid w:val="00F36D6B"/>
   </w:rsids>
   <m:mathPr>
@@ -15730,7 +15729,7 @@
 </file>
 
 <file path=customXml/itemProps1.xml><?xml version="1.0" encoding="utf-8"?>
-<ds:datastoreItem xmlns:ds="http://schemas.openxmlformats.org/officeDocument/2006/customXml" ds:itemID="{6637D227-E992-4CB4-B4D8-BB5147CC970F}">
+<ds:datastoreItem xmlns:ds="http://schemas.openxmlformats.org/officeDocument/2006/customXml" ds:itemID="{A8401E3B-CB0D-43B6-9432-A747F9469ABB}">
   <ds:schemaRefs>
     <ds:schemaRef ds:uri="http://schemas.openxmlformats.org/officeDocument/2006/bibliography"/>
   </ds:schemaRefs>
